--- a/docs/tables/carbo/sec8_ckd_c10_surv.docx
+++ b/docs/tables/carbo/sec8_ckd_c10_surv.docx
@@ -19,12 +19,12 @@
       <w:tblGrid>
         <w:gridCol w:w="2624"/>
         <w:gridCol w:w="778"/>
-        <w:gridCol w:w="1084"/>
-        <w:gridCol w:w="1879"/>
+        <w:gridCol w:w="839"/>
+        <w:gridCol w:w="1389"/>
         <w:gridCol w:w="1181"/>
         <w:gridCol w:w="778"/>
-        <w:gridCol w:w="1084"/>
-        <w:gridCol w:w="2062"/>
+        <w:gridCol w:w="839"/>
+        <w:gridCol w:w="1389"/>
         <w:gridCol w:w="1181"/>
       </w:tblGrid>
       <w:tr>
@@ -2069,113 +2069,113 @@
                 <w:szCs w:val="22"/>
                 <w:color w:val="000000"/>
               </w:rPr>
-              <w:t xml:space="preserve">2.16</w:t>
-            </w:r>
-          </w:p>
-        </w:tc>
-        <w:tc>
-          <w:tcPr>
-            <w:tcBorders>
-              <w:bottom w:val="none" w:sz="0" w:space="0" w:color="000000"/>
-              <w:top w:val="none" w:sz="0" w:space="0" w:color="000000"/>
-              <w:left w:val="none" w:sz="0" w:space="0" w:color="000000"/>
-              <w:right w:val="none" w:sz="0" w:space="0" w:color="000000"/>
-            </w:tcBorders>
-            <w:shd w:val="clear" w:color="auto" w:fill="FFFFFF"/>
-            <w:tcMar>
-              <w:top w:w="0" w:type="dxa"/>
-              <w:bottom w:w="0" w:type="dxa"/>
-              <w:left w:w="0" w:type="dxa"/>
-              <w:right w:w="0" w:type="dxa"/>
-            </w:tcMar>
-            <w:vAlign w:val="top"/>
-          </w:tcPr>
-          <w:p>
-            <w:pPr>
-              <w:pStyle w:val="Normal"/>
-              <w:jc w:val="center"/>
-              <w:pBdr>
-                <w:bottom w:val="none" w:sz="0" w:space="0" w:color="000000"/>
-                <w:top w:val="none" w:sz="0" w:space="0" w:color="000000"/>
-                <w:left w:val="none" w:sz="0" w:space="0" w:color="000000"/>
-                <w:right w:val="none" w:sz="0" w:space="0" w:color="000000"/>
-              </w:pBdr>
-              <w:spacing w:after="100" w:before="100" w:line="240"/>
-              <w:ind w:left="100" w:right="100" w:firstLine="0" w:firstLineChars="0"/>
-              <w:rPr>
-                <w:rFonts w:ascii="Helvetica" w:hAnsi="Helvetica" w:eastAsia="Helvetica" w:cs="Helvetica"/>
-                <w:i w:val="false"/>
-                <w:b w:val="false"/>
-                <w:u w:val="none"/>
-                <w:sz w:val="22"/>
-                <w:szCs w:val="22"/>
-                <w:color w:val="000000"/>
-              </w:rPr>
-            </w:pPr>
-            <w:r>
-              <w:rPr>
-                <w:rFonts w:ascii="Helvetica" w:hAnsi="Helvetica" w:eastAsia="Helvetica" w:cs="Helvetica"/>
-                <w:i w:val="false"/>
-                <w:b w:val="false"/>
-                <w:u w:val="none"/>
-                <w:sz w:val="22"/>
-                <w:szCs w:val="22"/>
-                <w:color w:val="000000"/>
-              </w:rPr>
-              <w:t xml:space="preserve">0.43, 10.8</w:t>
-            </w:r>
-          </w:p>
-        </w:tc>
-        <w:tc>
-          <w:tcPr>
-            <w:tcBorders>
-              <w:bottom w:val="none" w:sz="0" w:space="0" w:color="000000"/>
-              <w:top w:val="none" w:sz="0" w:space="0" w:color="000000"/>
-              <w:left w:val="none" w:sz="0" w:space="0" w:color="000000"/>
-              <w:right w:val="none" w:sz="0" w:space="0" w:color="000000"/>
-            </w:tcBorders>
-            <w:shd w:val="clear" w:color="auto" w:fill="FFFFFF"/>
-            <w:tcMar>
-              <w:top w:w="0" w:type="dxa"/>
-              <w:bottom w:w="0" w:type="dxa"/>
-              <w:left w:w="0" w:type="dxa"/>
-              <w:right w:w="0" w:type="dxa"/>
-            </w:tcMar>
-            <w:vAlign w:val="top"/>
-          </w:tcPr>
-          <w:p>
-            <w:pPr>
-              <w:pStyle w:val="Normal"/>
-              <w:jc w:val="center"/>
-              <w:pBdr>
-                <w:bottom w:val="none" w:sz="0" w:space="0" w:color="000000"/>
-                <w:top w:val="none" w:sz="0" w:space="0" w:color="000000"/>
-                <w:left w:val="none" w:sz="0" w:space="0" w:color="000000"/>
-                <w:right w:val="none" w:sz="0" w:space="0" w:color="000000"/>
-              </w:pBdr>
-              <w:spacing w:after="100" w:before="100" w:line="240"/>
-              <w:ind w:left="100" w:right="100" w:firstLine="0" w:firstLineChars="0"/>
-              <w:rPr>
-                <w:rFonts w:ascii="Helvetica" w:hAnsi="Helvetica" w:eastAsia="Helvetica" w:cs="Helvetica"/>
-                <w:i w:val="false"/>
-                <w:b w:val="false"/>
-                <w:u w:val="none"/>
-                <w:sz w:val="22"/>
-                <w:szCs w:val="22"/>
-                <w:color w:val="000000"/>
-              </w:rPr>
-            </w:pPr>
-            <w:r>
-              <w:rPr>
-                <w:rFonts w:ascii="Helvetica" w:hAnsi="Helvetica" w:eastAsia="Helvetica" w:cs="Helvetica"/>
-                <w:i w:val="false"/>
-                <w:b w:val="false"/>
-                <w:u w:val="none"/>
-                <w:sz w:val="22"/>
-                <w:szCs w:val="22"/>
-                <w:color w:val="000000"/>
-              </w:rPr>
-              <w:t xml:space="preserve">0.350</w:t>
+              <w:t xml:space="preserve">2.12</w:t>
+            </w:r>
+          </w:p>
+        </w:tc>
+        <w:tc>
+          <w:tcPr>
+            <w:tcBorders>
+              <w:bottom w:val="none" w:sz="0" w:space="0" w:color="000000"/>
+              <w:top w:val="none" w:sz="0" w:space="0" w:color="000000"/>
+              <w:left w:val="none" w:sz="0" w:space="0" w:color="000000"/>
+              <w:right w:val="none" w:sz="0" w:space="0" w:color="000000"/>
+            </w:tcBorders>
+            <w:shd w:val="clear" w:color="auto" w:fill="FFFFFF"/>
+            <w:tcMar>
+              <w:top w:w="0" w:type="dxa"/>
+              <w:bottom w:w="0" w:type="dxa"/>
+              <w:left w:w="0" w:type="dxa"/>
+              <w:right w:w="0" w:type="dxa"/>
+            </w:tcMar>
+            <w:vAlign w:val="top"/>
+          </w:tcPr>
+          <w:p>
+            <w:pPr>
+              <w:pStyle w:val="Normal"/>
+              <w:jc w:val="center"/>
+              <w:pBdr>
+                <w:bottom w:val="none" w:sz="0" w:space="0" w:color="000000"/>
+                <w:top w:val="none" w:sz="0" w:space="0" w:color="000000"/>
+                <w:left w:val="none" w:sz="0" w:space="0" w:color="000000"/>
+                <w:right w:val="none" w:sz="0" w:space="0" w:color="000000"/>
+              </w:pBdr>
+              <w:spacing w:after="100" w:before="100" w:line="240"/>
+              <w:ind w:left="100" w:right="100" w:firstLine="0" w:firstLineChars="0"/>
+              <w:rPr>
+                <w:rFonts w:ascii="Helvetica" w:hAnsi="Helvetica" w:eastAsia="Helvetica" w:cs="Helvetica"/>
+                <w:i w:val="false"/>
+                <w:b w:val="false"/>
+                <w:u w:val="none"/>
+                <w:sz w:val="22"/>
+                <w:szCs w:val="22"/>
+                <w:color w:val="000000"/>
+              </w:rPr>
+            </w:pPr>
+            <w:r>
+              <w:rPr>
+                <w:rFonts w:ascii="Helvetica" w:hAnsi="Helvetica" w:eastAsia="Helvetica" w:cs="Helvetica"/>
+                <w:i w:val="false"/>
+                <w:b w:val="false"/>
+                <w:u w:val="none"/>
+                <w:sz w:val="22"/>
+                <w:szCs w:val="22"/>
+                <w:color w:val="000000"/>
+              </w:rPr>
+              <w:t xml:space="preserve">0.42, 10.6</w:t>
+            </w:r>
+          </w:p>
+        </w:tc>
+        <w:tc>
+          <w:tcPr>
+            <w:tcBorders>
+              <w:bottom w:val="none" w:sz="0" w:space="0" w:color="000000"/>
+              <w:top w:val="none" w:sz="0" w:space="0" w:color="000000"/>
+              <w:left w:val="none" w:sz="0" w:space="0" w:color="000000"/>
+              <w:right w:val="none" w:sz="0" w:space="0" w:color="000000"/>
+            </w:tcBorders>
+            <w:shd w:val="clear" w:color="auto" w:fill="FFFFFF"/>
+            <w:tcMar>
+              <w:top w:w="0" w:type="dxa"/>
+              <w:bottom w:w="0" w:type="dxa"/>
+              <w:left w:w="0" w:type="dxa"/>
+              <w:right w:w="0" w:type="dxa"/>
+            </w:tcMar>
+            <w:vAlign w:val="top"/>
+          </w:tcPr>
+          <w:p>
+            <w:pPr>
+              <w:pStyle w:val="Normal"/>
+              <w:jc w:val="center"/>
+              <w:pBdr>
+                <w:bottom w:val="none" w:sz="0" w:space="0" w:color="000000"/>
+                <w:top w:val="none" w:sz="0" w:space="0" w:color="000000"/>
+                <w:left w:val="none" w:sz="0" w:space="0" w:color="000000"/>
+                <w:right w:val="none" w:sz="0" w:space="0" w:color="000000"/>
+              </w:pBdr>
+              <w:spacing w:after="100" w:before="100" w:line="240"/>
+              <w:ind w:left="100" w:right="100" w:firstLine="0" w:firstLineChars="0"/>
+              <w:rPr>
+                <w:rFonts w:ascii="Helvetica" w:hAnsi="Helvetica" w:eastAsia="Helvetica" w:cs="Helvetica"/>
+                <w:i w:val="false"/>
+                <w:b w:val="false"/>
+                <w:u w:val="none"/>
+                <w:sz w:val="22"/>
+                <w:szCs w:val="22"/>
+                <w:color w:val="000000"/>
+              </w:rPr>
+            </w:pPr>
+            <w:r>
+              <w:rPr>
+                <w:rFonts w:ascii="Helvetica" w:hAnsi="Helvetica" w:eastAsia="Helvetica" w:cs="Helvetica"/>
+                <w:i w:val="false"/>
+                <w:b w:val="false"/>
+                <w:u w:val="none"/>
+                <w:sz w:val="22"/>
+                <w:szCs w:val="22"/>
+                <w:color w:val="000000"/>
+              </w:rPr>
+              <w:t xml:space="preserve">0.360</w:t>
             </w:r>
           </w:p>
         </w:tc>
@@ -2605,60 +2605,60 @@
                 <w:szCs w:val="22"/>
                 <w:color w:val="000000"/>
               </w:rPr>
-              <w:t xml:space="preserve">0.95, 1.11</w:t>
-            </w:r>
-          </w:p>
-        </w:tc>
-        <w:tc>
-          <w:tcPr>
-            <w:tcBorders>
-              <w:bottom w:val="none" w:sz="0" w:space="0" w:color="000000"/>
-              <w:top w:val="none" w:sz="0" w:space="0" w:color="000000"/>
-              <w:left w:val="none" w:sz="0" w:space="0" w:color="000000"/>
-              <w:right w:val="none" w:sz="0" w:space="0" w:color="000000"/>
-            </w:tcBorders>
-            <w:shd w:val="clear" w:color="auto" w:fill="FFFFFF"/>
-            <w:tcMar>
-              <w:top w:w="0" w:type="dxa"/>
-              <w:bottom w:w="0" w:type="dxa"/>
-              <w:left w:w="0" w:type="dxa"/>
-              <w:right w:w="0" w:type="dxa"/>
-            </w:tcMar>
-            <w:vAlign w:val="top"/>
-          </w:tcPr>
-          <w:p>
-            <w:pPr>
-              <w:pStyle w:val="Normal"/>
-              <w:jc w:val="center"/>
-              <w:pBdr>
-                <w:bottom w:val="none" w:sz="0" w:space="0" w:color="000000"/>
-                <w:top w:val="none" w:sz="0" w:space="0" w:color="000000"/>
-                <w:left w:val="none" w:sz="0" w:space="0" w:color="000000"/>
-                <w:right w:val="none" w:sz="0" w:space="0" w:color="000000"/>
-              </w:pBdr>
-              <w:spacing w:after="100" w:before="100" w:line="240"/>
-              <w:ind w:left="100" w:right="100" w:firstLine="0" w:firstLineChars="0"/>
-              <w:rPr>
-                <w:rFonts w:ascii="Helvetica" w:hAnsi="Helvetica" w:eastAsia="Helvetica" w:cs="Helvetica"/>
-                <w:i w:val="false"/>
-                <w:b w:val="false"/>
-                <w:u w:val="none"/>
-                <w:sz w:val="22"/>
-                <w:szCs w:val="22"/>
-                <w:color w:val="000000"/>
-              </w:rPr>
-            </w:pPr>
-            <w:r>
-              <w:rPr>
-                <w:rFonts w:ascii="Helvetica" w:hAnsi="Helvetica" w:eastAsia="Helvetica" w:cs="Helvetica"/>
-                <w:i w:val="false"/>
-                <w:b w:val="false"/>
-                <w:u w:val="none"/>
-                <w:sz w:val="22"/>
-                <w:szCs w:val="22"/>
-                <w:color w:val="000000"/>
-              </w:rPr>
-              <w:t xml:space="preserve">0.570</w:t>
+              <w:t xml:space="preserve">0.94, 1.11</w:t>
+            </w:r>
+          </w:p>
+        </w:tc>
+        <w:tc>
+          <w:tcPr>
+            <w:tcBorders>
+              <w:bottom w:val="none" w:sz="0" w:space="0" w:color="000000"/>
+              <w:top w:val="none" w:sz="0" w:space="0" w:color="000000"/>
+              <w:left w:val="none" w:sz="0" w:space="0" w:color="000000"/>
+              <w:right w:val="none" w:sz="0" w:space="0" w:color="000000"/>
+            </w:tcBorders>
+            <w:shd w:val="clear" w:color="auto" w:fill="FFFFFF"/>
+            <w:tcMar>
+              <w:top w:w="0" w:type="dxa"/>
+              <w:bottom w:w="0" w:type="dxa"/>
+              <w:left w:w="0" w:type="dxa"/>
+              <w:right w:w="0" w:type="dxa"/>
+            </w:tcMar>
+            <w:vAlign w:val="top"/>
+          </w:tcPr>
+          <w:p>
+            <w:pPr>
+              <w:pStyle w:val="Normal"/>
+              <w:jc w:val="center"/>
+              <w:pBdr>
+                <w:bottom w:val="none" w:sz="0" w:space="0" w:color="000000"/>
+                <w:top w:val="none" w:sz="0" w:space="0" w:color="000000"/>
+                <w:left w:val="none" w:sz="0" w:space="0" w:color="000000"/>
+                <w:right w:val="none" w:sz="0" w:space="0" w:color="000000"/>
+              </w:pBdr>
+              <w:spacing w:after="100" w:before="100" w:line="240"/>
+              <w:ind w:left="100" w:right="100" w:firstLine="0" w:firstLineChars="0"/>
+              <w:rPr>
+                <w:rFonts w:ascii="Helvetica" w:hAnsi="Helvetica" w:eastAsia="Helvetica" w:cs="Helvetica"/>
+                <w:i w:val="false"/>
+                <w:b w:val="false"/>
+                <w:u w:val="none"/>
+                <w:sz w:val="22"/>
+                <w:szCs w:val="22"/>
+                <w:color w:val="000000"/>
+              </w:rPr>
+            </w:pPr>
+            <w:r>
+              <w:rPr>
+                <w:rFonts w:ascii="Helvetica" w:hAnsi="Helvetica" w:eastAsia="Helvetica" w:cs="Helvetica"/>
+                <w:i w:val="false"/>
+                <w:b w:val="false"/>
+                <w:u w:val="none"/>
+                <w:sz w:val="22"/>
+                <w:szCs w:val="22"/>
+                <w:color w:val="000000"/>
+              </w:rPr>
+              <w:t xml:space="preserve">0.590</w:t>
             </w:r>
           </w:p>
         </w:tc>
@@ -4001,113 +4001,113 @@
                 <w:szCs w:val="22"/>
                 <w:color w:val="000000"/>
               </w:rPr>
-              <w:t xml:space="preserve">10.0</w:t>
-            </w:r>
-          </w:p>
-        </w:tc>
-        <w:tc>
-          <w:tcPr>
-            <w:tcBorders>
-              <w:bottom w:val="none" w:sz="0" w:space="0" w:color="000000"/>
-              <w:top w:val="none" w:sz="0" w:space="0" w:color="000000"/>
-              <w:left w:val="none" w:sz="0" w:space="0" w:color="000000"/>
-              <w:right w:val="none" w:sz="0" w:space="0" w:color="000000"/>
-            </w:tcBorders>
-            <w:shd w:val="clear" w:color="auto" w:fill="FFFFFF"/>
-            <w:tcMar>
-              <w:top w:w="0" w:type="dxa"/>
-              <w:bottom w:w="0" w:type="dxa"/>
-              <w:left w:w="0" w:type="dxa"/>
-              <w:right w:w="0" w:type="dxa"/>
-            </w:tcMar>
-            <w:vAlign w:val="top"/>
-          </w:tcPr>
-          <w:p>
-            <w:pPr>
-              <w:pStyle w:val="Normal"/>
-              <w:jc w:val="center"/>
-              <w:pBdr>
-                <w:bottom w:val="none" w:sz="0" w:space="0" w:color="000000"/>
-                <w:top w:val="none" w:sz="0" w:space="0" w:color="000000"/>
-                <w:left w:val="none" w:sz="0" w:space="0" w:color="000000"/>
-                <w:right w:val="none" w:sz="0" w:space="0" w:color="000000"/>
-              </w:pBdr>
-              <w:spacing w:after="100" w:before="100" w:line="240"/>
-              <w:ind w:left="100" w:right="100" w:firstLine="0" w:firstLineChars="0"/>
-              <w:rPr>
-                <w:rFonts w:ascii="Helvetica" w:hAnsi="Helvetica" w:eastAsia="Helvetica" w:cs="Helvetica"/>
-                <w:i w:val="false"/>
-                <w:b w:val="false"/>
-                <w:u w:val="none"/>
-                <w:sz w:val="22"/>
-                <w:szCs w:val="22"/>
-                <w:color w:val="000000"/>
-              </w:rPr>
-            </w:pPr>
-            <w:r>
-              <w:rPr>
-                <w:rFonts w:ascii="Helvetica" w:hAnsi="Helvetica" w:eastAsia="Helvetica" w:cs="Helvetica"/>
-                <w:i w:val="false"/>
-                <w:b w:val="false"/>
-                <w:u w:val="none"/>
-                <w:sz w:val="22"/>
-                <w:szCs w:val="22"/>
-                <w:color w:val="000000"/>
-              </w:rPr>
-              <w:t xml:space="preserve">1.10, 91.9</w:t>
-            </w:r>
-          </w:p>
-        </w:tc>
-        <w:tc>
-          <w:tcPr>
-            <w:tcBorders>
-              <w:bottom w:val="none" w:sz="0" w:space="0" w:color="000000"/>
-              <w:top w:val="none" w:sz="0" w:space="0" w:color="000000"/>
-              <w:left w:val="none" w:sz="0" w:space="0" w:color="000000"/>
-              <w:right w:val="none" w:sz="0" w:space="0" w:color="000000"/>
-            </w:tcBorders>
-            <w:shd w:val="clear" w:color="auto" w:fill="FFFFFF"/>
-            <w:tcMar>
-              <w:top w:w="0" w:type="dxa"/>
-              <w:bottom w:w="0" w:type="dxa"/>
-              <w:left w:w="0" w:type="dxa"/>
-              <w:right w:w="0" w:type="dxa"/>
-            </w:tcMar>
-            <w:vAlign w:val="top"/>
-          </w:tcPr>
-          <w:p>
-            <w:pPr>
-              <w:pStyle w:val="Normal"/>
-              <w:jc w:val="center"/>
-              <w:pBdr>
-                <w:bottom w:val="none" w:sz="0" w:space="0" w:color="000000"/>
-                <w:top w:val="none" w:sz="0" w:space="0" w:color="000000"/>
-                <w:left w:val="none" w:sz="0" w:space="0" w:color="000000"/>
-                <w:right w:val="none" w:sz="0" w:space="0" w:color="000000"/>
-              </w:pBdr>
-              <w:spacing w:after="100" w:before="100" w:line="240"/>
-              <w:ind w:left="100" w:right="100" w:firstLine="0" w:firstLineChars="0"/>
-              <w:rPr>
-                <w:rFonts w:ascii="Helvetica" w:hAnsi="Helvetica" w:eastAsia="Helvetica" w:cs="Helvetica"/>
-                <w:i w:val="false"/>
-                <w:b w:val="false"/>
-                <w:u w:val="none"/>
-                <w:sz w:val="22"/>
-                <w:szCs w:val="22"/>
-                <w:color w:val="000000"/>
-              </w:rPr>
-            </w:pPr>
-            <w:r>
-              <w:rPr>
-                <w:rFonts w:ascii="Helvetica" w:hAnsi="Helvetica" w:eastAsia="Helvetica" w:cs="Helvetica"/>
-                <w:i w:val="false"/>
-                <w:b w:val="false"/>
-                <w:u w:val="none"/>
-                <w:sz w:val="22"/>
-                <w:szCs w:val="22"/>
-                <w:color w:val="000000"/>
-              </w:rPr>
-              <w:t xml:space="preserve">0.041</w:t>
+              <w:t xml:space="preserve">11.1</w:t>
+            </w:r>
+          </w:p>
+        </w:tc>
+        <w:tc>
+          <w:tcPr>
+            <w:tcBorders>
+              <w:bottom w:val="none" w:sz="0" w:space="0" w:color="000000"/>
+              <w:top w:val="none" w:sz="0" w:space="0" w:color="000000"/>
+              <w:left w:val="none" w:sz="0" w:space="0" w:color="000000"/>
+              <w:right w:val="none" w:sz="0" w:space="0" w:color="000000"/>
+            </w:tcBorders>
+            <w:shd w:val="clear" w:color="auto" w:fill="FFFFFF"/>
+            <w:tcMar>
+              <w:top w:w="0" w:type="dxa"/>
+              <w:bottom w:w="0" w:type="dxa"/>
+              <w:left w:w="0" w:type="dxa"/>
+              <w:right w:w="0" w:type="dxa"/>
+            </w:tcMar>
+            <w:vAlign w:val="top"/>
+          </w:tcPr>
+          <w:p>
+            <w:pPr>
+              <w:pStyle w:val="Normal"/>
+              <w:jc w:val="center"/>
+              <w:pBdr>
+                <w:bottom w:val="none" w:sz="0" w:space="0" w:color="000000"/>
+                <w:top w:val="none" w:sz="0" w:space="0" w:color="000000"/>
+                <w:left w:val="none" w:sz="0" w:space="0" w:color="000000"/>
+                <w:right w:val="none" w:sz="0" w:space="0" w:color="000000"/>
+              </w:pBdr>
+              <w:spacing w:after="100" w:before="100" w:line="240"/>
+              <w:ind w:left="100" w:right="100" w:firstLine="0" w:firstLineChars="0"/>
+              <w:rPr>
+                <w:rFonts w:ascii="Helvetica" w:hAnsi="Helvetica" w:eastAsia="Helvetica" w:cs="Helvetica"/>
+                <w:i w:val="false"/>
+                <w:b w:val="false"/>
+                <w:u w:val="none"/>
+                <w:sz w:val="22"/>
+                <w:szCs w:val="22"/>
+                <w:color w:val="000000"/>
+              </w:rPr>
+            </w:pPr>
+            <w:r>
+              <w:rPr>
+                <w:rFonts w:ascii="Helvetica" w:hAnsi="Helvetica" w:eastAsia="Helvetica" w:cs="Helvetica"/>
+                <w:i w:val="false"/>
+                <w:b w:val="false"/>
+                <w:u w:val="none"/>
+                <w:sz w:val="22"/>
+                <w:szCs w:val="22"/>
+                <w:color w:val="000000"/>
+              </w:rPr>
+              <w:t xml:space="preserve">1.32, 94.0</w:t>
+            </w:r>
+          </w:p>
+        </w:tc>
+        <w:tc>
+          <w:tcPr>
+            <w:tcBorders>
+              <w:bottom w:val="none" w:sz="0" w:space="0" w:color="000000"/>
+              <w:top w:val="none" w:sz="0" w:space="0" w:color="000000"/>
+              <w:left w:val="none" w:sz="0" w:space="0" w:color="000000"/>
+              <w:right w:val="none" w:sz="0" w:space="0" w:color="000000"/>
+            </w:tcBorders>
+            <w:shd w:val="clear" w:color="auto" w:fill="FFFFFF"/>
+            <w:tcMar>
+              <w:top w:w="0" w:type="dxa"/>
+              <w:bottom w:w="0" w:type="dxa"/>
+              <w:left w:w="0" w:type="dxa"/>
+              <w:right w:w="0" w:type="dxa"/>
+            </w:tcMar>
+            <w:vAlign w:val="top"/>
+          </w:tcPr>
+          <w:p>
+            <w:pPr>
+              <w:pStyle w:val="Normal"/>
+              <w:jc w:val="center"/>
+              <w:pBdr>
+                <w:bottom w:val="none" w:sz="0" w:space="0" w:color="000000"/>
+                <w:top w:val="none" w:sz="0" w:space="0" w:color="000000"/>
+                <w:left w:val="none" w:sz="0" w:space="0" w:color="000000"/>
+                <w:right w:val="none" w:sz="0" w:space="0" w:color="000000"/>
+              </w:pBdr>
+              <w:spacing w:after="100" w:before="100" w:line="240"/>
+              <w:ind w:left="100" w:right="100" w:firstLine="0" w:firstLineChars="0"/>
+              <w:rPr>
+                <w:rFonts w:ascii="Helvetica" w:hAnsi="Helvetica" w:eastAsia="Helvetica" w:cs="Helvetica"/>
+                <w:i w:val="false"/>
+                <w:b w:val="false"/>
+                <w:u w:val="none"/>
+                <w:sz w:val="22"/>
+                <w:szCs w:val="22"/>
+                <w:color w:val="000000"/>
+              </w:rPr>
+            </w:pPr>
+            <w:r>
+              <w:rPr>
+                <w:rFonts w:ascii="Helvetica" w:hAnsi="Helvetica" w:eastAsia="Helvetica" w:cs="Helvetica"/>
+                <w:i w:val="false"/>
+                <w:b w:val="false"/>
+                <w:u w:val="none"/>
+                <w:sz w:val="22"/>
+                <w:szCs w:val="22"/>
+                <w:color w:val="000000"/>
+              </w:rPr>
+              <w:t xml:space="preserve">0.027</w:t>
             </w:r>
           </w:p>
         </w:tc>
@@ -4537,60 +4537,60 @@
                 <w:szCs w:val="22"/>
                 <w:color w:val="000000"/>
               </w:rPr>
-              <w:t xml:space="preserve">0.67, 1.30</w:t>
-            </w:r>
-          </w:p>
-        </w:tc>
-        <w:tc>
-          <w:tcPr>
-            <w:tcBorders>
-              <w:bottom w:val="none" w:sz="0" w:space="0" w:color="000000"/>
-              <w:top w:val="none" w:sz="0" w:space="0" w:color="000000"/>
-              <w:left w:val="none" w:sz="0" w:space="0" w:color="000000"/>
-              <w:right w:val="none" w:sz="0" w:space="0" w:color="000000"/>
-            </w:tcBorders>
-            <w:shd w:val="clear" w:color="auto" w:fill="FFFFFF"/>
-            <w:tcMar>
-              <w:top w:w="0" w:type="dxa"/>
-              <w:bottom w:w="0" w:type="dxa"/>
-              <w:left w:w="0" w:type="dxa"/>
-              <w:right w:w="0" w:type="dxa"/>
-            </w:tcMar>
-            <w:vAlign w:val="top"/>
-          </w:tcPr>
-          <w:p>
-            <w:pPr>
-              <w:pStyle w:val="Normal"/>
-              <w:jc w:val="center"/>
-              <w:pBdr>
-                <w:bottom w:val="none" w:sz="0" w:space="0" w:color="000000"/>
-                <w:top w:val="none" w:sz="0" w:space="0" w:color="000000"/>
-                <w:left w:val="none" w:sz="0" w:space="0" w:color="000000"/>
-                <w:right w:val="none" w:sz="0" w:space="0" w:color="000000"/>
-              </w:pBdr>
-              <w:spacing w:after="100" w:before="100" w:line="240"/>
-              <w:ind w:left="100" w:right="100" w:firstLine="0" w:firstLineChars="0"/>
-              <w:rPr>
-                <w:rFonts w:ascii="Helvetica" w:hAnsi="Helvetica" w:eastAsia="Helvetica" w:cs="Helvetica"/>
-                <w:i w:val="false"/>
-                <w:b w:val="false"/>
-                <w:u w:val="none"/>
-                <w:sz w:val="22"/>
-                <w:szCs w:val="22"/>
-                <w:color w:val="000000"/>
-              </w:rPr>
-            </w:pPr>
-            <w:r>
-              <w:rPr>
-                <w:rFonts w:ascii="Helvetica" w:hAnsi="Helvetica" w:eastAsia="Helvetica" w:cs="Helvetica"/>
-                <w:i w:val="false"/>
-                <w:b w:val="false"/>
-                <w:u w:val="none"/>
-                <w:sz w:val="22"/>
-                <w:szCs w:val="22"/>
-                <w:color w:val="000000"/>
-              </w:rPr>
-              <w:t xml:space="preserve">0.660</w:t>
+              <w:t xml:space="preserve">0.67, 1.29</w:t>
+            </w:r>
+          </w:p>
+        </w:tc>
+        <w:tc>
+          <w:tcPr>
+            <w:tcBorders>
+              <w:bottom w:val="none" w:sz="0" w:space="0" w:color="000000"/>
+              <w:top w:val="none" w:sz="0" w:space="0" w:color="000000"/>
+              <w:left w:val="none" w:sz="0" w:space="0" w:color="000000"/>
+              <w:right w:val="none" w:sz="0" w:space="0" w:color="000000"/>
+            </w:tcBorders>
+            <w:shd w:val="clear" w:color="auto" w:fill="FFFFFF"/>
+            <w:tcMar>
+              <w:top w:w="0" w:type="dxa"/>
+              <w:bottom w:w="0" w:type="dxa"/>
+              <w:left w:w="0" w:type="dxa"/>
+              <w:right w:w="0" w:type="dxa"/>
+            </w:tcMar>
+            <w:vAlign w:val="top"/>
+          </w:tcPr>
+          <w:p>
+            <w:pPr>
+              <w:pStyle w:val="Normal"/>
+              <w:jc w:val="center"/>
+              <w:pBdr>
+                <w:bottom w:val="none" w:sz="0" w:space="0" w:color="000000"/>
+                <w:top w:val="none" w:sz="0" w:space="0" w:color="000000"/>
+                <w:left w:val="none" w:sz="0" w:space="0" w:color="000000"/>
+                <w:right w:val="none" w:sz="0" w:space="0" w:color="000000"/>
+              </w:pBdr>
+              <w:spacing w:after="100" w:before="100" w:line="240"/>
+              <w:ind w:left="100" w:right="100" w:firstLine="0" w:firstLineChars="0"/>
+              <w:rPr>
+                <w:rFonts w:ascii="Helvetica" w:hAnsi="Helvetica" w:eastAsia="Helvetica" w:cs="Helvetica"/>
+                <w:i w:val="false"/>
+                <w:b w:val="false"/>
+                <w:u w:val="none"/>
+                <w:sz w:val="22"/>
+                <w:szCs w:val="22"/>
+                <w:color w:val="000000"/>
+              </w:rPr>
+            </w:pPr>
+            <w:r>
+              <w:rPr>
+                <w:rFonts w:ascii="Helvetica" w:hAnsi="Helvetica" w:eastAsia="Helvetica" w:cs="Helvetica"/>
+                <w:i w:val="false"/>
+                <w:b w:val="false"/>
+                <w:u w:val="none"/>
+                <w:sz w:val="22"/>
+                <w:szCs w:val="22"/>
+                <w:color w:val="000000"/>
+              </w:rPr>
+              <w:t xml:space="preserve">0.670</w:t>
             </w:r>
           </w:p>
         </w:tc>
@@ -5933,113 +5933,113 @@
                 <w:szCs w:val="22"/>
                 <w:color w:val="000000"/>
               </w:rPr>
-              <w:t xml:space="preserve">0.48</w:t>
-            </w:r>
-          </w:p>
-        </w:tc>
-        <w:tc>
-          <w:tcPr>
-            <w:tcBorders>
-              <w:bottom w:val="none" w:sz="0" w:space="0" w:color="000000"/>
-              <w:top w:val="none" w:sz="0" w:space="0" w:color="000000"/>
-              <w:left w:val="none" w:sz="0" w:space="0" w:color="000000"/>
-              <w:right w:val="none" w:sz="0" w:space="0" w:color="000000"/>
-            </w:tcBorders>
-            <w:shd w:val="clear" w:color="auto" w:fill="FFFFFF"/>
-            <w:tcMar>
-              <w:top w:w="0" w:type="dxa"/>
-              <w:bottom w:w="0" w:type="dxa"/>
-              <w:left w:w="0" w:type="dxa"/>
-              <w:right w:w="0" w:type="dxa"/>
-            </w:tcMar>
-            <w:vAlign w:val="top"/>
-          </w:tcPr>
-          <w:p>
-            <w:pPr>
-              <w:pStyle w:val="Normal"/>
-              <w:jc w:val="center"/>
-              <w:pBdr>
-                <w:bottom w:val="none" w:sz="0" w:space="0" w:color="000000"/>
-                <w:top w:val="none" w:sz="0" w:space="0" w:color="000000"/>
-                <w:left w:val="none" w:sz="0" w:space="0" w:color="000000"/>
-                <w:right w:val="none" w:sz="0" w:space="0" w:color="000000"/>
-              </w:pBdr>
-              <w:spacing w:after="100" w:before="100" w:line="240"/>
-              <w:ind w:left="100" w:right="100" w:firstLine="0" w:firstLineChars="0"/>
-              <w:rPr>
-                <w:rFonts w:ascii="Helvetica" w:hAnsi="Helvetica" w:eastAsia="Helvetica" w:cs="Helvetica"/>
-                <w:i w:val="false"/>
-                <w:b w:val="false"/>
-                <w:u w:val="none"/>
-                <w:sz w:val="22"/>
-                <w:szCs w:val="22"/>
-                <w:color w:val="000000"/>
-              </w:rPr>
-            </w:pPr>
-            <w:r>
-              <w:rPr>
-                <w:rFonts w:ascii="Helvetica" w:hAnsi="Helvetica" w:eastAsia="Helvetica" w:cs="Helvetica"/>
-                <w:i w:val="false"/>
-                <w:b w:val="false"/>
-                <w:u w:val="none"/>
-                <w:sz w:val="22"/>
-                <w:szCs w:val="22"/>
-                <w:color w:val="000000"/>
-              </w:rPr>
-              <w:t xml:space="preserve">0.10, 2.38</w:t>
-            </w:r>
-          </w:p>
-        </w:tc>
-        <w:tc>
-          <w:tcPr>
-            <w:tcBorders>
-              <w:bottom w:val="none" w:sz="0" w:space="0" w:color="000000"/>
-              <w:top w:val="none" w:sz="0" w:space="0" w:color="000000"/>
-              <w:left w:val="none" w:sz="0" w:space="0" w:color="000000"/>
-              <w:right w:val="none" w:sz="0" w:space="0" w:color="000000"/>
-            </w:tcBorders>
-            <w:shd w:val="clear" w:color="auto" w:fill="FFFFFF"/>
-            <w:tcMar>
-              <w:top w:w="0" w:type="dxa"/>
-              <w:bottom w:w="0" w:type="dxa"/>
-              <w:left w:w="0" w:type="dxa"/>
-              <w:right w:w="0" w:type="dxa"/>
-            </w:tcMar>
-            <w:vAlign w:val="top"/>
-          </w:tcPr>
-          <w:p>
-            <w:pPr>
-              <w:pStyle w:val="Normal"/>
-              <w:jc w:val="center"/>
-              <w:pBdr>
-                <w:bottom w:val="none" w:sz="0" w:space="0" w:color="000000"/>
-                <w:top w:val="none" w:sz="0" w:space="0" w:color="000000"/>
-                <w:left w:val="none" w:sz="0" w:space="0" w:color="000000"/>
-                <w:right w:val="none" w:sz="0" w:space="0" w:color="000000"/>
-              </w:pBdr>
-              <w:spacing w:after="100" w:before="100" w:line="240"/>
-              <w:ind w:left="100" w:right="100" w:firstLine="0" w:firstLineChars="0"/>
-              <w:rPr>
-                <w:rFonts w:ascii="Helvetica" w:hAnsi="Helvetica" w:eastAsia="Helvetica" w:cs="Helvetica"/>
-                <w:i w:val="false"/>
-                <w:b w:val="false"/>
-                <w:u w:val="none"/>
-                <w:sz w:val="22"/>
-                <w:szCs w:val="22"/>
-                <w:color w:val="000000"/>
-              </w:rPr>
-            </w:pPr>
-            <w:r>
-              <w:rPr>
-                <w:rFonts w:ascii="Helvetica" w:hAnsi="Helvetica" w:eastAsia="Helvetica" w:cs="Helvetica"/>
-                <w:i w:val="false"/>
-                <w:b w:val="false"/>
-                <w:u w:val="none"/>
-                <w:sz w:val="22"/>
-                <w:szCs w:val="22"/>
-                <w:color w:val="000000"/>
-              </w:rPr>
-              <w:t xml:space="preserve">0.370</w:t>
+              <w:t xml:space="preserve">0.46</w:t>
+            </w:r>
+          </w:p>
+        </w:tc>
+        <w:tc>
+          <w:tcPr>
+            <w:tcBorders>
+              <w:bottom w:val="none" w:sz="0" w:space="0" w:color="000000"/>
+              <w:top w:val="none" w:sz="0" w:space="0" w:color="000000"/>
+              <w:left w:val="none" w:sz="0" w:space="0" w:color="000000"/>
+              <w:right w:val="none" w:sz="0" w:space="0" w:color="000000"/>
+            </w:tcBorders>
+            <w:shd w:val="clear" w:color="auto" w:fill="FFFFFF"/>
+            <w:tcMar>
+              <w:top w:w="0" w:type="dxa"/>
+              <w:bottom w:w="0" w:type="dxa"/>
+              <w:left w:w="0" w:type="dxa"/>
+              <w:right w:w="0" w:type="dxa"/>
+            </w:tcMar>
+            <w:vAlign w:val="top"/>
+          </w:tcPr>
+          <w:p>
+            <w:pPr>
+              <w:pStyle w:val="Normal"/>
+              <w:jc w:val="center"/>
+              <w:pBdr>
+                <w:bottom w:val="none" w:sz="0" w:space="0" w:color="000000"/>
+                <w:top w:val="none" w:sz="0" w:space="0" w:color="000000"/>
+                <w:left w:val="none" w:sz="0" w:space="0" w:color="000000"/>
+                <w:right w:val="none" w:sz="0" w:space="0" w:color="000000"/>
+              </w:pBdr>
+              <w:spacing w:after="100" w:before="100" w:line="240"/>
+              <w:ind w:left="100" w:right="100" w:firstLine="0" w:firstLineChars="0"/>
+              <w:rPr>
+                <w:rFonts w:ascii="Helvetica" w:hAnsi="Helvetica" w:eastAsia="Helvetica" w:cs="Helvetica"/>
+                <w:i w:val="false"/>
+                <w:b w:val="false"/>
+                <w:u w:val="none"/>
+                <w:sz w:val="22"/>
+                <w:szCs w:val="22"/>
+                <w:color w:val="000000"/>
+              </w:rPr>
+            </w:pPr>
+            <w:r>
+              <w:rPr>
+                <w:rFonts w:ascii="Helvetica" w:hAnsi="Helvetica" w:eastAsia="Helvetica" w:cs="Helvetica"/>
+                <w:i w:val="false"/>
+                <w:b w:val="false"/>
+                <w:u w:val="none"/>
+                <w:sz w:val="22"/>
+                <w:szCs w:val="22"/>
+                <w:color w:val="000000"/>
+              </w:rPr>
+              <w:t xml:space="preserve">0.09, 2.33</w:t>
+            </w:r>
+          </w:p>
+        </w:tc>
+        <w:tc>
+          <w:tcPr>
+            <w:tcBorders>
+              <w:bottom w:val="none" w:sz="0" w:space="0" w:color="000000"/>
+              <w:top w:val="none" w:sz="0" w:space="0" w:color="000000"/>
+              <w:left w:val="none" w:sz="0" w:space="0" w:color="000000"/>
+              <w:right w:val="none" w:sz="0" w:space="0" w:color="000000"/>
+            </w:tcBorders>
+            <w:shd w:val="clear" w:color="auto" w:fill="FFFFFF"/>
+            <w:tcMar>
+              <w:top w:w="0" w:type="dxa"/>
+              <w:bottom w:w="0" w:type="dxa"/>
+              <w:left w:w="0" w:type="dxa"/>
+              <w:right w:w="0" w:type="dxa"/>
+            </w:tcMar>
+            <w:vAlign w:val="top"/>
+          </w:tcPr>
+          <w:p>
+            <w:pPr>
+              <w:pStyle w:val="Normal"/>
+              <w:jc w:val="center"/>
+              <w:pBdr>
+                <w:bottom w:val="none" w:sz="0" w:space="0" w:color="000000"/>
+                <w:top w:val="none" w:sz="0" w:space="0" w:color="000000"/>
+                <w:left w:val="none" w:sz="0" w:space="0" w:color="000000"/>
+                <w:right w:val="none" w:sz="0" w:space="0" w:color="000000"/>
+              </w:pBdr>
+              <w:spacing w:after="100" w:before="100" w:line="240"/>
+              <w:ind w:left="100" w:right="100" w:firstLine="0" w:firstLineChars="0"/>
+              <w:rPr>
+                <w:rFonts w:ascii="Helvetica" w:hAnsi="Helvetica" w:eastAsia="Helvetica" w:cs="Helvetica"/>
+                <w:i w:val="false"/>
+                <w:b w:val="false"/>
+                <w:u w:val="none"/>
+                <w:sz w:val="22"/>
+                <w:szCs w:val="22"/>
+                <w:color w:val="000000"/>
+              </w:rPr>
+            </w:pPr>
+            <w:r>
+              <w:rPr>
+                <w:rFonts w:ascii="Helvetica" w:hAnsi="Helvetica" w:eastAsia="Helvetica" w:cs="Helvetica"/>
+                <w:i w:val="false"/>
+                <w:b w:val="false"/>
+                <w:u w:val="none"/>
+                <w:sz w:val="22"/>
+                <w:szCs w:val="22"/>
+                <w:color w:val="000000"/>
+              </w:rPr>
+              <w:t xml:space="preserve">0.350</w:t>
             </w:r>
           </w:p>
         </w:tc>
@@ -7012,7 +7012,7 @@
       </w:tr>
       <w:tr>
         <w:trPr>
-          <w:trHeight w:val="597" w:hRule="auto"/>
+          <w:trHeight w:val="598" w:hRule="auto"/>
         </w:trPr>
         body14
         <w:tc>
@@ -7435,60 +7435,60 @@
                 <w:szCs w:val="22"/>
                 <w:color w:val="000000"/>
               </w:rPr>
-              <w:t xml:space="preserve">0.00, 0.17</w:t>
-            </w:r>
-          </w:p>
-        </w:tc>
-        <w:tc>
-          <w:tcPr>
-            <w:tcBorders>
-              <w:bottom w:val="none" w:sz="0" w:space="0" w:color="000000"/>
-              <w:top w:val="none" w:sz="0" w:space="0" w:color="000000"/>
-              <w:left w:val="none" w:sz="0" w:space="0" w:color="000000"/>
-              <w:right w:val="none" w:sz="0" w:space="0" w:color="000000"/>
-            </w:tcBorders>
-            <w:shd w:val="clear" w:color="auto" w:fill="FFFFFF"/>
-            <w:tcMar>
-              <w:top w:w="0" w:type="dxa"/>
-              <w:bottom w:w="0" w:type="dxa"/>
-              <w:left w:w="0" w:type="dxa"/>
-              <w:right w:w="0" w:type="dxa"/>
-            </w:tcMar>
-            <w:vAlign w:val="top"/>
-          </w:tcPr>
-          <w:p>
-            <w:pPr>
-              <w:pStyle w:val="Normal"/>
-              <w:jc w:val="center"/>
-              <w:pBdr>
-                <w:bottom w:val="none" w:sz="0" w:space="0" w:color="000000"/>
-                <w:top w:val="none" w:sz="0" w:space="0" w:color="000000"/>
-                <w:left w:val="none" w:sz="0" w:space="0" w:color="000000"/>
-                <w:right w:val="none" w:sz="0" w:space="0" w:color="000000"/>
-              </w:pBdr>
-              <w:spacing w:after="100" w:before="100" w:line="240"/>
-              <w:ind w:left="100" w:right="100" w:firstLine="0" w:firstLineChars="0"/>
-              <w:rPr>
-                <w:rFonts w:ascii="Helvetica" w:hAnsi="Helvetica" w:eastAsia="Helvetica" w:cs="Helvetica"/>
-                <w:i w:val="false"/>
-                <w:b w:val="false"/>
-                <w:u w:val="none"/>
-                <w:sz w:val="22"/>
-                <w:szCs w:val="22"/>
-                <w:color w:val="000000"/>
-              </w:rPr>
-            </w:pPr>
-            <w:r>
-              <w:rPr>
-                <w:rFonts w:ascii="Helvetica" w:hAnsi="Helvetica" w:eastAsia="Helvetica" w:cs="Helvetica"/>
-                <w:i w:val="false"/>
-                <w:b w:val="false"/>
-                <w:u w:val="none"/>
-                <w:sz w:val="22"/>
-                <w:szCs w:val="22"/>
-                <w:color w:val="000000"/>
-              </w:rPr>
-              <w:t xml:space="preserve">0.007</w:t>
+              <w:t xml:space="preserve">0.00, 0.18</w:t>
+            </w:r>
+          </w:p>
+        </w:tc>
+        <w:tc>
+          <w:tcPr>
+            <w:tcBorders>
+              <w:bottom w:val="none" w:sz="0" w:space="0" w:color="000000"/>
+              <w:top w:val="none" w:sz="0" w:space="0" w:color="000000"/>
+              <w:left w:val="none" w:sz="0" w:space="0" w:color="000000"/>
+              <w:right w:val="none" w:sz="0" w:space="0" w:color="000000"/>
+            </w:tcBorders>
+            <w:shd w:val="clear" w:color="auto" w:fill="FFFFFF"/>
+            <w:tcMar>
+              <w:top w:w="0" w:type="dxa"/>
+              <w:bottom w:w="0" w:type="dxa"/>
+              <w:left w:w="0" w:type="dxa"/>
+              <w:right w:w="0" w:type="dxa"/>
+            </w:tcMar>
+            <w:vAlign w:val="top"/>
+          </w:tcPr>
+          <w:p>
+            <w:pPr>
+              <w:pStyle w:val="Normal"/>
+              <w:jc w:val="center"/>
+              <w:pBdr>
+                <w:bottom w:val="none" w:sz="0" w:space="0" w:color="000000"/>
+                <w:top w:val="none" w:sz="0" w:space="0" w:color="000000"/>
+                <w:left w:val="none" w:sz="0" w:space="0" w:color="000000"/>
+                <w:right w:val="none" w:sz="0" w:space="0" w:color="000000"/>
+              </w:pBdr>
+              <w:spacing w:after="100" w:before="100" w:line="240"/>
+              <w:ind w:left="100" w:right="100" w:firstLine="0" w:firstLineChars="0"/>
+              <w:rPr>
+                <w:rFonts w:ascii="Helvetica" w:hAnsi="Helvetica" w:eastAsia="Helvetica" w:cs="Helvetica"/>
+                <w:i w:val="false"/>
+                <w:b w:val="false"/>
+                <w:u w:val="none"/>
+                <w:sz w:val="22"/>
+                <w:szCs w:val="22"/>
+                <w:color w:val="000000"/>
+              </w:rPr>
+            </w:pPr>
+            <w:r>
+              <w:rPr>
+                <w:rFonts w:ascii="Helvetica" w:hAnsi="Helvetica" w:eastAsia="Helvetica" w:cs="Helvetica"/>
+                <w:i w:val="false"/>
+                <w:b w:val="false"/>
+                <w:u w:val="none"/>
+                <w:sz w:val="22"/>
+                <w:szCs w:val="22"/>
+                <w:color w:val="000000"/>
+              </w:rPr>
+              <w:t xml:space="preserve">0.008</w:t>
             </w:r>
           </w:p>
         </w:tc>
@@ -7918,60 +7918,60 @@
                 <w:szCs w:val="22"/>
                 <w:color w:val="000000"/>
               </w:rPr>
-              <w:t xml:space="preserve">0.00, 1.09</w:t>
-            </w:r>
-          </w:p>
-        </w:tc>
-        <w:tc>
-          <w:tcPr>
-            <w:tcBorders>
-              <w:bottom w:val="none" w:sz="0" w:space="0" w:color="000000"/>
-              <w:top w:val="none" w:sz="0" w:space="0" w:color="000000"/>
-              <w:left w:val="none" w:sz="0" w:space="0" w:color="000000"/>
-              <w:right w:val="none" w:sz="0" w:space="0" w:color="000000"/>
-            </w:tcBorders>
-            <w:shd w:val="clear" w:color="auto" w:fill="FFFFFF"/>
-            <w:tcMar>
-              <w:top w:w="0" w:type="dxa"/>
-              <w:bottom w:w="0" w:type="dxa"/>
-              <w:left w:w="0" w:type="dxa"/>
-              <w:right w:w="0" w:type="dxa"/>
-            </w:tcMar>
-            <w:vAlign w:val="top"/>
-          </w:tcPr>
-          <w:p>
-            <w:pPr>
-              <w:pStyle w:val="Normal"/>
-              <w:jc w:val="center"/>
-              <w:pBdr>
-                <w:bottom w:val="none" w:sz="0" w:space="0" w:color="000000"/>
-                <w:top w:val="none" w:sz="0" w:space="0" w:color="000000"/>
-                <w:left w:val="none" w:sz="0" w:space="0" w:color="000000"/>
-                <w:right w:val="none" w:sz="0" w:space="0" w:color="000000"/>
-              </w:pBdr>
-              <w:spacing w:after="100" w:before="100" w:line="240"/>
-              <w:ind w:left="100" w:right="100" w:firstLine="0" w:firstLineChars="0"/>
-              <w:rPr>
-                <w:rFonts w:ascii="Helvetica" w:hAnsi="Helvetica" w:eastAsia="Helvetica" w:cs="Helvetica"/>
-                <w:i w:val="false"/>
-                <w:b w:val="false"/>
-                <w:u w:val="none"/>
-                <w:sz w:val="22"/>
-                <w:szCs w:val="22"/>
-                <w:color w:val="000000"/>
-              </w:rPr>
-            </w:pPr>
-            <w:r>
-              <w:rPr>
-                <w:rFonts w:ascii="Helvetica" w:hAnsi="Helvetica" w:eastAsia="Helvetica" w:cs="Helvetica"/>
-                <w:i w:val="false"/>
-                <w:b w:val="false"/>
-                <w:u w:val="none"/>
-                <w:sz w:val="22"/>
-                <w:szCs w:val="22"/>
-                <w:color w:val="000000"/>
-              </w:rPr>
-              <w:t xml:space="preserve">0.055</w:t>
+              <w:t xml:space="preserve">0.00, 1.10</w:t>
+            </w:r>
+          </w:p>
+        </w:tc>
+        <w:tc>
+          <w:tcPr>
+            <w:tcBorders>
+              <w:bottom w:val="none" w:sz="0" w:space="0" w:color="000000"/>
+              <w:top w:val="none" w:sz="0" w:space="0" w:color="000000"/>
+              <w:left w:val="none" w:sz="0" w:space="0" w:color="000000"/>
+              <w:right w:val="none" w:sz="0" w:space="0" w:color="000000"/>
+            </w:tcBorders>
+            <w:shd w:val="clear" w:color="auto" w:fill="FFFFFF"/>
+            <w:tcMar>
+              <w:top w:w="0" w:type="dxa"/>
+              <w:bottom w:w="0" w:type="dxa"/>
+              <w:left w:w="0" w:type="dxa"/>
+              <w:right w:w="0" w:type="dxa"/>
+            </w:tcMar>
+            <w:vAlign w:val="top"/>
+          </w:tcPr>
+          <w:p>
+            <w:pPr>
+              <w:pStyle w:val="Normal"/>
+              <w:jc w:val="center"/>
+              <w:pBdr>
+                <w:bottom w:val="none" w:sz="0" w:space="0" w:color="000000"/>
+                <w:top w:val="none" w:sz="0" w:space="0" w:color="000000"/>
+                <w:left w:val="none" w:sz="0" w:space="0" w:color="000000"/>
+                <w:right w:val="none" w:sz="0" w:space="0" w:color="000000"/>
+              </w:pBdr>
+              <w:spacing w:after="100" w:before="100" w:line="240"/>
+              <w:ind w:left="100" w:right="100" w:firstLine="0" w:firstLineChars="0"/>
+              <w:rPr>
+                <w:rFonts w:ascii="Helvetica" w:hAnsi="Helvetica" w:eastAsia="Helvetica" w:cs="Helvetica"/>
+                <w:i w:val="false"/>
+                <w:b w:val="false"/>
+                <w:u w:val="none"/>
+                <w:sz w:val="22"/>
+                <w:szCs w:val="22"/>
+                <w:color w:val="000000"/>
+              </w:rPr>
+            </w:pPr>
+            <w:r>
+              <w:rPr>
+                <w:rFonts w:ascii="Helvetica" w:hAnsi="Helvetica" w:eastAsia="Helvetica" w:cs="Helvetica"/>
+                <w:i w:val="false"/>
+                <w:b w:val="false"/>
+                <w:u w:val="none"/>
+                <w:sz w:val="22"/>
+                <w:szCs w:val="22"/>
+                <w:color w:val="000000"/>
+              </w:rPr>
+              <w:t xml:space="preserve">0.056</w:t>
             </w:r>
           </w:p>
         </w:tc>
@@ -8454,7 +8454,7 @@
                 <w:szCs w:val="22"/>
                 <w:color w:val="000000"/>
               </w:rPr>
-              <w:t xml:space="preserve">0.011</w:t>
+              <w:t xml:space="preserve">0.012</w:t>
             </w:r>
           </w:p>
         </w:tc>
@@ -8884,60 +8884,60 @@
                 <w:szCs w:val="22"/>
                 <w:color w:val="000000"/>
               </w:rPr>
-              <w:t xml:space="preserve">0.00, 0.55</w:t>
-            </w:r>
-          </w:p>
-        </w:tc>
-        <w:tc>
-          <w:tcPr>
-            <w:tcBorders>
-              <w:bottom w:val="none" w:sz="0" w:space="0" w:color="000000"/>
-              <w:top w:val="none" w:sz="0" w:space="0" w:color="000000"/>
-              <w:left w:val="none" w:sz="0" w:space="0" w:color="000000"/>
-              <w:right w:val="none" w:sz="0" w:space="0" w:color="000000"/>
-            </w:tcBorders>
-            <w:shd w:val="clear" w:color="auto" w:fill="FFFFFF"/>
-            <w:tcMar>
-              <w:top w:w="0" w:type="dxa"/>
-              <w:bottom w:w="0" w:type="dxa"/>
-              <w:left w:w="0" w:type="dxa"/>
-              <w:right w:w="0" w:type="dxa"/>
-            </w:tcMar>
-            <w:vAlign w:val="top"/>
-          </w:tcPr>
-          <w:p>
-            <w:pPr>
-              <w:pStyle w:val="Normal"/>
-              <w:jc w:val="center"/>
-              <w:pBdr>
-                <w:bottom w:val="none" w:sz="0" w:space="0" w:color="000000"/>
-                <w:top w:val="none" w:sz="0" w:space="0" w:color="000000"/>
-                <w:left w:val="none" w:sz="0" w:space="0" w:color="000000"/>
-                <w:right w:val="none" w:sz="0" w:space="0" w:color="000000"/>
-              </w:pBdr>
-              <w:spacing w:after="100" w:before="100" w:line="240"/>
-              <w:ind w:left="100" w:right="100" w:firstLine="0" w:firstLineChars="0"/>
-              <w:rPr>
-                <w:rFonts w:ascii="Helvetica" w:hAnsi="Helvetica" w:eastAsia="Helvetica" w:cs="Helvetica"/>
-                <w:i w:val="false"/>
-                <w:b w:val="false"/>
-                <w:u w:val="none"/>
-                <w:sz w:val="22"/>
-                <w:szCs w:val="22"/>
-                <w:color w:val="000000"/>
-              </w:rPr>
-            </w:pPr>
-            <w:r>
-              <w:rPr>
-                <w:rFonts w:ascii="Helvetica" w:hAnsi="Helvetica" w:eastAsia="Helvetica" w:cs="Helvetica"/>
-                <w:i w:val="false"/>
-                <w:b w:val="false"/>
-                <w:u w:val="none"/>
-                <w:sz w:val="22"/>
-                <w:szCs w:val="22"/>
-                <w:color w:val="000000"/>
-              </w:rPr>
-              <w:t xml:space="preserve">0.024</w:t>
+              <w:t xml:space="preserve">0.00, 0.56</w:t>
+            </w:r>
+          </w:p>
+        </w:tc>
+        <w:tc>
+          <w:tcPr>
+            <w:tcBorders>
+              <w:bottom w:val="none" w:sz="0" w:space="0" w:color="000000"/>
+              <w:top w:val="none" w:sz="0" w:space="0" w:color="000000"/>
+              <w:left w:val="none" w:sz="0" w:space="0" w:color="000000"/>
+              <w:right w:val="none" w:sz="0" w:space="0" w:color="000000"/>
+            </w:tcBorders>
+            <w:shd w:val="clear" w:color="auto" w:fill="FFFFFF"/>
+            <w:tcMar>
+              <w:top w:w="0" w:type="dxa"/>
+              <w:bottom w:w="0" w:type="dxa"/>
+              <w:left w:w="0" w:type="dxa"/>
+              <w:right w:w="0" w:type="dxa"/>
+            </w:tcMar>
+            <w:vAlign w:val="top"/>
+          </w:tcPr>
+          <w:p>
+            <w:pPr>
+              <w:pStyle w:val="Normal"/>
+              <w:jc w:val="center"/>
+              <w:pBdr>
+                <w:bottom w:val="none" w:sz="0" w:space="0" w:color="000000"/>
+                <w:top w:val="none" w:sz="0" w:space="0" w:color="000000"/>
+                <w:left w:val="none" w:sz="0" w:space="0" w:color="000000"/>
+                <w:right w:val="none" w:sz="0" w:space="0" w:color="000000"/>
+              </w:pBdr>
+              <w:spacing w:after="100" w:before="100" w:line="240"/>
+              <w:ind w:left="100" w:right="100" w:firstLine="0" w:firstLineChars="0"/>
+              <w:rPr>
+                <w:rFonts w:ascii="Helvetica" w:hAnsi="Helvetica" w:eastAsia="Helvetica" w:cs="Helvetica"/>
+                <w:i w:val="false"/>
+                <w:b w:val="false"/>
+                <w:u w:val="none"/>
+                <w:sz w:val="22"/>
+                <w:szCs w:val="22"/>
+                <w:color w:val="000000"/>
+              </w:rPr>
+            </w:pPr>
+            <w:r>
+              <w:rPr>
+                <w:rFonts w:ascii="Helvetica" w:hAnsi="Helvetica" w:eastAsia="Helvetica" w:cs="Helvetica"/>
+                <w:i w:val="false"/>
+                <w:b w:val="false"/>
+                <w:u w:val="none"/>
+                <w:sz w:val="22"/>
+                <w:szCs w:val="22"/>
+                <w:color w:val="000000"/>
+              </w:rPr>
+              <w:t xml:space="preserve">0.025</w:t>
             </w:r>
           </w:p>
         </w:tc>
@@ -11246,113 +11246,113 @@
                 <w:szCs w:val="22"/>
                 <w:color w:val="000000"/>
               </w:rPr>
-              <w:t xml:space="preserve">43.5</w:t>
-            </w:r>
-          </w:p>
-        </w:tc>
-        <w:tc>
-          <w:tcPr>
-            <w:tcBorders>
-              <w:bottom w:val="none" w:sz="0" w:space="0" w:color="000000"/>
-              <w:top w:val="none" w:sz="0" w:space="0" w:color="000000"/>
-              <w:left w:val="none" w:sz="0" w:space="0" w:color="000000"/>
-              <w:right w:val="none" w:sz="0" w:space="0" w:color="000000"/>
-            </w:tcBorders>
-            <w:shd w:val="clear" w:color="auto" w:fill="FFFFFF"/>
-            <w:tcMar>
-              <w:top w:w="0" w:type="dxa"/>
-              <w:bottom w:w="0" w:type="dxa"/>
-              <w:left w:w="0" w:type="dxa"/>
-              <w:right w:w="0" w:type="dxa"/>
-            </w:tcMar>
-            <w:vAlign w:val="top"/>
-          </w:tcPr>
-          <w:p>
-            <w:pPr>
-              <w:pStyle w:val="Normal"/>
-              <w:jc w:val="center"/>
-              <w:pBdr>
-                <w:bottom w:val="none" w:sz="0" w:space="0" w:color="000000"/>
-                <w:top w:val="none" w:sz="0" w:space="0" w:color="000000"/>
-                <w:left w:val="none" w:sz="0" w:space="0" w:color="000000"/>
-                <w:right w:val="none" w:sz="0" w:space="0" w:color="000000"/>
-              </w:pBdr>
-              <w:spacing w:after="100" w:before="100" w:line="240"/>
-              <w:ind w:left="100" w:right="100" w:firstLine="0" w:firstLineChars="0"/>
-              <w:rPr>
-                <w:rFonts w:ascii="Helvetica" w:hAnsi="Helvetica" w:eastAsia="Helvetica" w:cs="Helvetica"/>
-                <w:i w:val="false"/>
-                <w:b w:val="false"/>
-                <w:u w:val="none"/>
-                <w:sz w:val="22"/>
-                <w:szCs w:val="22"/>
-                <w:color w:val="000000"/>
-              </w:rPr>
-            </w:pPr>
-            <w:r>
-              <w:rPr>
-                <w:rFonts w:ascii="Helvetica" w:hAnsi="Helvetica" w:eastAsia="Helvetica" w:cs="Helvetica"/>
-                <w:i w:val="false"/>
-                <w:b w:val="false"/>
-                <w:u w:val="none"/>
-                <w:sz w:val="22"/>
-                <w:szCs w:val="22"/>
-                <w:color w:val="000000"/>
-              </w:rPr>
-              <w:t xml:space="preserve">3.05, 618</w:t>
-            </w:r>
-          </w:p>
-        </w:tc>
-        <w:tc>
-          <w:tcPr>
-            <w:tcBorders>
-              <w:bottom w:val="none" w:sz="0" w:space="0" w:color="000000"/>
-              <w:top w:val="none" w:sz="0" w:space="0" w:color="000000"/>
-              <w:left w:val="none" w:sz="0" w:space="0" w:color="000000"/>
-              <w:right w:val="none" w:sz="0" w:space="0" w:color="000000"/>
-            </w:tcBorders>
-            <w:shd w:val="clear" w:color="auto" w:fill="FFFFFF"/>
-            <w:tcMar>
-              <w:top w:w="0" w:type="dxa"/>
-              <w:bottom w:w="0" w:type="dxa"/>
-              <w:left w:w="0" w:type="dxa"/>
-              <w:right w:w="0" w:type="dxa"/>
-            </w:tcMar>
-            <w:vAlign w:val="top"/>
-          </w:tcPr>
-          <w:p>
-            <w:pPr>
-              <w:pStyle w:val="Normal"/>
-              <w:jc w:val="center"/>
-              <w:pBdr>
-                <w:bottom w:val="none" w:sz="0" w:space="0" w:color="000000"/>
-                <w:top w:val="none" w:sz="0" w:space="0" w:color="000000"/>
-                <w:left w:val="none" w:sz="0" w:space="0" w:color="000000"/>
-                <w:right w:val="none" w:sz="0" w:space="0" w:color="000000"/>
-              </w:pBdr>
-              <w:spacing w:after="100" w:before="100" w:line="240"/>
-              <w:ind w:left="100" w:right="100" w:firstLine="0" w:firstLineChars="0"/>
-              <w:rPr>
-                <w:rFonts w:ascii="Helvetica" w:hAnsi="Helvetica" w:eastAsia="Helvetica" w:cs="Helvetica"/>
-                <w:i w:val="false"/>
-                <w:b w:val="false"/>
-                <w:u w:val="none"/>
-                <w:sz w:val="22"/>
-                <w:szCs w:val="22"/>
-                <w:color w:val="000000"/>
-              </w:rPr>
-            </w:pPr>
-            <w:r>
-              <w:rPr>
-                <w:rFonts w:ascii="Helvetica" w:hAnsi="Helvetica" w:eastAsia="Helvetica" w:cs="Helvetica"/>
-                <w:i w:val="false"/>
-                <w:b w:val="false"/>
-                <w:u w:val="none"/>
-                <w:sz w:val="22"/>
-                <w:szCs w:val="22"/>
-                <w:color w:val="000000"/>
-              </w:rPr>
-              <w:t xml:space="preserve">0.005</w:t>
+              <w:t xml:space="preserve">46.8</w:t>
+            </w:r>
+          </w:p>
+        </w:tc>
+        <w:tc>
+          <w:tcPr>
+            <w:tcBorders>
+              <w:bottom w:val="none" w:sz="0" w:space="0" w:color="000000"/>
+              <w:top w:val="none" w:sz="0" w:space="0" w:color="000000"/>
+              <w:left w:val="none" w:sz="0" w:space="0" w:color="000000"/>
+              <w:right w:val="none" w:sz="0" w:space="0" w:color="000000"/>
+            </w:tcBorders>
+            <w:shd w:val="clear" w:color="auto" w:fill="FFFFFF"/>
+            <w:tcMar>
+              <w:top w:w="0" w:type="dxa"/>
+              <w:bottom w:w="0" w:type="dxa"/>
+              <w:left w:w="0" w:type="dxa"/>
+              <w:right w:w="0" w:type="dxa"/>
+            </w:tcMar>
+            <w:vAlign w:val="top"/>
+          </w:tcPr>
+          <w:p>
+            <w:pPr>
+              <w:pStyle w:val="Normal"/>
+              <w:jc w:val="center"/>
+              <w:pBdr>
+                <w:bottom w:val="none" w:sz="0" w:space="0" w:color="000000"/>
+                <w:top w:val="none" w:sz="0" w:space="0" w:color="000000"/>
+                <w:left w:val="none" w:sz="0" w:space="0" w:color="000000"/>
+                <w:right w:val="none" w:sz="0" w:space="0" w:color="000000"/>
+              </w:pBdr>
+              <w:spacing w:after="100" w:before="100" w:line="240"/>
+              <w:ind w:left="100" w:right="100" w:firstLine="0" w:firstLineChars="0"/>
+              <w:rPr>
+                <w:rFonts w:ascii="Helvetica" w:hAnsi="Helvetica" w:eastAsia="Helvetica" w:cs="Helvetica"/>
+                <w:i w:val="false"/>
+                <w:b w:val="false"/>
+                <w:u w:val="none"/>
+                <w:sz w:val="22"/>
+                <w:szCs w:val="22"/>
+                <w:color w:val="000000"/>
+              </w:rPr>
+            </w:pPr>
+            <w:r>
+              <w:rPr>
+                <w:rFonts w:ascii="Helvetica" w:hAnsi="Helvetica" w:eastAsia="Helvetica" w:cs="Helvetica"/>
+                <w:i w:val="false"/>
+                <w:b w:val="false"/>
+                <w:u w:val="none"/>
+                <w:sz w:val="22"/>
+                <w:szCs w:val="22"/>
+                <w:color w:val="000000"/>
+              </w:rPr>
+              <w:t xml:space="preserve">3.46, 633</w:t>
+            </w:r>
+          </w:p>
+        </w:tc>
+        <w:tc>
+          <w:tcPr>
+            <w:tcBorders>
+              <w:bottom w:val="none" w:sz="0" w:space="0" w:color="000000"/>
+              <w:top w:val="none" w:sz="0" w:space="0" w:color="000000"/>
+              <w:left w:val="none" w:sz="0" w:space="0" w:color="000000"/>
+              <w:right w:val="none" w:sz="0" w:space="0" w:color="000000"/>
+            </w:tcBorders>
+            <w:shd w:val="clear" w:color="auto" w:fill="FFFFFF"/>
+            <w:tcMar>
+              <w:top w:w="0" w:type="dxa"/>
+              <w:bottom w:w="0" w:type="dxa"/>
+              <w:left w:w="0" w:type="dxa"/>
+              <w:right w:w="0" w:type="dxa"/>
+            </w:tcMar>
+            <w:vAlign w:val="top"/>
+          </w:tcPr>
+          <w:p>
+            <w:pPr>
+              <w:pStyle w:val="Normal"/>
+              <w:jc w:val="center"/>
+              <w:pBdr>
+                <w:bottom w:val="none" w:sz="0" w:space="0" w:color="000000"/>
+                <w:top w:val="none" w:sz="0" w:space="0" w:color="000000"/>
+                <w:left w:val="none" w:sz="0" w:space="0" w:color="000000"/>
+                <w:right w:val="none" w:sz="0" w:space="0" w:color="000000"/>
+              </w:pBdr>
+              <w:spacing w:after="100" w:before="100" w:line="240"/>
+              <w:ind w:left="100" w:right="100" w:firstLine="0" w:firstLineChars="0"/>
+              <w:rPr>
+                <w:rFonts w:ascii="Helvetica" w:hAnsi="Helvetica" w:eastAsia="Helvetica" w:cs="Helvetica"/>
+                <w:i w:val="false"/>
+                <w:b w:val="false"/>
+                <w:u w:val="none"/>
+                <w:sz w:val="22"/>
+                <w:szCs w:val="22"/>
+                <w:color w:val="000000"/>
+              </w:rPr>
+            </w:pPr>
+            <w:r>
+              <w:rPr>
+                <w:rFonts w:ascii="Helvetica" w:hAnsi="Helvetica" w:eastAsia="Helvetica" w:cs="Helvetica"/>
+                <w:i w:val="false"/>
+                <w:b w:val="false"/>
+                <w:u w:val="none"/>
+                <w:sz w:val="22"/>
+                <w:szCs w:val="22"/>
+                <w:color w:val="000000"/>
+              </w:rPr>
+              <w:t xml:space="preserve">0.004</w:t>
             </w:r>
           </w:p>
         </w:tc>
@@ -11729,113 +11729,113 @@
                 <w:szCs w:val="22"/>
                 <w:color w:val="000000"/>
               </w:rPr>
-              <w:t xml:space="preserve">3.09</w:t>
-            </w:r>
-          </w:p>
-        </w:tc>
-        <w:tc>
-          <w:tcPr>
-            <w:tcBorders>
-              <w:bottom w:val="none" w:sz="0" w:space="0" w:color="000000"/>
-              <w:top w:val="none" w:sz="0" w:space="0" w:color="000000"/>
-              <w:left w:val="none" w:sz="0" w:space="0" w:color="000000"/>
-              <w:right w:val="none" w:sz="0" w:space="0" w:color="000000"/>
-            </w:tcBorders>
-            <w:shd w:val="clear" w:color="auto" w:fill="FFFFFF"/>
-            <w:tcMar>
-              <w:top w:w="0" w:type="dxa"/>
-              <w:bottom w:w="0" w:type="dxa"/>
-              <w:left w:w="0" w:type="dxa"/>
-              <w:right w:w="0" w:type="dxa"/>
-            </w:tcMar>
-            <w:vAlign w:val="top"/>
-          </w:tcPr>
-          <w:p>
-            <w:pPr>
-              <w:pStyle w:val="Normal"/>
-              <w:jc w:val="center"/>
-              <w:pBdr>
-                <w:bottom w:val="none" w:sz="0" w:space="0" w:color="000000"/>
-                <w:top w:val="none" w:sz="0" w:space="0" w:color="000000"/>
-                <w:left w:val="none" w:sz="0" w:space="0" w:color="000000"/>
-                <w:right w:val="none" w:sz="0" w:space="0" w:color="000000"/>
-              </w:pBdr>
-              <w:spacing w:after="100" w:before="100" w:line="240"/>
-              <w:ind w:left="100" w:right="100" w:firstLine="0" w:firstLineChars="0"/>
-              <w:rPr>
-                <w:rFonts w:ascii="Helvetica" w:hAnsi="Helvetica" w:eastAsia="Helvetica" w:cs="Helvetica"/>
-                <w:i w:val="false"/>
-                <w:b w:val="false"/>
-                <w:u w:val="none"/>
-                <w:sz w:val="22"/>
-                <w:szCs w:val="22"/>
-                <w:color w:val="000000"/>
-              </w:rPr>
-            </w:pPr>
-            <w:r>
-              <w:rPr>
-                <w:rFonts w:ascii="Helvetica" w:hAnsi="Helvetica" w:eastAsia="Helvetica" w:cs="Helvetica"/>
-                <w:i w:val="false"/>
-                <w:b w:val="false"/>
-                <w:u w:val="none"/>
-                <w:sz w:val="22"/>
-                <w:szCs w:val="22"/>
-                <w:color w:val="000000"/>
-              </w:rPr>
-              <w:t xml:space="preserve">0.41, 23.1</w:t>
-            </w:r>
-          </w:p>
-        </w:tc>
-        <w:tc>
-          <w:tcPr>
-            <w:tcBorders>
-              <w:bottom w:val="none" w:sz="0" w:space="0" w:color="000000"/>
-              <w:top w:val="none" w:sz="0" w:space="0" w:color="000000"/>
-              <w:left w:val="none" w:sz="0" w:space="0" w:color="000000"/>
-              <w:right w:val="none" w:sz="0" w:space="0" w:color="000000"/>
-            </w:tcBorders>
-            <w:shd w:val="clear" w:color="auto" w:fill="FFFFFF"/>
-            <w:tcMar>
-              <w:top w:w="0" w:type="dxa"/>
-              <w:bottom w:w="0" w:type="dxa"/>
-              <w:left w:w="0" w:type="dxa"/>
-              <w:right w:w="0" w:type="dxa"/>
-            </w:tcMar>
-            <w:vAlign w:val="top"/>
-          </w:tcPr>
-          <w:p>
-            <w:pPr>
-              <w:pStyle w:val="Normal"/>
-              <w:jc w:val="center"/>
-              <w:pBdr>
-                <w:bottom w:val="none" w:sz="0" w:space="0" w:color="000000"/>
-                <w:top w:val="none" w:sz="0" w:space="0" w:color="000000"/>
-                <w:left w:val="none" w:sz="0" w:space="0" w:color="000000"/>
-                <w:right w:val="none" w:sz="0" w:space="0" w:color="000000"/>
-              </w:pBdr>
-              <w:spacing w:after="100" w:before="100" w:line="240"/>
-              <w:ind w:left="100" w:right="100" w:firstLine="0" w:firstLineChars="0"/>
-              <w:rPr>
-                <w:rFonts w:ascii="Helvetica" w:hAnsi="Helvetica" w:eastAsia="Helvetica" w:cs="Helvetica"/>
-                <w:i w:val="false"/>
-                <w:b w:val="false"/>
-                <w:u w:val="none"/>
-                <w:sz w:val="22"/>
-                <w:szCs w:val="22"/>
-                <w:color w:val="000000"/>
-              </w:rPr>
-            </w:pPr>
-            <w:r>
-              <w:rPr>
-                <w:rFonts w:ascii="Helvetica" w:hAnsi="Helvetica" w:eastAsia="Helvetica" w:cs="Helvetica"/>
-                <w:i w:val="false"/>
-                <w:b w:val="false"/>
-                <w:u w:val="none"/>
-                <w:sz w:val="22"/>
-                <w:szCs w:val="22"/>
-                <w:color w:val="000000"/>
-              </w:rPr>
-              <w:t xml:space="preserve">0.270</w:t>
+              <w:t xml:space="preserve">2.92</w:t>
+            </w:r>
+          </w:p>
+        </w:tc>
+        <w:tc>
+          <w:tcPr>
+            <w:tcBorders>
+              <w:bottom w:val="none" w:sz="0" w:space="0" w:color="000000"/>
+              <w:top w:val="none" w:sz="0" w:space="0" w:color="000000"/>
+              <w:left w:val="none" w:sz="0" w:space="0" w:color="000000"/>
+              <w:right w:val="none" w:sz="0" w:space="0" w:color="000000"/>
+            </w:tcBorders>
+            <w:shd w:val="clear" w:color="auto" w:fill="FFFFFF"/>
+            <w:tcMar>
+              <w:top w:w="0" w:type="dxa"/>
+              <w:bottom w:w="0" w:type="dxa"/>
+              <w:left w:w="0" w:type="dxa"/>
+              <w:right w:w="0" w:type="dxa"/>
+            </w:tcMar>
+            <w:vAlign w:val="top"/>
+          </w:tcPr>
+          <w:p>
+            <w:pPr>
+              <w:pStyle w:val="Normal"/>
+              <w:jc w:val="center"/>
+              <w:pBdr>
+                <w:bottom w:val="none" w:sz="0" w:space="0" w:color="000000"/>
+                <w:top w:val="none" w:sz="0" w:space="0" w:color="000000"/>
+                <w:left w:val="none" w:sz="0" w:space="0" w:color="000000"/>
+                <w:right w:val="none" w:sz="0" w:space="0" w:color="000000"/>
+              </w:pBdr>
+              <w:spacing w:after="100" w:before="100" w:line="240"/>
+              <w:ind w:left="100" w:right="100" w:firstLine="0" w:firstLineChars="0"/>
+              <w:rPr>
+                <w:rFonts w:ascii="Helvetica" w:hAnsi="Helvetica" w:eastAsia="Helvetica" w:cs="Helvetica"/>
+                <w:i w:val="false"/>
+                <w:b w:val="false"/>
+                <w:u w:val="none"/>
+                <w:sz w:val="22"/>
+                <w:szCs w:val="22"/>
+                <w:color w:val="000000"/>
+              </w:rPr>
+            </w:pPr>
+            <w:r>
+              <w:rPr>
+                <w:rFonts w:ascii="Helvetica" w:hAnsi="Helvetica" w:eastAsia="Helvetica" w:cs="Helvetica"/>
+                <w:i w:val="false"/>
+                <w:b w:val="false"/>
+                <w:u w:val="none"/>
+                <w:sz w:val="22"/>
+                <w:szCs w:val="22"/>
+                <w:color w:val="000000"/>
+              </w:rPr>
+              <w:t xml:space="preserve">0.37, 22.8</w:t>
+            </w:r>
+          </w:p>
+        </w:tc>
+        <w:tc>
+          <w:tcPr>
+            <w:tcBorders>
+              <w:bottom w:val="none" w:sz="0" w:space="0" w:color="000000"/>
+              <w:top w:val="none" w:sz="0" w:space="0" w:color="000000"/>
+              <w:left w:val="none" w:sz="0" w:space="0" w:color="000000"/>
+              <w:right w:val="none" w:sz="0" w:space="0" w:color="000000"/>
+            </w:tcBorders>
+            <w:shd w:val="clear" w:color="auto" w:fill="FFFFFF"/>
+            <w:tcMar>
+              <w:top w:w="0" w:type="dxa"/>
+              <w:bottom w:w="0" w:type="dxa"/>
+              <w:left w:w="0" w:type="dxa"/>
+              <w:right w:w="0" w:type="dxa"/>
+            </w:tcMar>
+            <w:vAlign w:val="top"/>
+          </w:tcPr>
+          <w:p>
+            <w:pPr>
+              <w:pStyle w:val="Normal"/>
+              <w:jc w:val="center"/>
+              <w:pBdr>
+                <w:bottom w:val="none" w:sz="0" w:space="0" w:color="000000"/>
+                <w:top w:val="none" w:sz="0" w:space="0" w:color="000000"/>
+                <w:left w:val="none" w:sz="0" w:space="0" w:color="000000"/>
+                <w:right w:val="none" w:sz="0" w:space="0" w:color="000000"/>
+              </w:pBdr>
+              <w:spacing w:after="100" w:before="100" w:line="240"/>
+              <w:ind w:left="100" w:right="100" w:firstLine="0" w:firstLineChars="0"/>
+              <w:rPr>
+                <w:rFonts w:ascii="Helvetica" w:hAnsi="Helvetica" w:eastAsia="Helvetica" w:cs="Helvetica"/>
+                <w:i w:val="false"/>
+                <w:b w:val="false"/>
+                <w:u w:val="none"/>
+                <w:sz w:val="22"/>
+                <w:szCs w:val="22"/>
+                <w:color w:val="000000"/>
+              </w:rPr>
+            </w:pPr>
+            <w:r>
+              <w:rPr>
+                <w:rFonts w:ascii="Helvetica" w:hAnsi="Helvetica" w:eastAsia="Helvetica" w:cs="Helvetica"/>
+                <w:i w:val="false"/>
+                <w:b w:val="false"/>
+                <w:u w:val="none"/>
+                <w:sz w:val="22"/>
+                <w:szCs w:val="22"/>
+                <w:color w:val="000000"/>
+              </w:rPr>
+              <w:t xml:space="preserve">0.310</w:t>
             </w:r>
           </w:p>
         </w:tc>
@@ -12265,7 +12265,7 @@
                 <w:szCs w:val="22"/>
                 <w:color w:val="000000"/>
               </w:rPr>
-              <w:t xml:space="preserve">0.01, 0.57</w:t>
+              <w:t xml:space="preserve">0.01, 0.58</w:t>
             </w:r>
           </w:p>
         </w:tc>
@@ -12695,113 +12695,113 @@
                 <w:szCs w:val="22"/>
                 <w:color w:val="000000"/>
               </w:rPr>
-              <w:t xml:space="preserve">4.33</w:t>
-            </w:r>
-          </w:p>
-        </w:tc>
-        <w:tc>
-          <w:tcPr>
-            <w:tcBorders>
-              <w:bottom w:val="none" w:sz="0" w:space="0" w:color="000000"/>
-              <w:top w:val="none" w:sz="0" w:space="0" w:color="000000"/>
-              <w:left w:val="none" w:sz="0" w:space="0" w:color="000000"/>
-              <w:right w:val="none" w:sz="0" w:space="0" w:color="000000"/>
-            </w:tcBorders>
-            <w:shd w:val="clear" w:color="auto" w:fill="FFFFFF"/>
-            <w:tcMar>
-              <w:top w:w="0" w:type="dxa"/>
-              <w:bottom w:w="0" w:type="dxa"/>
-              <w:left w:w="0" w:type="dxa"/>
-              <w:right w:w="0" w:type="dxa"/>
-            </w:tcMar>
-            <w:vAlign w:val="top"/>
-          </w:tcPr>
-          <w:p>
-            <w:pPr>
-              <w:pStyle w:val="Normal"/>
-              <w:jc w:val="center"/>
-              <w:pBdr>
-                <w:bottom w:val="none" w:sz="0" w:space="0" w:color="000000"/>
-                <w:top w:val="none" w:sz="0" w:space="0" w:color="000000"/>
-                <w:left w:val="none" w:sz="0" w:space="0" w:color="000000"/>
-                <w:right w:val="none" w:sz="0" w:space="0" w:color="000000"/>
-              </w:pBdr>
-              <w:spacing w:after="100" w:before="100" w:line="240"/>
-              <w:ind w:left="100" w:right="100" w:firstLine="0" w:firstLineChars="0"/>
-              <w:rPr>
-                <w:rFonts w:ascii="Helvetica" w:hAnsi="Helvetica" w:eastAsia="Helvetica" w:cs="Helvetica"/>
-                <w:i w:val="false"/>
-                <w:b w:val="false"/>
-                <w:u w:val="none"/>
-                <w:sz w:val="22"/>
-                <w:szCs w:val="22"/>
-                <w:color w:val="000000"/>
-              </w:rPr>
-            </w:pPr>
-            <w:r>
-              <w:rPr>
-                <w:rFonts w:ascii="Helvetica" w:hAnsi="Helvetica" w:eastAsia="Helvetica" w:cs="Helvetica"/>
-                <w:i w:val="false"/>
-                <w:b w:val="false"/>
-                <w:u w:val="none"/>
-                <w:sz w:val="22"/>
-                <w:szCs w:val="22"/>
-                <w:color w:val="000000"/>
-              </w:rPr>
-              <w:t xml:space="preserve">0.08, 233</w:t>
-            </w:r>
-          </w:p>
-        </w:tc>
-        <w:tc>
-          <w:tcPr>
-            <w:tcBorders>
-              <w:bottom w:val="none" w:sz="0" w:space="0" w:color="000000"/>
-              <w:top w:val="none" w:sz="0" w:space="0" w:color="000000"/>
-              <w:left w:val="none" w:sz="0" w:space="0" w:color="000000"/>
-              <w:right w:val="none" w:sz="0" w:space="0" w:color="000000"/>
-            </w:tcBorders>
-            <w:shd w:val="clear" w:color="auto" w:fill="FFFFFF"/>
-            <w:tcMar>
-              <w:top w:w="0" w:type="dxa"/>
-              <w:bottom w:w="0" w:type="dxa"/>
-              <w:left w:w="0" w:type="dxa"/>
-              <w:right w:w="0" w:type="dxa"/>
-            </w:tcMar>
-            <w:vAlign w:val="top"/>
-          </w:tcPr>
-          <w:p>
-            <w:pPr>
-              <w:pStyle w:val="Normal"/>
-              <w:jc w:val="center"/>
-              <w:pBdr>
-                <w:bottom w:val="none" w:sz="0" w:space="0" w:color="000000"/>
-                <w:top w:val="none" w:sz="0" w:space="0" w:color="000000"/>
-                <w:left w:val="none" w:sz="0" w:space="0" w:color="000000"/>
-                <w:right w:val="none" w:sz="0" w:space="0" w:color="000000"/>
-              </w:pBdr>
-              <w:spacing w:after="100" w:before="100" w:line="240"/>
-              <w:ind w:left="100" w:right="100" w:firstLine="0" w:firstLineChars="0"/>
-              <w:rPr>
-                <w:rFonts w:ascii="Helvetica" w:hAnsi="Helvetica" w:eastAsia="Helvetica" w:cs="Helvetica"/>
-                <w:i w:val="false"/>
-                <w:b w:val="false"/>
-                <w:u w:val="none"/>
-                <w:sz w:val="22"/>
-                <w:szCs w:val="22"/>
-                <w:color w:val="000000"/>
-              </w:rPr>
-            </w:pPr>
-            <w:r>
-              <w:rPr>
-                <w:rFonts w:ascii="Helvetica" w:hAnsi="Helvetica" w:eastAsia="Helvetica" w:cs="Helvetica"/>
-                <w:i w:val="false"/>
-                <w:b w:val="false"/>
-                <w:u w:val="none"/>
-                <w:sz w:val="22"/>
-                <w:szCs w:val="22"/>
-                <w:color w:val="000000"/>
-              </w:rPr>
-              <w:t xml:space="preserve">0.470</w:t>
+              <w:t xml:space="preserve">4.60</w:t>
+            </w:r>
+          </w:p>
+        </w:tc>
+        <w:tc>
+          <w:tcPr>
+            <w:tcBorders>
+              <w:bottom w:val="none" w:sz="0" w:space="0" w:color="000000"/>
+              <w:top w:val="none" w:sz="0" w:space="0" w:color="000000"/>
+              <w:left w:val="none" w:sz="0" w:space="0" w:color="000000"/>
+              <w:right w:val="none" w:sz="0" w:space="0" w:color="000000"/>
+            </w:tcBorders>
+            <w:shd w:val="clear" w:color="auto" w:fill="FFFFFF"/>
+            <w:tcMar>
+              <w:top w:w="0" w:type="dxa"/>
+              <w:bottom w:w="0" w:type="dxa"/>
+              <w:left w:w="0" w:type="dxa"/>
+              <w:right w:w="0" w:type="dxa"/>
+            </w:tcMar>
+            <w:vAlign w:val="top"/>
+          </w:tcPr>
+          <w:p>
+            <w:pPr>
+              <w:pStyle w:val="Normal"/>
+              <w:jc w:val="center"/>
+              <w:pBdr>
+                <w:bottom w:val="none" w:sz="0" w:space="0" w:color="000000"/>
+                <w:top w:val="none" w:sz="0" w:space="0" w:color="000000"/>
+                <w:left w:val="none" w:sz="0" w:space="0" w:color="000000"/>
+                <w:right w:val="none" w:sz="0" w:space="0" w:color="000000"/>
+              </w:pBdr>
+              <w:spacing w:after="100" w:before="100" w:line="240"/>
+              <w:ind w:left="100" w:right="100" w:firstLine="0" w:firstLineChars="0"/>
+              <w:rPr>
+                <w:rFonts w:ascii="Helvetica" w:hAnsi="Helvetica" w:eastAsia="Helvetica" w:cs="Helvetica"/>
+                <w:i w:val="false"/>
+                <w:b w:val="false"/>
+                <w:u w:val="none"/>
+                <w:sz w:val="22"/>
+                <w:szCs w:val="22"/>
+                <w:color w:val="000000"/>
+              </w:rPr>
+            </w:pPr>
+            <w:r>
+              <w:rPr>
+                <w:rFonts w:ascii="Helvetica" w:hAnsi="Helvetica" w:eastAsia="Helvetica" w:cs="Helvetica"/>
+                <w:i w:val="false"/>
+                <w:b w:val="false"/>
+                <w:u w:val="none"/>
+                <w:sz w:val="22"/>
+                <w:szCs w:val="22"/>
+                <w:color w:val="000000"/>
+              </w:rPr>
+              <w:t xml:space="preserve">0.08, 260</w:t>
+            </w:r>
+          </w:p>
+        </w:tc>
+        <w:tc>
+          <w:tcPr>
+            <w:tcBorders>
+              <w:bottom w:val="none" w:sz="0" w:space="0" w:color="000000"/>
+              <w:top w:val="none" w:sz="0" w:space="0" w:color="000000"/>
+              <w:left w:val="none" w:sz="0" w:space="0" w:color="000000"/>
+              <w:right w:val="none" w:sz="0" w:space="0" w:color="000000"/>
+            </w:tcBorders>
+            <w:shd w:val="clear" w:color="auto" w:fill="FFFFFF"/>
+            <w:tcMar>
+              <w:top w:w="0" w:type="dxa"/>
+              <w:bottom w:w="0" w:type="dxa"/>
+              <w:left w:w="0" w:type="dxa"/>
+              <w:right w:w="0" w:type="dxa"/>
+            </w:tcMar>
+            <w:vAlign w:val="top"/>
+          </w:tcPr>
+          <w:p>
+            <w:pPr>
+              <w:pStyle w:val="Normal"/>
+              <w:jc w:val="center"/>
+              <w:pBdr>
+                <w:bottom w:val="none" w:sz="0" w:space="0" w:color="000000"/>
+                <w:top w:val="none" w:sz="0" w:space="0" w:color="000000"/>
+                <w:left w:val="none" w:sz="0" w:space="0" w:color="000000"/>
+                <w:right w:val="none" w:sz="0" w:space="0" w:color="000000"/>
+              </w:pBdr>
+              <w:spacing w:after="100" w:before="100" w:line="240"/>
+              <w:ind w:left="100" w:right="100" w:firstLine="0" w:firstLineChars="0"/>
+              <w:rPr>
+                <w:rFonts w:ascii="Helvetica" w:hAnsi="Helvetica" w:eastAsia="Helvetica" w:cs="Helvetica"/>
+                <w:i w:val="false"/>
+                <w:b w:val="false"/>
+                <w:u w:val="none"/>
+                <w:sz w:val="22"/>
+                <w:szCs w:val="22"/>
+                <w:color w:val="000000"/>
+              </w:rPr>
+            </w:pPr>
+            <w:r>
+              <w:rPr>
+                <w:rFonts w:ascii="Helvetica" w:hAnsi="Helvetica" w:eastAsia="Helvetica" w:cs="Helvetica"/>
+                <w:i w:val="false"/>
+                <w:b w:val="false"/>
+                <w:u w:val="none"/>
+                <w:sz w:val="22"/>
+                <w:szCs w:val="22"/>
+                <w:color w:val="000000"/>
+              </w:rPr>
+              <w:t xml:space="preserve">0.460</w:t>
             </w:r>
           </w:p>
         </w:tc>
@@ -14197,543 +14197,60 @@
                 <w:szCs w:val="22"/>
                 <w:color w:val="000000"/>
               </w:rPr>
-              <w:t xml:space="preserve">0.01, 0.75</w:t>
-            </w:r>
-          </w:p>
-        </w:tc>
-        <w:tc>
-          <w:tcPr>
-            <w:tcBorders>
-              <w:bottom w:val="none" w:sz="0" w:space="0" w:color="000000"/>
-              <w:top w:val="none" w:sz="0" w:space="0" w:color="000000"/>
-              <w:left w:val="none" w:sz="0" w:space="0" w:color="000000"/>
-              <w:right w:val="none" w:sz="0" w:space="0" w:color="000000"/>
-            </w:tcBorders>
-            <w:shd w:val="clear" w:color="auto" w:fill="FFFFFF"/>
-            <w:tcMar>
-              <w:top w:w="0" w:type="dxa"/>
-              <w:bottom w:w="0" w:type="dxa"/>
-              <w:left w:w="0" w:type="dxa"/>
-              <w:right w:w="0" w:type="dxa"/>
-            </w:tcMar>
-            <w:vAlign w:val="top"/>
-          </w:tcPr>
-          <w:p>
-            <w:pPr>
-              <w:pStyle w:val="Normal"/>
-              <w:jc w:val="center"/>
-              <w:pBdr>
-                <w:bottom w:val="none" w:sz="0" w:space="0" w:color="000000"/>
-                <w:top w:val="none" w:sz="0" w:space="0" w:color="000000"/>
-                <w:left w:val="none" w:sz="0" w:space="0" w:color="000000"/>
-                <w:right w:val="none" w:sz="0" w:space="0" w:color="000000"/>
-              </w:pBdr>
-              <w:spacing w:after="100" w:before="100" w:line="240"/>
-              <w:ind w:left="100" w:right="100" w:firstLine="0" w:firstLineChars="0"/>
-              <w:rPr>
-                <w:rFonts w:ascii="Helvetica" w:hAnsi="Helvetica" w:eastAsia="Helvetica" w:cs="Helvetica"/>
-                <w:i w:val="false"/>
-                <w:b w:val="false"/>
-                <w:u w:val="none"/>
-                <w:sz w:val="22"/>
-                <w:szCs w:val="22"/>
-                <w:color w:val="000000"/>
-              </w:rPr>
-            </w:pPr>
-            <w:r>
-              <w:rPr>
-                <w:rFonts w:ascii="Helvetica" w:hAnsi="Helvetica" w:eastAsia="Helvetica" w:cs="Helvetica"/>
-                <w:i w:val="false"/>
-                <w:b w:val="false"/>
-                <w:u w:val="none"/>
-                <w:sz w:val="22"/>
-                <w:szCs w:val="22"/>
-                <w:color w:val="000000"/>
-              </w:rPr>
-              <w:t xml:space="preserve">0.027</w:t>
-            </w:r>
-          </w:p>
-        </w:tc>
-      </w:tr>
-      <w:tr>
-        <w:trPr>
-          <w:trHeight w:val="598" w:hRule="auto"/>
-        </w:trPr>
-        body29
-        <w:tc>
-          <w:tcPr>
-            <w:tcBorders>
-              <w:bottom w:val="none" w:sz="0" w:space="0" w:color="000000"/>
-              <w:top w:val="none" w:sz="0" w:space="0" w:color="000000"/>
-              <w:left w:val="none" w:sz="0" w:space="0" w:color="000000"/>
-              <w:right w:val="none" w:sz="0" w:space="0" w:color="000000"/>
-            </w:tcBorders>
-            <w:shd w:val="clear" w:color="auto" w:fill="FFFFFF"/>
-            <w:tcMar>
-              <w:top w:w="0" w:type="dxa"/>
-              <w:bottom w:w="0" w:type="dxa"/>
-              <w:left w:w="0" w:type="dxa"/>
-              <w:right w:w="0" w:type="dxa"/>
-            </w:tcMar>
-            <w:vAlign w:val="top"/>
-          </w:tcPr>
-          <w:p>
-            <w:pPr>
-              <w:pStyle w:val="Normal"/>
-              <w:jc w:val="left"/>
-              <w:pBdr>
-                <w:bottom w:val="none" w:sz="0" w:space="0" w:color="000000"/>
-                <w:top w:val="none" w:sz="0" w:space="0" w:color="000000"/>
-                <w:left w:val="none" w:sz="0" w:space="0" w:color="000000"/>
-                <w:right w:val="none" w:sz="0" w:space="0" w:color="000000"/>
-              </w:pBdr>
-              <w:spacing w:after="100" w:before="100" w:line="240"/>
-              <w:ind w:left="100" w:right="100" w:firstLine="0" w:firstLineChars="0"/>
-              <w:rPr>
-                <w:rFonts w:ascii="Helvetica" w:hAnsi="Helvetica" w:eastAsia="Helvetica" w:cs="Helvetica"/>
-                <w:i w:val="false"/>
-                <w:b w:val="false"/>
-                <w:u w:val="none"/>
-                <w:sz w:val="22"/>
-                <w:szCs w:val="22"/>
-                <w:color w:val="000000"/>
-              </w:rPr>
-            </w:pPr>
-            <w:r>
-              <w:rPr>
-                <w:rFonts w:ascii="Helvetica" w:hAnsi="Helvetica" w:eastAsia="Helvetica" w:cs="Helvetica"/>
-                <w:i w:val="false"/>
-                <w:b w:val="false"/>
-                <w:u w:val="none"/>
-                <w:sz w:val="22"/>
-                <w:szCs w:val="22"/>
-                <w:color w:val="000000"/>
-              </w:rPr>
-              <w:t xml:space="preserve">steroids</w:t>
-            </w:r>
-          </w:p>
-        </w:tc>
-        <w:tc>
-          <w:tcPr>
-            <w:tcBorders>
-              <w:bottom w:val="none" w:sz="0" w:space="0" w:color="000000"/>
-              <w:top w:val="none" w:sz="0" w:space="0" w:color="000000"/>
-              <w:left w:val="none" w:sz="0" w:space="0" w:color="000000"/>
-              <w:right w:val="none" w:sz="0" w:space="0" w:color="000000"/>
-            </w:tcBorders>
-            <w:shd w:val="clear" w:color="auto" w:fill="FFFFFF"/>
-            <w:tcMar>
-              <w:top w:w="0" w:type="dxa"/>
-              <w:bottom w:w="0" w:type="dxa"/>
-              <w:left w:w="0" w:type="dxa"/>
-              <w:right w:w="0" w:type="dxa"/>
-            </w:tcMar>
-            <w:vAlign w:val="top"/>
-          </w:tcPr>
-          <w:p>
-            <w:pPr>
-              <w:pStyle w:val="Normal"/>
-              <w:jc w:val="center"/>
-              <w:pBdr>
-                <w:bottom w:val="none" w:sz="0" w:space="0" w:color="000000"/>
-                <w:top w:val="none" w:sz="0" w:space="0" w:color="000000"/>
-                <w:left w:val="none" w:sz="0" w:space="0" w:color="000000"/>
-                <w:right w:val="none" w:sz="0" w:space="0" w:color="000000"/>
-              </w:pBdr>
-              <w:spacing w:after="100" w:before="100" w:line="240"/>
-              <w:ind w:left="100" w:right="100" w:firstLine="0" w:firstLineChars="0"/>
-              <w:rPr>
-                <w:rFonts w:ascii="Helvetica" w:hAnsi="Helvetica" w:eastAsia="Helvetica" w:cs="Helvetica"/>
-                <w:i w:val="false"/>
-                <w:b w:val="false"/>
-                <w:u w:val="none"/>
-                <w:sz w:val="22"/>
-                <w:szCs w:val="22"/>
-                <w:color w:val="000000"/>
-              </w:rPr>
-            </w:pPr>
-            <w:r>
-              <w:rPr>
-                <w:rFonts w:ascii="Helvetica" w:hAnsi="Helvetica" w:eastAsia="Helvetica" w:cs="Helvetica"/>
-                <w:i w:val="false"/>
-                <w:b w:val="false"/>
-                <w:u w:val="none"/>
-                <w:sz w:val="22"/>
-                <w:szCs w:val="22"/>
-                <w:color w:val="000000"/>
-              </w:rPr>
-              <w:t xml:space="preserve">157</w:t>
-            </w:r>
-          </w:p>
-        </w:tc>
-        <w:tc>
-          <w:tcPr>
-            <w:tcBorders>
-              <w:bottom w:val="none" w:sz="0" w:space="0" w:color="000000"/>
-              <w:top w:val="none" w:sz="0" w:space="0" w:color="000000"/>
-              <w:left w:val="none" w:sz="0" w:space="0" w:color="000000"/>
-              <w:right w:val="none" w:sz="0" w:space="0" w:color="000000"/>
-            </w:tcBorders>
-            <w:shd w:val="clear" w:color="auto" w:fill="FFFFFF"/>
-            <w:tcMar>
-              <w:top w:w="0" w:type="dxa"/>
-              <w:bottom w:w="0" w:type="dxa"/>
-              <w:left w:w="0" w:type="dxa"/>
-              <w:right w:w="0" w:type="dxa"/>
-            </w:tcMar>
-            <w:vAlign w:val="top"/>
-          </w:tcPr>
-          <w:p>
-            <w:pPr>
-              <w:pStyle w:val="Normal"/>
-              <w:jc w:val="center"/>
-              <w:pBdr>
-                <w:bottom w:val="none" w:sz="0" w:space="0" w:color="000000"/>
-                <w:top w:val="none" w:sz="0" w:space="0" w:color="000000"/>
-                <w:left w:val="none" w:sz="0" w:space="0" w:color="000000"/>
-                <w:right w:val="none" w:sz="0" w:space="0" w:color="000000"/>
-              </w:pBdr>
-              <w:spacing w:after="100" w:before="100" w:line="240"/>
-              <w:ind w:left="100" w:right="100" w:firstLine="0" w:firstLineChars="0"/>
-              <w:rPr>
-                <w:rFonts w:ascii="Helvetica" w:hAnsi="Helvetica" w:eastAsia="Helvetica" w:cs="Helvetica"/>
-                <w:i w:val="false"/>
-                <w:b w:val="false"/>
-                <w:u w:val="none"/>
-                <w:sz w:val="22"/>
-                <w:szCs w:val="22"/>
-                <w:color w:val="000000"/>
-              </w:rPr>
-            </w:pPr>
-            <w:r>
-              <w:rPr>
-                <w:rFonts w:ascii="Helvetica" w:hAnsi="Helvetica" w:eastAsia="Helvetica" w:cs="Helvetica"/>
-                <w:i w:val="false"/>
-                <w:b w:val="false"/>
-                <w:u w:val="none"/>
-                <w:sz w:val="22"/>
-                <w:szCs w:val="22"/>
-                <w:color w:val="000000"/>
-              </w:rPr>
-              <w:t xml:space="preserve">22,420</w:t>
-            </w:r>
-          </w:p>
-        </w:tc>
-        <w:tc>
-          <w:tcPr>
-            <w:tcBorders>
-              <w:bottom w:val="none" w:sz="0" w:space="0" w:color="000000"/>
-              <w:top w:val="none" w:sz="0" w:space="0" w:color="000000"/>
-              <w:left w:val="none" w:sz="0" w:space="0" w:color="000000"/>
-              <w:right w:val="none" w:sz="0" w:space="0" w:color="000000"/>
-            </w:tcBorders>
-            <w:shd w:val="clear" w:color="auto" w:fill="FFFFFF"/>
-            <w:tcMar>
-              <w:top w:w="0" w:type="dxa"/>
-              <w:bottom w:w="0" w:type="dxa"/>
-              <w:left w:w="0" w:type="dxa"/>
-              <w:right w:w="0" w:type="dxa"/>
-            </w:tcMar>
-            <w:vAlign w:val="top"/>
-          </w:tcPr>
-          <w:p>
-            <w:pPr>
-              <w:pStyle w:val="Normal"/>
-              <w:jc w:val="center"/>
-              <w:pBdr>
-                <w:bottom w:val="none" w:sz="0" w:space="0" w:color="000000"/>
-                <w:top w:val="none" w:sz="0" w:space="0" w:color="000000"/>
-                <w:left w:val="none" w:sz="0" w:space="0" w:color="000000"/>
-                <w:right w:val="none" w:sz="0" w:space="0" w:color="000000"/>
-              </w:pBdr>
-              <w:spacing w:after="100" w:before="100" w:line="240"/>
-              <w:ind w:left="100" w:right="100" w:firstLine="0" w:firstLineChars="0"/>
-              <w:rPr>
-                <w:rFonts w:ascii="Helvetica" w:hAnsi="Helvetica" w:eastAsia="Helvetica" w:cs="Helvetica"/>
-                <w:i w:val="false"/>
-                <w:b w:val="false"/>
-                <w:u w:val="none"/>
-                <w:sz w:val="22"/>
-                <w:szCs w:val="22"/>
-                <w:color w:val="000000"/>
-              </w:rPr>
-            </w:pPr>
-            <w:r>
-              <w:rPr>
-                <w:rFonts w:ascii="Helvetica" w:hAnsi="Helvetica" w:eastAsia="Helvetica" w:cs="Helvetica"/>
-                <w:i w:val="false"/>
-                <w:b w:val="false"/>
-                <w:u w:val="none"/>
-                <w:sz w:val="22"/>
-                <w:szCs w:val="22"/>
-                <w:color w:val="000000"/>
-              </w:rPr>
-              <w:t xml:space="preserve">2,920, 172,138</w:t>
-            </w:r>
-          </w:p>
-        </w:tc>
-        <w:tc>
-          <w:tcPr>
-            <w:tcBorders>
-              <w:bottom w:val="none" w:sz="0" w:space="0" w:color="000000"/>
-              <w:top w:val="none" w:sz="0" w:space="0" w:color="000000"/>
-              <w:left w:val="none" w:sz="0" w:space="0" w:color="000000"/>
-              <w:right w:val="none" w:sz="0" w:space="0" w:color="000000"/>
-            </w:tcBorders>
-            <w:shd w:val="clear" w:color="auto" w:fill="FFFFFF"/>
-            <w:tcMar>
-              <w:top w:w="0" w:type="dxa"/>
-              <w:bottom w:w="0" w:type="dxa"/>
-              <w:left w:w="0" w:type="dxa"/>
-              <w:right w:w="0" w:type="dxa"/>
-            </w:tcMar>
-            <w:vAlign w:val="top"/>
-          </w:tcPr>
-          <w:p>
-            <w:pPr>
-              <w:pStyle w:val="Normal"/>
-              <w:jc w:val="center"/>
-              <w:pBdr>
-                <w:bottom w:val="none" w:sz="0" w:space="0" w:color="000000"/>
-                <w:top w:val="none" w:sz="0" w:space="0" w:color="000000"/>
-                <w:left w:val="none" w:sz="0" w:space="0" w:color="000000"/>
-                <w:right w:val="none" w:sz="0" w:space="0" w:color="000000"/>
-              </w:pBdr>
-              <w:spacing w:after="100" w:before="100" w:line="240"/>
-              <w:ind w:left="100" w:right="100" w:firstLine="0" w:firstLineChars="0"/>
-              <w:rPr>
-                <w:rFonts w:ascii="Helvetica" w:hAnsi="Helvetica" w:eastAsia="Helvetica" w:cs="Helvetica"/>
-                <w:i w:val="false"/>
-                <w:b w:val="false"/>
-                <w:u w:val="none"/>
-                <w:sz w:val="22"/>
-                <w:szCs w:val="22"/>
-                <w:color w:val="000000"/>
-              </w:rPr>
-            </w:pPr>
-            <w:r>
-              <w:rPr>
-                <w:rFonts w:ascii="Helvetica" w:hAnsi="Helvetica" w:eastAsia="Helvetica" w:cs="Helvetica"/>
-                <w:i w:val="false"/>
-                <w:b w:val="false"/>
-                <w:u w:val="none"/>
-                <w:sz w:val="22"/>
-                <w:szCs w:val="22"/>
-                <w:color w:val="000000"/>
-              </w:rPr>
-              <w:t xml:space="preserve">&lt;0.001</w:t>
-            </w:r>
-          </w:p>
-        </w:tc>
-        <w:tc>
-          <w:tcPr>
-            <w:tcBorders>
-              <w:bottom w:val="none" w:sz="0" w:space="0" w:color="000000"/>
-              <w:top w:val="none" w:sz="0" w:space="0" w:color="000000"/>
-              <w:left w:val="none" w:sz="0" w:space="0" w:color="000000"/>
-              <w:right w:val="none" w:sz="0" w:space="0" w:color="000000"/>
-            </w:tcBorders>
-            <w:shd w:val="clear" w:color="auto" w:fill="FFFFFF"/>
-            <w:tcMar>
-              <w:top w:w="0" w:type="dxa"/>
-              <w:bottom w:w="0" w:type="dxa"/>
-              <w:left w:w="0" w:type="dxa"/>
-              <w:right w:w="0" w:type="dxa"/>
-            </w:tcMar>
-            <w:vAlign w:val="top"/>
-          </w:tcPr>
-          <w:p>
-            <w:pPr>
-              <w:pStyle w:val="Normal"/>
-              <w:jc w:val="center"/>
-              <w:pBdr>
-                <w:bottom w:val="none" w:sz="0" w:space="0" w:color="000000"/>
-                <w:top w:val="none" w:sz="0" w:space="0" w:color="000000"/>
-                <w:left w:val="none" w:sz="0" w:space="0" w:color="000000"/>
-                <w:right w:val="none" w:sz="0" w:space="0" w:color="000000"/>
-              </w:pBdr>
-              <w:spacing w:after="100" w:before="100" w:line="240"/>
-              <w:ind w:left="100" w:right="100" w:firstLine="0" w:firstLineChars="0"/>
-              <w:rPr>
-                <w:rFonts w:ascii="Helvetica" w:hAnsi="Helvetica" w:eastAsia="Helvetica" w:cs="Helvetica"/>
-                <w:i w:val="false"/>
-                <w:b w:val="false"/>
-                <w:u w:val="none"/>
-                <w:sz w:val="22"/>
-                <w:szCs w:val="22"/>
-                <w:color w:val="000000"/>
-              </w:rPr>
-            </w:pPr>
-            <w:r>
-              <w:rPr>
-                <w:rFonts w:ascii="Helvetica" w:hAnsi="Helvetica" w:eastAsia="Helvetica" w:cs="Helvetica"/>
-                <w:i w:val="false"/>
-                <w:b w:val="false"/>
-                <w:u w:val="none"/>
-                <w:sz w:val="22"/>
-                <w:szCs w:val="22"/>
-                <w:color w:val="000000"/>
-              </w:rPr>
-              <w:t xml:space="preserve">157</w:t>
-            </w:r>
-          </w:p>
-        </w:tc>
-        <w:tc>
-          <w:tcPr>
-            <w:tcBorders>
-              <w:bottom w:val="none" w:sz="0" w:space="0" w:color="000000"/>
-              <w:top w:val="none" w:sz="0" w:space="0" w:color="000000"/>
-              <w:left w:val="none" w:sz="0" w:space="0" w:color="000000"/>
-              <w:right w:val="none" w:sz="0" w:space="0" w:color="000000"/>
-            </w:tcBorders>
-            <w:shd w:val="clear" w:color="auto" w:fill="FFFFFF"/>
-            <w:tcMar>
-              <w:top w:w="0" w:type="dxa"/>
-              <w:bottom w:w="0" w:type="dxa"/>
-              <w:left w:w="0" w:type="dxa"/>
-              <w:right w:w="0" w:type="dxa"/>
-            </w:tcMar>
-            <w:vAlign w:val="top"/>
-          </w:tcPr>
-          <w:p>
-            <w:pPr>
-              <w:pStyle w:val="Normal"/>
-              <w:jc w:val="center"/>
-              <w:pBdr>
-                <w:bottom w:val="none" w:sz="0" w:space="0" w:color="000000"/>
-                <w:top w:val="none" w:sz="0" w:space="0" w:color="000000"/>
-                <w:left w:val="none" w:sz="0" w:space="0" w:color="000000"/>
-                <w:right w:val="none" w:sz="0" w:space="0" w:color="000000"/>
-              </w:pBdr>
-              <w:spacing w:after="100" w:before="100" w:line="240"/>
-              <w:ind w:left="100" w:right="100" w:firstLine="0" w:firstLineChars="0"/>
-              <w:rPr>
-                <w:rFonts w:ascii="Helvetica" w:hAnsi="Helvetica" w:eastAsia="Helvetica" w:cs="Helvetica"/>
-                <w:i w:val="false"/>
-                <w:b w:val="false"/>
-                <w:u w:val="none"/>
-                <w:sz w:val="22"/>
-                <w:szCs w:val="22"/>
-                <w:color w:val="000000"/>
-              </w:rPr>
-            </w:pPr>
-            <w:r>
-              <w:rPr>
-                <w:rFonts w:ascii="Helvetica" w:hAnsi="Helvetica" w:eastAsia="Helvetica" w:cs="Helvetica"/>
-                <w:i w:val="false"/>
-                <w:b w:val="false"/>
-                <w:u w:val="none"/>
-                <w:sz w:val="22"/>
-                <w:szCs w:val="22"/>
-                <w:color w:val="000000"/>
-              </w:rPr>
-              <w:t xml:space="preserve">86,134</w:t>
-            </w:r>
-          </w:p>
-        </w:tc>
-        <w:tc>
-          <w:tcPr>
-            <w:tcBorders>
-              <w:bottom w:val="none" w:sz="0" w:space="0" w:color="000000"/>
-              <w:top w:val="none" w:sz="0" w:space="0" w:color="000000"/>
-              <w:left w:val="none" w:sz="0" w:space="0" w:color="000000"/>
-              <w:right w:val="none" w:sz="0" w:space="0" w:color="000000"/>
-            </w:tcBorders>
-            <w:shd w:val="clear" w:color="auto" w:fill="FFFFFF"/>
-            <w:tcMar>
-              <w:top w:w="0" w:type="dxa"/>
-              <w:bottom w:w="0" w:type="dxa"/>
-              <w:left w:w="0" w:type="dxa"/>
-              <w:right w:w="0" w:type="dxa"/>
-            </w:tcMar>
-            <w:vAlign w:val="top"/>
-          </w:tcPr>
-          <w:p>
-            <w:pPr>
-              <w:pStyle w:val="Normal"/>
-              <w:jc w:val="center"/>
-              <w:pBdr>
-                <w:bottom w:val="none" w:sz="0" w:space="0" w:color="000000"/>
-                <w:top w:val="none" w:sz="0" w:space="0" w:color="000000"/>
-                <w:left w:val="none" w:sz="0" w:space="0" w:color="000000"/>
-                <w:right w:val="none" w:sz="0" w:space="0" w:color="000000"/>
-              </w:pBdr>
-              <w:spacing w:after="100" w:before="100" w:line="240"/>
-              <w:ind w:left="100" w:right="100" w:firstLine="0" w:firstLineChars="0"/>
-              <w:rPr>
-                <w:rFonts w:ascii="Helvetica" w:hAnsi="Helvetica" w:eastAsia="Helvetica" w:cs="Helvetica"/>
-                <w:i w:val="false"/>
-                <w:b w:val="false"/>
-                <w:u w:val="none"/>
-                <w:sz w:val="22"/>
-                <w:szCs w:val="22"/>
-                <w:color w:val="000000"/>
-              </w:rPr>
-            </w:pPr>
-            <w:r>
-              <w:rPr>
-                <w:rFonts w:ascii="Helvetica" w:hAnsi="Helvetica" w:eastAsia="Helvetica" w:cs="Helvetica"/>
-                <w:i w:val="false"/>
-                <w:b w:val="false"/>
-                <w:u w:val="none"/>
-                <w:sz w:val="22"/>
-                <w:szCs w:val="22"/>
-                <w:color w:val="000000"/>
-              </w:rPr>
-              <w:t xml:space="preserve">2,752, 2,695,905</w:t>
-            </w:r>
-          </w:p>
-        </w:tc>
-        <w:tc>
-          <w:tcPr>
-            <w:tcBorders>
-              <w:bottom w:val="none" w:sz="0" w:space="0" w:color="000000"/>
-              <w:top w:val="none" w:sz="0" w:space="0" w:color="000000"/>
-              <w:left w:val="none" w:sz="0" w:space="0" w:color="000000"/>
-              <w:right w:val="none" w:sz="0" w:space="0" w:color="000000"/>
-            </w:tcBorders>
-            <w:shd w:val="clear" w:color="auto" w:fill="FFFFFF"/>
-            <w:tcMar>
-              <w:top w:w="0" w:type="dxa"/>
-              <w:bottom w:w="0" w:type="dxa"/>
-              <w:left w:w="0" w:type="dxa"/>
-              <w:right w:w="0" w:type="dxa"/>
-            </w:tcMar>
-            <w:vAlign w:val="top"/>
-          </w:tcPr>
-          <w:p>
-            <w:pPr>
-              <w:pStyle w:val="Normal"/>
-              <w:jc w:val="center"/>
-              <w:pBdr>
-                <w:bottom w:val="none" w:sz="0" w:space="0" w:color="000000"/>
-                <w:top w:val="none" w:sz="0" w:space="0" w:color="000000"/>
-                <w:left w:val="none" w:sz="0" w:space="0" w:color="000000"/>
-                <w:right w:val="none" w:sz="0" w:space="0" w:color="000000"/>
-              </w:pBdr>
-              <w:spacing w:after="100" w:before="100" w:line="240"/>
-              <w:ind w:left="100" w:right="100" w:firstLine="0" w:firstLineChars="0"/>
-              <w:rPr>
-                <w:rFonts w:ascii="Helvetica" w:hAnsi="Helvetica" w:eastAsia="Helvetica" w:cs="Helvetica"/>
-                <w:i w:val="false"/>
-                <w:b w:val="false"/>
-                <w:u w:val="none"/>
-                <w:sz w:val="22"/>
-                <w:szCs w:val="22"/>
-                <w:color w:val="000000"/>
-              </w:rPr>
-            </w:pPr>
-            <w:r>
-              <w:rPr>
-                <w:rFonts w:ascii="Helvetica" w:hAnsi="Helvetica" w:eastAsia="Helvetica" w:cs="Helvetica"/>
-                <w:i w:val="false"/>
-                <w:b w:val="false"/>
-                <w:u w:val="none"/>
-                <w:sz w:val="22"/>
-                <w:szCs w:val="22"/>
-                <w:color w:val="000000"/>
-              </w:rPr>
-              <w:t xml:space="preserve">&lt;0.001</w:t>
+              <w:t xml:space="preserve">0.01, 0.76</w:t>
+            </w:r>
+          </w:p>
+        </w:tc>
+        <w:tc>
+          <w:tcPr>
+            <w:tcBorders>
+              <w:bottom w:val="none" w:sz="0" w:space="0" w:color="000000"/>
+              <w:top w:val="none" w:sz="0" w:space="0" w:color="000000"/>
+              <w:left w:val="none" w:sz="0" w:space="0" w:color="000000"/>
+              <w:right w:val="none" w:sz="0" w:space="0" w:color="000000"/>
+            </w:tcBorders>
+            <w:shd w:val="clear" w:color="auto" w:fill="FFFFFF"/>
+            <w:tcMar>
+              <w:top w:w="0" w:type="dxa"/>
+              <w:bottom w:w="0" w:type="dxa"/>
+              <w:left w:w="0" w:type="dxa"/>
+              <w:right w:w="0" w:type="dxa"/>
+            </w:tcMar>
+            <w:vAlign w:val="top"/>
+          </w:tcPr>
+          <w:p>
+            <w:pPr>
+              <w:pStyle w:val="Normal"/>
+              <w:jc w:val="center"/>
+              <w:pBdr>
+                <w:bottom w:val="none" w:sz="0" w:space="0" w:color="000000"/>
+                <w:top w:val="none" w:sz="0" w:space="0" w:color="000000"/>
+                <w:left w:val="none" w:sz="0" w:space="0" w:color="000000"/>
+                <w:right w:val="none" w:sz="0" w:space="0" w:color="000000"/>
+              </w:pBdr>
+              <w:spacing w:after="100" w:before="100" w:line="240"/>
+              <w:ind w:left="100" w:right="100" w:firstLine="0" w:firstLineChars="0"/>
+              <w:rPr>
+                <w:rFonts w:ascii="Helvetica" w:hAnsi="Helvetica" w:eastAsia="Helvetica" w:cs="Helvetica"/>
+                <w:i w:val="false"/>
+                <w:b w:val="false"/>
+                <w:u w:val="none"/>
+                <w:sz w:val="22"/>
+                <w:szCs w:val="22"/>
+                <w:color w:val="000000"/>
+              </w:rPr>
+            </w:pPr>
+            <w:r>
+              <w:rPr>
+                <w:rFonts w:ascii="Helvetica" w:hAnsi="Helvetica" w:eastAsia="Helvetica" w:cs="Helvetica"/>
+                <w:i w:val="false"/>
+                <w:b w:val="false"/>
+                <w:u w:val="none"/>
+                <w:sz w:val="22"/>
+                <w:szCs w:val="22"/>
+                <w:color w:val="000000"/>
+              </w:rPr>
+              <w:t xml:space="preserve">0.029</w:t>
             </w:r>
           </w:p>
         </w:tc>
@@ -14742,7 +14259,7 @@
         <w:trPr>
           <w:trHeight w:val="616" w:hRule="auto"/>
         </w:trPr>
-        body30
+        body29
         <w:tc>
           <w:tcPr>
             <w:tcBorders>
@@ -15110,113 +14627,113 @@
                 <w:szCs w:val="22"/>
                 <w:color w:val="000000"/>
               </w:rPr>
-              <w:t xml:space="preserve">2.67</w:t>
-            </w:r>
-          </w:p>
-        </w:tc>
-        <w:tc>
-          <w:tcPr>
-            <w:tcBorders>
-              <w:bottom w:val="none" w:sz="0" w:space="0" w:color="000000"/>
-              <w:top w:val="none" w:sz="0" w:space="0" w:color="000000"/>
-              <w:left w:val="none" w:sz="0" w:space="0" w:color="000000"/>
-              <w:right w:val="none" w:sz="0" w:space="0" w:color="000000"/>
-            </w:tcBorders>
-            <w:shd w:val="clear" w:color="auto" w:fill="FFFFFF"/>
-            <w:tcMar>
-              <w:top w:w="0" w:type="dxa"/>
-              <w:bottom w:w="0" w:type="dxa"/>
-              <w:left w:w="0" w:type="dxa"/>
-              <w:right w:w="0" w:type="dxa"/>
-            </w:tcMar>
-            <w:vAlign w:val="top"/>
-          </w:tcPr>
-          <w:p>
-            <w:pPr>
-              <w:pStyle w:val="Normal"/>
-              <w:jc w:val="center"/>
-              <w:pBdr>
-                <w:bottom w:val="none" w:sz="0" w:space="0" w:color="000000"/>
-                <w:top w:val="none" w:sz="0" w:space="0" w:color="000000"/>
-                <w:left w:val="none" w:sz="0" w:space="0" w:color="000000"/>
-                <w:right w:val="none" w:sz="0" w:space="0" w:color="000000"/>
-              </w:pBdr>
-              <w:spacing w:after="100" w:before="100" w:line="240"/>
-              <w:ind w:left="100" w:right="100" w:firstLine="0" w:firstLineChars="0"/>
-              <w:rPr>
-                <w:rFonts w:ascii="Helvetica" w:hAnsi="Helvetica" w:eastAsia="Helvetica" w:cs="Helvetica"/>
-                <w:i w:val="false"/>
-                <w:b w:val="false"/>
-                <w:u w:val="none"/>
-                <w:sz w:val="22"/>
-                <w:szCs w:val="22"/>
-                <w:color w:val="000000"/>
-              </w:rPr>
-            </w:pPr>
-            <w:r>
-              <w:rPr>
-                <w:rFonts w:ascii="Helvetica" w:hAnsi="Helvetica" w:eastAsia="Helvetica" w:cs="Helvetica"/>
-                <w:i w:val="false"/>
-                <w:b w:val="false"/>
-                <w:u w:val="none"/>
-                <w:sz w:val="22"/>
-                <w:szCs w:val="22"/>
-                <w:color w:val="000000"/>
-              </w:rPr>
-              <w:t xml:space="preserve">0.57, 12.5</w:t>
-            </w:r>
-          </w:p>
-        </w:tc>
-        <w:tc>
-          <w:tcPr>
-            <w:tcBorders>
-              <w:bottom w:val="none" w:sz="0" w:space="0" w:color="000000"/>
-              <w:top w:val="none" w:sz="0" w:space="0" w:color="000000"/>
-              <w:left w:val="none" w:sz="0" w:space="0" w:color="000000"/>
-              <w:right w:val="none" w:sz="0" w:space="0" w:color="000000"/>
-            </w:tcBorders>
-            <w:shd w:val="clear" w:color="auto" w:fill="FFFFFF"/>
-            <w:tcMar>
-              <w:top w:w="0" w:type="dxa"/>
-              <w:bottom w:w="0" w:type="dxa"/>
-              <w:left w:w="0" w:type="dxa"/>
-              <w:right w:w="0" w:type="dxa"/>
-            </w:tcMar>
-            <w:vAlign w:val="top"/>
-          </w:tcPr>
-          <w:p>
-            <w:pPr>
-              <w:pStyle w:val="Normal"/>
-              <w:jc w:val="center"/>
-              <w:pBdr>
-                <w:bottom w:val="none" w:sz="0" w:space="0" w:color="000000"/>
-                <w:top w:val="none" w:sz="0" w:space="0" w:color="000000"/>
-                <w:left w:val="none" w:sz="0" w:space="0" w:color="000000"/>
-                <w:right w:val="none" w:sz="0" w:space="0" w:color="000000"/>
-              </w:pBdr>
-              <w:spacing w:after="100" w:before="100" w:line="240"/>
-              <w:ind w:left="100" w:right="100" w:firstLine="0" w:firstLineChars="0"/>
-              <w:rPr>
-                <w:rFonts w:ascii="Helvetica" w:hAnsi="Helvetica" w:eastAsia="Helvetica" w:cs="Helvetica"/>
-                <w:i w:val="false"/>
-                <w:b w:val="false"/>
-                <w:u w:val="none"/>
-                <w:sz w:val="22"/>
-                <w:szCs w:val="22"/>
-                <w:color w:val="000000"/>
-              </w:rPr>
-            </w:pPr>
-            <w:r>
-              <w:rPr>
-                <w:rFonts w:ascii="Helvetica" w:hAnsi="Helvetica" w:eastAsia="Helvetica" w:cs="Helvetica"/>
-                <w:i w:val="false"/>
-                <w:b w:val="false"/>
-                <w:u w:val="none"/>
-                <w:sz w:val="22"/>
-                <w:szCs w:val="22"/>
-                <w:color w:val="000000"/>
-              </w:rPr>
-              <w:t xml:space="preserve">0.210</w:t>
+              <w:t xml:space="preserve">2.77</w:t>
+            </w:r>
+          </w:p>
+        </w:tc>
+        <w:tc>
+          <w:tcPr>
+            <w:tcBorders>
+              <w:bottom w:val="none" w:sz="0" w:space="0" w:color="000000"/>
+              <w:top w:val="none" w:sz="0" w:space="0" w:color="000000"/>
+              <w:left w:val="none" w:sz="0" w:space="0" w:color="000000"/>
+              <w:right w:val="none" w:sz="0" w:space="0" w:color="000000"/>
+            </w:tcBorders>
+            <w:shd w:val="clear" w:color="auto" w:fill="FFFFFF"/>
+            <w:tcMar>
+              <w:top w:w="0" w:type="dxa"/>
+              <w:bottom w:w="0" w:type="dxa"/>
+              <w:left w:w="0" w:type="dxa"/>
+              <w:right w:w="0" w:type="dxa"/>
+            </w:tcMar>
+            <w:vAlign w:val="top"/>
+          </w:tcPr>
+          <w:p>
+            <w:pPr>
+              <w:pStyle w:val="Normal"/>
+              <w:jc w:val="center"/>
+              <w:pBdr>
+                <w:bottom w:val="none" w:sz="0" w:space="0" w:color="000000"/>
+                <w:top w:val="none" w:sz="0" w:space="0" w:color="000000"/>
+                <w:left w:val="none" w:sz="0" w:space="0" w:color="000000"/>
+                <w:right w:val="none" w:sz="0" w:space="0" w:color="000000"/>
+              </w:pBdr>
+              <w:spacing w:after="100" w:before="100" w:line="240"/>
+              <w:ind w:left="100" w:right="100" w:firstLine="0" w:firstLineChars="0"/>
+              <w:rPr>
+                <w:rFonts w:ascii="Helvetica" w:hAnsi="Helvetica" w:eastAsia="Helvetica" w:cs="Helvetica"/>
+                <w:i w:val="false"/>
+                <w:b w:val="false"/>
+                <w:u w:val="none"/>
+                <w:sz w:val="22"/>
+                <w:szCs w:val="22"/>
+                <w:color w:val="000000"/>
+              </w:rPr>
+            </w:pPr>
+            <w:r>
+              <w:rPr>
+                <w:rFonts w:ascii="Helvetica" w:hAnsi="Helvetica" w:eastAsia="Helvetica" w:cs="Helvetica"/>
+                <w:i w:val="false"/>
+                <w:b w:val="false"/>
+                <w:u w:val="none"/>
+                <w:sz w:val="22"/>
+                <w:szCs w:val="22"/>
+                <w:color w:val="000000"/>
+              </w:rPr>
+              <w:t xml:space="preserve">0.62, 12.4</w:t>
+            </w:r>
+          </w:p>
+        </w:tc>
+        <w:tc>
+          <w:tcPr>
+            <w:tcBorders>
+              <w:bottom w:val="none" w:sz="0" w:space="0" w:color="000000"/>
+              <w:top w:val="none" w:sz="0" w:space="0" w:color="000000"/>
+              <w:left w:val="none" w:sz="0" w:space="0" w:color="000000"/>
+              <w:right w:val="none" w:sz="0" w:space="0" w:color="000000"/>
+            </w:tcBorders>
+            <w:shd w:val="clear" w:color="auto" w:fill="FFFFFF"/>
+            <w:tcMar>
+              <w:top w:w="0" w:type="dxa"/>
+              <w:bottom w:w="0" w:type="dxa"/>
+              <w:left w:w="0" w:type="dxa"/>
+              <w:right w:w="0" w:type="dxa"/>
+            </w:tcMar>
+            <w:vAlign w:val="top"/>
+          </w:tcPr>
+          <w:p>
+            <w:pPr>
+              <w:pStyle w:val="Normal"/>
+              <w:jc w:val="center"/>
+              <w:pBdr>
+                <w:bottom w:val="none" w:sz="0" w:space="0" w:color="000000"/>
+                <w:top w:val="none" w:sz="0" w:space="0" w:color="000000"/>
+                <w:left w:val="none" w:sz="0" w:space="0" w:color="000000"/>
+                <w:right w:val="none" w:sz="0" w:space="0" w:color="000000"/>
+              </w:pBdr>
+              <w:spacing w:after="100" w:before="100" w:line="240"/>
+              <w:ind w:left="100" w:right="100" w:firstLine="0" w:firstLineChars="0"/>
+              <w:rPr>
+                <w:rFonts w:ascii="Helvetica" w:hAnsi="Helvetica" w:eastAsia="Helvetica" w:cs="Helvetica"/>
+                <w:i w:val="false"/>
+                <w:b w:val="false"/>
+                <w:u w:val="none"/>
+                <w:sz w:val="22"/>
+                <w:szCs w:val="22"/>
+                <w:color w:val="000000"/>
+              </w:rPr>
+            </w:pPr>
+            <w:r>
+              <w:rPr>
+                <w:rFonts w:ascii="Helvetica" w:hAnsi="Helvetica" w:eastAsia="Helvetica" w:cs="Helvetica"/>
+                <w:i w:val="false"/>
+                <w:b w:val="false"/>
+                <w:u w:val="none"/>
+                <w:sz w:val="22"/>
+                <w:szCs w:val="22"/>
+                <w:color w:val="000000"/>
+              </w:rPr>
+              <w:t xml:space="preserve">0.180</w:t>
             </w:r>
           </w:p>
         </w:tc>
@@ -15225,7 +14742,7 @@
         <w:trPr>
           <w:trHeight w:val="619" w:hRule="auto"/>
         </w:trPr>
-        body31
+        body30
         <w:tc>
           <w:tcPr>
             <w:tcBorders>
@@ -15593,7 +15110,7 @@
                 <w:szCs w:val="22"/>
                 <w:color w:val="000000"/>
               </w:rPr>
-              <w:t xml:space="preserve">0.93</w:t>
+              <w:t xml:space="preserve">0.92</w:t>
             </w:r>
           </w:p>
         </w:tc>

--- a/docs/tables/carbo/sec8_ckd_c10_surv.docx
+++ b/docs/tables/carbo/sec8_ckd_c10_surv.docx
@@ -24,7 +24,7 @@
         <w:gridCol w:w="1181"/>
         <w:gridCol w:w="778"/>
         <w:gridCol w:w="839"/>
-        <w:gridCol w:w="1389"/>
+        <w:gridCol w:w="1512"/>
         <w:gridCol w:w="1181"/>
       </w:tblGrid>
       <w:tr>
@@ -2069,113 +2069,113 @@
                 <w:szCs w:val="22"/>
                 <w:color w:val="000000"/>
               </w:rPr>
-              <w:t xml:space="preserve">2.12</w:t>
-            </w:r>
-          </w:p>
-        </w:tc>
-        <w:tc>
-          <w:tcPr>
-            <w:tcBorders>
-              <w:bottom w:val="none" w:sz="0" w:space="0" w:color="000000"/>
-              <w:top w:val="none" w:sz="0" w:space="0" w:color="000000"/>
-              <w:left w:val="none" w:sz="0" w:space="0" w:color="000000"/>
-              <w:right w:val="none" w:sz="0" w:space="0" w:color="000000"/>
-            </w:tcBorders>
-            <w:shd w:val="clear" w:color="auto" w:fill="FFFFFF"/>
-            <w:tcMar>
-              <w:top w:w="0" w:type="dxa"/>
-              <w:bottom w:w="0" w:type="dxa"/>
-              <w:left w:w="0" w:type="dxa"/>
-              <w:right w:w="0" w:type="dxa"/>
-            </w:tcMar>
-            <w:vAlign w:val="top"/>
-          </w:tcPr>
-          <w:p>
-            <w:pPr>
-              <w:pStyle w:val="Normal"/>
-              <w:jc w:val="center"/>
-              <w:pBdr>
-                <w:bottom w:val="none" w:sz="0" w:space="0" w:color="000000"/>
-                <w:top w:val="none" w:sz="0" w:space="0" w:color="000000"/>
-                <w:left w:val="none" w:sz="0" w:space="0" w:color="000000"/>
-                <w:right w:val="none" w:sz="0" w:space="0" w:color="000000"/>
-              </w:pBdr>
-              <w:spacing w:after="100" w:before="100" w:line="240"/>
-              <w:ind w:left="100" w:right="100" w:firstLine="0" w:firstLineChars="0"/>
-              <w:rPr>
-                <w:rFonts w:ascii="Helvetica" w:hAnsi="Helvetica" w:eastAsia="Helvetica" w:cs="Helvetica"/>
-                <w:i w:val="false"/>
-                <w:b w:val="false"/>
-                <w:u w:val="none"/>
-                <w:sz w:val="22"/>
-                <w:szCs w:val="22"/>
-                <w:color w:val="000000"/>
-              </w:rPr>
-            </w:pPr>
-            <w:r>
-              <w:rPr>
-                <w:rFonts w:ascii="Helvetica" w:hAnsi="Helvetica" w:eastAsia="Helvetica" w:cs="Helvetica"/>
-                <w:i w:val="false"/>
-                <w:b w:val="false"/>
-                <w:u w:val="none"/>
-                <w:sz w:val="22"/>
-                <w:szCs w:val="22"/>
-                <w:color w:val="000000"/>
-              </w:rPr>
-              <w:t xml:space="preserve">0.42, 10.6</w:t>
-            </w:r>
-          </w:p>
-        </w:tc>
-        <w:tc>
-          <w:tcPr>
-            <w:tcBorders>
-              <w:bottom w:val="none" w:sz="0" w:space="0" w:color="000000"/>
-              <w:top w:val="none" w:sz="0" w:space="0" w:color="000000"/>
-              <w:left w:val="none" w:sz="0" w:space="0" w:color="000000"/>
-              <w:right w:val="none" w:sz="0" w:space="0" w:color="000000"/>
-            </w:tcBorders>
-            <w:shd w:val="clear" w:color="auto" w:fill="FFFFFF"/>
-            <w:tcMar>
-              <w:top w:w="0" w:type="dxa"/>
-              <w:bottom w:w="0" w:type="dxa"/>
-              <w:left w:w="0" w:type="dxa"/>
-              <w:right w:w="0" w:type="dxa"/>
-            </w:tcMar>
-            <w:vAlign w:val="top"/>
-          </w:tcPr>
-          <w:p>
-            <w:pPr>
-              <w:pStyle w:val="Normal"/>
-              <w:jc w:val="center"/>
-              <w:pBdr>
-                <w:bottom w:val="none" w:sz="0" w:space="0" w:color="000000"/>
-                <w:top w:val="none" w:sz="0" w:space="0" w:color="000000"/>
-                <w:left w:val="none" w:sz="0" w:space="0" w:color="000000"/>
-                <w:right w:val="none" w:sz="0" w:space="0" w:color="000000"/>
-              </w:pBdr>
-              <w:spacing w:after="100" w:before="100" w:line="240"/>
-              <w:ind w:left="100" w:right="100" w:firstLine="0" w:firstLineChars="0"/>
-              <w:rPr>
-                <w:rFonts w:ascii="Helvetica" w:hAnsi="Helvetica" w:eastAsia="Helvetica" w:cs="Helvetica"/>
-                <w:i w:val="false"/>
-                <w:b w:val="false"/>
-                <w:u w:val="none"/>
-                <w:sz w:val="22"/>
-                <w:szCs w:val="22"/>
-                <w:color w:val="000000"/>
-              </w:rPr>
-            </w:pPr>
-            <w:r>
-              <w:rPr>
-                <w:rFonts w:ascii="Helvetica" w:hAnsi="Helvetica" w:eastAsia="Helvetica" w:cs="Helvetica"/>
-                <w:i w:val="false"/>
-                <w:b w:val="false"/>
-                <w:u w:val="none"/>
-                <w:sz w:val="22"/>
-                <w:szCs w:val="22"/>
-                <w:color w:val="000000"/>
-              </w:rPr>
-              <w:t xml:space="preserve">0.360</w:t>
+              <w:t xml:space="preserve">5.25</w:t>
+            </w:r>
+          </w:p>
+        </w:tc>
+        <w:tc>
+          <w:tcPr>
+            <w:tcBorders>
+              <w:bottom w:val="none" w:sz="0" w:space="0" w:color="000000"/>
+              <w:top w:val="none" w:sz="0" w:space="0" w:color="000000"/>
+              <w:left w:val="none" w:sz="0" w:space="0" w:color="000000"/>
+              <w:right w:val="none" w:sz="0" w:space="0" w:color="000000"/>
+            </w:tcBorders>
+            <w:shd w:val="clear" w:color="auto" w:fill="FFFFFF"/>
+            <w:tcMar>
+              <w:top w:w="0" w:type="dxa"/>
+              <w:bottom w:w="0" w:type="dxa"/>
+              <w:left w:w="0" w:type="dxa"/>
+              <w:right w:w="0" w:type="dxa"/>
+            </w:tcMar>
+            <w:vAlign w:val="top"/>
+          </w:tcPr>
+          <w:p>
+            <w:pPr>
+              <w:pStyle w:val="Normal"/>
+              <w:jc w:val="center"/>
+              <w:pBdr>
+                <w:bottom w:val="none" w:sz="0" w:space="0" w:color="000000"/>
+                <w:top w:val="none" w:sz="0" w:space="0" w:color="000000"/>
+                <w:left w:val="none" w:sz="0" w:space="0" w:color="000000"/>
+                <w:right w:val="none" w:sz="0" w:space="0" w:color="000000"/>
+              </w:pBdr>
+              <w:spacing w:after="100" w:before="100" w:line="240"/>
+              <w:ind w:left="100" w:right="100" w:firstLine="0" w:firstLineChars="0"/>
+              <w:rPr>
+                <w:rFonts w:ascii="Helvetica" w:hAnsi="Helvetica" w:eastAsia="Helvetica" w:cs="Helvetica"/>
+                <w:i w:val="false"/>
+                <w:b w:val="false"/>
+                <w:u w:val="none"/>
+                <w:sz w:val="22"/>
+                <w:szCs w:val="22"/>
+                <w:color w:val="000000"/>
+              </w:rPr>
+            </w:pPr>
+            <w:r>
+              <w:rPr>
+                <w:rFonts w:ascii="Helvetica" w:hAnsi="Helvetica" w:eastAsia="Helvetica" w:cs="Helvetica"/>
+                <w:i w:val="false"/>
+                <w:b w:val="false"/>
+                <w:u w:val="none"/>
+                <w:sz w:val="22"/>
+                <w:szCs w:val="22"/>
+                <w:color w:val="000000"/>
+              </w:rPr>
+              <w:t xml:space="preserve">0.79, 34.8</w:t>
+            </w:r>
+          </w:p>
+        </w:tc>
+        <w:tc>
+          <w:tcPr>
+            <w:tcBorders>
+              <w:bottom w:val="none" w:sz="0" w:space="0" w:color="000000"/>
+              <w:top w:val="none" w:sz="0" w:space="0" w:color="000000"/>
+              <w:left w:val="none" w:sz="0" w:space="0" w:color="000000"/>
+              <w:right w:val="none" w:sz="0" w:space="0" w:color="000000"/>
+            </w:tcBorders>
+            <w:shd w:val="clear" w:color="auto" w:fill="FFFFFF"/>
+            <w:tcMar>
+              <w:top w:w="0" w:type="dxa"/>
+              <w:bottom w:w="0" w:type="dxa"/>
+              <w:left w:w="0" w:type="dxa"/>
+              <w:right w:w="0" w:type="dxa"/>
+            </w:tcMar>
+            <w:vAlign w:val="top"/>
+          </w:tcPr>
+          <w:p>
+            <w:pPr>
+              <w:pStyle w:val="Normal"/>
+              <w:jc w:val="center"/>
+              <w:pBdr>
+                <w:bottom w:val="none" w:sz="0" w:space="0" w:color="000000"/>
+                <w:top w:val="none" w:sz="0" w:space="0" w:color="000000"/>
+                <w:left w:val="none" w:sz="0" w:space="0" w:color="000000"/>
+                <w:right w:val="none" w:sz="0" w:space="0" w:color="000000"/>
+              </w:pBdr>
+              <w:spacing w:after="100" w:before="100" w:line="240"/>
+              <w:ind w:left="100" w:right="100" w:firstLine="0" w:firstLineChars="0"/>
+              <w:rPr>
+                <w:rFonts w:ascii="Helvetica" w:hAnsi="Helvetica" w:eastAsia="Helvetica" w:cs="Helvetica"/>
+                <w:i w:val="false"/>
+                <w:b w:val="false"/>
+                <w:u w:val="none"/>
+                <w:sz w:val="22"/>
+                <w:szCs w:val="22"/>
+                <w:color w:val="000000"/>
+              </w:rPr>
+            </w:pPr>
+            <w:r>
+              <w:rPr>
+                <w:rFonts w:ascii="Helvetica" w:hAnsi="Helvetica" w:eastAsia="Helvetica" w:cs="Helvetica"/>
+                <w:i w:val="false"/>
+                <w:b w:val="false"/>
+                <w:u w:val="none"/>
+                <w:sz w:val="22"/>
+                <w:szCs w:val="22"/>
+                <w:color w:val="000000"/>
+              </w:rPr>
+              <w:t xml:space="preserve">0.086</w:t>
             </w:r>
           </w:p>
         </w:tc>
@@ -2552,113 +2552,113 @@
                 <w:szCs w:val="22"/>
                 <w:color w:val="000000"/>
               </w:rPr>
-              <w:t xml:space="preserve">1.02</w:t>
-            </w:r>
-          </w:p>
-        </w:tc>
-        <w:tc>
-          <w:tcPr>
-            <w:tcBorders>
-              <w:bottom w:val="none" w:sz="0" w:space="0" w:color="000000"/>
-              <w:top w:val="none" w:sz="0" w:space="0" w:color="000000"/>
-              <w:left w:val="none" w:sz="0" w:space="0" w:color="000000"/>
-              <w:right w:val="none" w:sz="0" w:space="0" w:color="000000"/>
-            </w:tcBorders>
-            <w:shd w:val="clear" w:color="auto" w:fill="FFFFFF"/>
-            <w:tcMar>
-              <w:top w:w="0" w:type="dxa"/>
-              <w:bottom w:w="0" w:type="dxa"/>
-              <w:left w:w="0" w:type="dxa"/>
-              <w:right w:w="0" w:type="dxa"/>
-            </w:tcMar>
-            <w:vAlign w:val="top"/>
-          </w:tcPr>
-          <w:p>
-            <w:pPr>
-              <w:pStyle w:val="Normal"/>
-              <w:jc w:val="center"/>
-              <w:pBdr>
-                <w:bottom w:val="none" w:sz="0" w:space="0" w:color="000000"/>
-                <w:top w:val="none" w:sz="0" w:space="0" w:color="000000"/>
-                <w:left w:val="none" w:sz="0" w:space="0" w:color="000000"/>
-                <w:right w:val="none" w:sz="0" w:space="0" w:color="000000"/>
-              </w:pBdr>
-              <w:spacing w:after="100" w:before="100" w:line="240"/>
-              <w:ind w:left="100" w:right="100" w:firstLine="0" w:firstLineChars="0"/>
-              <w:rPr>
-                <w:rFonts w:ascii="Helvetica" w:hAnsi="Helvetica" w:eastAsia="Helvetica" w:cs="Helvetica"/>
-                <w:i w:val="false"/>
-                <w:b w:val="false"/>
-                <w:u w:val="none"/>
-                <w:sz w:val="22"/>
-                <w:szCs w:val="22"/>
-                <w:color w:val="000000"/>
-              </w:rPr>
-            </w:pPr>
-            <w:r>
-              <w:rPr>
-                <w:rFonts w:ascii="Helvetica" w:hAnsi="Helvetica" w:eastAsia="Helvetica" w:cs="Helvetica"/>
-                <w:i w:val="false"/>
-                <w:b w:val="false"/>
-                <w:u w:val="none"/>
-                <w:sz w:val="22"/>
-                <w:szCs w:val="22"/>
-                <w:color w:val="000000"/>
-              </w:rPr>
-              <w:t xml:space="preserve">0.94, 1.11</w:t>
-            </w:r>
-          </w:p>
-        </w:tc>
-        <w:tc>
-          <w:tcPr>
-            <w:tcBorders>
-              <w:bottom w:val="none" w:sz="0" w:space="0" w:color="000000"/>
-              <w:top w:val="none" w:sz="0" w:space="0" w:color="000000"/>
-              <w:left w:val="none" w:sz="0" w:space="0" w:color="000000"/>
-              <w:right w:val="none" w:sz="0" w:space="0" w:color="000000"/>
-            </w:tcBorders>
-            <w:shd w:val="clear" w:color="auto" w:fill="FFFFFF"/>
-            <w:tcMar>
-              <w:top w:w="0" w:type="dxa"/>
-              <w:bottom w:w="0" w:type="dxa"/>
-              <w:left w:w="0" w:type="dxa"/>
-              <w:right w:w="0" w:type="dxa"/>
-            </w:tcMar>
-            <w:vAlign w:val="top"/>
-          </w:tcPr>
-          <w:p>
-            <w:pPr>
-              <w:pStyle w:val="Normal"/>
-              <w:jc w:val="center"/>
-              <w:pBdr>
-                <w:bottom w:val="none" w:sz="0" w:space="0" w:color="000000"/>
-                <w:top w:val="none" w:sz="0" w:space="0" w:color="000000"/>
-                <w:left w:val="none" w:sz="0" w:space="0" w:color="000000"/>
-                <w:right w:val="none" w:sz="0" w:space="0" w:color="000000"/>
-              </w:pBdr>
-              <w:spacing w:after="100" w:before="100" w:line="240"/>
-              <w:ind w:left="100" w:right="100" w:firstLine="0" w:firstLineChars="0"/>
-              <w:rPr>
-                <w:rFonts w:ascii="Helvetica" w:hAnsi="Helvetica" w:eastAsia="Helvetica" w:cs="Helvetica"/>
-                <w:i w:val="false"/>
-                <w:b w:val="false"/>
-                <w:u w:val="none"/>
-                <w:sz w:val="22"/>
-                <w:szCs w:val="22"/>
-                <w:color w:val="000000"/>
-              </w:rPr>
-            </w:pPr>
-            <w:r>
-              <w:rPr>
-                <w:rFonts w:ascii="Helvetica" w:hAnsi="Helvetica" w:eastAsia="Helvetica" w:cs="Helvetica"/>
-                <w:i w:val="false"/>
-                <w:b w:val="false"/>
-                <w:u w:val="none"/>
-                <w:sz w:val="22"/>
-                <w:szCs w:val="22"/>
-                <w:color w:val="000000"/>
-              </w:rPr>
-              <w:t xml:space="preserve">0.590</w:t>
+              <w:t xml:space="preserve">1.03</w:t>
+            </w:r>
+          </w:p>
+        </w:tc>
+        <w:tc>
+          <w:tcPr>
+            <w:tcBorders>
+              <w:bottom w:val="none" w:sz="0" w:space="0" w:color="000000"/>
+              <w:top w:val="none" w:sz="0" w:space="0" w:color="000000"/>
+              <w:left w:val="none" w:sz="0" w:space="0" w:color="000000"/>
+              <w:right w:val="none" w:sz="0" w:space="0" w:color="000000"/>
+            </w:tcBorders>
+            <w:shd w:val="clear" w:color="auto" w:fill="FFFFFF"/>
+            <w:tcMar>
+              <w:top w:w="0" w:type="dxa"/>
+              <w:bottom w:w="0" w:type="dxa"/>
+              <w:left w:w="0" w:type="dxa"/>
+              <w:right w:w="0" w:type="dxa"/>
+            </w:tcMar>
+            <w:vAlign w:val="top"/>
+          </w:tcPr>
+          <w:p>
+            <w:pPr>
+              <w:pStyle w:val="Normal"/>
+              <w:jc w:val="center"/>
+              <w:pBdr>
+                <w:bottom w:val="none" w:sz="0" w:space="0" w:color="000000"/>
+                <w:top w:val="none" w:sz="0" w:space="0" w:color="000000"/>
+                <w:left w:val="none" w:sz="0" w:space="0" w:color="000000"/>
+                <w:right w:val="none" w:sz="0" w:space="0" w:color="000000"/>
+              </w:pBdr>
+              <w:spacing w:after="100" w:before="100" w:line="240"/>
+              <w:ind w:left="100" w:right="100" w:firstLine="0" w:firstLineChars="0"/>
+              <w:rPr>
+                <w:rFonts w:ascii="Helvetica" w:hAnsi="Helvetica" w:eastAsia="Helvetica" w:cs="Helvetica"/>
+                <w:i w:val="false"/>
+                <w:b w:val="false"/>
+                <w:u w:val="none"/>
+                <w:sz w:val="22"/>
+                <w:szCs w:val="22"/>
+                <w:color w:val="000000"/>
+              </w:rPr>
+            </w:pPr>
+            <w:r>
+              <w:rPr>
+                <w:rFonts w:ascii="Helvetica" w:hAnsi="Helvetica" w:eastAsia="Helvetica" w:cs="Helvetica"/>
+                <w:i w:val="false"/>
+                <w:b w:val="false"/>
+                <w:u w:val="none"/>
+                <w:sz w:val="22"/>
+                <w:szCs w:val="22"/>
+                <w:color w:val="000000"/>
+              </w:rPr>
+              <w:t xml:space="preserve">0.95, 1.11</w:t>
+            </w:r>
+          </w:p>
+        </w:tc>
+        <w:tc>
+          <w:tcPr>
+            <w:tcBorders>
+              <w:bottom w:val="none" w:sz="0" w:space="0" w:color="000000"/>
+              <w:top w:val="none" w:sz="0" w:space="0" w:color="000000"/>
+              <w:left w:val="none" w:sz="0" w:space="0" w:color="000000"/>
+              <w:right w:val="none" w:sz="0" w:space="0" w:color="000000"/>
+            </w:tcBorders>
+            <w:shd w:val="clear" w:color="auto" w:fill="FFFFFF"/>
+            <w:tcMar>
+              <w:top w:w="0" w:type="dxa"/>
+              <w:bottom w:w="0" w:type="dxa"/>
+              <w:left w:w="0" w:type="dxa"/>
+              <w:right w:w="0" w:type="dxa"/>
+            </w:tcMar>
+            <w:vAlign w:val="top"/>
+          </w:tcPr>
+          <w:p>
+            <w:pPr>
+              <w:pStyle w:val="Normal"/>
+              <w:jc w:val="center"/>
+              <w:pBdr>
+                <w:bottom w:val="none" w:sz="0" w:space="0" w:color="000000"/>
+                <w:top w:val="none" w:sz="0" w:space="0" w:color="000000"/>
+                <w:left w:val="none" w:sz="0" w:space="0" w:color="000000"/>
+                <w:right w:val="none" w:sz="0" w:space="0" w:color="000000"/>
+              </w:pBdr>
+              <w:spacing w:after="100" w:before="100" w:line="240"/>
+              <w:ind w:left="100" w:right="100" w:firstLine="0" w:firstLineChars="0"/>
+              <w:rPr>
+                <w:rFonts w:ascii="Helvetica" w:hAnsi="Helvetica" w:eastAsia="Helvetica" w:cs="Helvetica"/>
+                <w:i w:val="false"/>
+                <w:b w:val="false"/>
+                <w:u w:val="none"/>
+                <w:sz w:val="22"/>
+                <w:szCs w:val="22"/>
+                <w:color w:val="000000"/>
+              </w:rPr>
+            </w:pPr>
+            <w:r>
+              <w:rPr>
+                <w:rFonts w:ascii="Helvetica" w:hAnsi="Helvetica" w:eastAsia="Helvetica" w:cs="Helvetica"/>
+                <w:i w:val="false"/>
+                <w:b w:val="false"/>
+                <w:u w:val="none"/>
+                <w:sz w:val="22"/>
+                <w:szCs w:val="22"/>
+                <w:color w:val="000000"/>
+              </w:rPr>
+              <w:t xml:space="preserve">0.490</w:t>
             </w:r>
           </w:p>
         </w:tc>
@@ -4001,113 +4001,113 @@
                 <w:szCs w:val="22"/>
                 <w:color w:val="000000"/>
               </w:rPr>
-              <w:t xml:space="preserve">11.1</w:t>
-            </w:r>
-          </w:p>
-        </w:tc>
-        <w:tc>
-          <w:tcPr>
-            <w:tcBorders>
-              <w:bottom w:val="none" w:sz="0" w:space="0" w:color="000000"/>
-              <w:top w:val="none" w:sz="0" w:space="0" w:color="000000"/>
-              <w:left w:val="none" w:sz="0" w:space="0" w:color="000000"/>
-              <w:right w:val="none" w:sz="0" w:space="0" w:color="000000"/>
-            </w:tcBorders>
-            <w:shd w:val="clear" w:color="auto" w:fill="FFFFFF"/>
-            <w:tcMar>
-              <w:top w:w="0" w:type="dxa"/>
-              <w:bottom w:w="0" w:type="dxa"/>
-              <w:left w:w="0" w:type="dxa"/>
-              <w:right w:w="0" w:type="dxa"/>
-            </w:tcMar>
-            <w:vAlign w:val="top"/>
-          </w:tcPr>
-          <w:p>
-            <w:pPr>
-              <w:pStyle w:val="Normal"/>
-              <w:jc w:val="center"/>
-              <w:pBdr>
-                <w:bottom w:val="none" w:sz="0" w:space="0" w:color="000000"/>
-                <w:top w:val="none" w:sz="0" w:space="0" w:color="000000"/>
-                <w:left w:val="none" w:sz="0" w:space="0" w:color="000000"/>
-                <w:right w:val="none" w:sz="0" w:space="0" w:color="000000"/>
-              </w:pBdr>
-              <w:spacing w:after="100" w:before="100" w:line="240"/>
-              <w:ind w:left="100" w:right="100" w:firstLine="0" w:firstLineChars="0"/>
-              <w:rPr>
-                <w:rFonts w:ascii="Helvetica" w:hAnsi="Helvetica" w:eastAsia="Helvetica" w:cs="Helvetica"/>
-                <w:i w:val="false"/>
-                <w:b w:val="false"/>
-                <w:u w:val="none"/>
-                <w:sz w:val="22"/>
-                <w:szCs w:val="22"/>
-                <w:color w:val="000000"/>
-              </w:rPr>
-            </w:pPr>
-            <w:r>
-              <w:rPr>
-                <w:rFonts w:ascii="Helvetica" w:hAnsi="Helvetica" w:eastAsia="Helvetica" w:cs="Helvetica"/>
-                <w:i w:val="false"/>
-                <w:b w:val="false"/>
-                <w:u w:val="none"/>
-                <w:sz w:val="22"/>
-                <w:szCs w:val="22"/>
-                <w:color w:val="000000"/>
-              </w:rPr>
-              <w:t xml:space="preserve">1.32, 94.0</w:t>
-            </w:r>
-          </w:p>
-        </w:tc>
-        <w:tc>
-          <w:tcPr>
-            <w:tcBorders>
-              <w:bottom w:val="none" w:sz="0" w:space="0" w:color="000000"/>
-              <w:top w:val="none" w:sz="0" w:space="0" w:color="000000"/>
-              <w:left w:val="none" w:sz="0" w:space="0" w:color="000000"/>
-              <w:right w:val="none" w:sz="0" w:space="0" w:color="000000"/>
-            </w:tcBorders>
-            <w:shd w:val="clear" w:color="auto" w:fill="FFFFFF"/>
-            <w:tcMar>
-              <w:top w:w="0" w:type="dxa"/>
-              <w:bottom w:w="0" w:type="dxa"/>
-              <w:left w:w="0" w:type="dxa"/>
-              <w:right w:w="0" w:type="dxa"/>
-            </w:tcMar>
-            <w:vAlign w:val="top"/>
-          </w:tcPr>
-          <w:p>
-            <w:pPr>
-              <w:pStyle w:val="Normal"/>
-              <w:jc w:val="center"/>
-              <w:pBdr>
-                <w:bottom w:val="none" w:sz="0" w:space="0" w:color="000000"/>
-                <w:top w:val="none" w:sz="0" w:space="0" w:color="000000"/>
-                <w:left w:val="none" w:sz="0" w:space="0" w:color="000000"/>
-                <w:right w:val="none" w:sz="0" w:space="0" w:color="000000"/>
-              </w:pBdr>
-              <w:spacing w:after="100" w:before="100" w:line="240"/>
-              <w:ind w:left="100" w:right="100" w:firstLine="0" w:firstLineChars="0"/>
-              <w:rPr>
-                <w:rFonts w:ascii="Helvetica" w:hAnsi="Helvetica" w:eastAsia="Helvetica" w:cs="Helvetica"/>
-                <w:i w:val="false"/>
-                <w:b w:val="false"/>
-                <w:u w:val="none"/>
-                <w:sz w:val="22"/>
-                <w:szCs w:val="22"/>
-                <w:color w:val="000000"/>
-              </w:rPr>
-            </w:pPr>
-            <w:r>
-              <w:rPr>
-                <w:rFonts w:ascii="Helvetica" w:hAnsi="Helvetica" w:eastAsia="Helvetica" w:cs="Helvetica"/>
-                <w:i w:val="false"/>
-                <w:b w:val="false"/>
-                <w:u w:val="none"/>
-                <w:sz w:val="22"/>
-                <w:szCs w:val="22"/>
-                <w:color w:val="000000"/>
-              </w:rPr>
-              <w:t xml:space="preserve">0.027</w:t>
+              <w:t xml:space="preserve">14.8</w:t>
+            </w:r>
+          </w:p>
+        </w:tc>
+        <w:tc>
+          <w:tcPr>
+            <w:tcBorders>
+              <w:bottom w:val="none" w:sz="0" w:space="0" w:color="000000"/>
+              <w:top w:val="none" w:sz="0" w:space="0" w:color="000000"/>
+              <w:left w:val="none" w:sz="0" w:space="0" w:color="000000"/>
+              <w:right w:val="none" w:sz="0" w:space="0" w:color="000000"/>
+            </w:tcBorders>
+            <w:shd w:val="clear" w:color="auto" w:fill="FFFFFF"/>
+            <w:tcMar>
+              <w:top w:w="0" w:type="dxa"/>
+              <w:bottom w:w="0" w:type="dxa"/>
+              <w:left w:w="0" w:type="dxa"/>
+              <w:right w:w="0" w:type="dxa"/>
+            </w:tcMar>
+            <w:vAlign w:val="top"/>
+          </w:tcPr>
+          <w:p>
+            <w:pPr>
+              <w:pStyle w:val="Normal"/>
+              <w:jc w:val="center"/>
+              <w:pBdr>
+                <w:bottom w:val="none" w:sz="0" w:space="0" w:color="000000"/>
+                <w:top w:val="none" w:sz="0" w:space="0" w:color="000000"/>
+                <w:left w:val="none" w:sz="0" w:space="0" w:color="000000"/>
+                <w:right w:val="none" w:sz="0" w:space="0" w:color="000000"/>
+              </w:pBdr>
+              <w:spacing w:after="100" w:before="100" w:line="240"/>
+              <w:ind w:left="100" w:right="100" w:firstLine="0" w:firstLineChars="0"/>
+              <w:rPr>
+                <w:rFonts w:ascii="Helvetica" w:hAnsi="Helvetica" w:eastAsia="Helvetica" w:cs="Helvetica"/>
+                <w:i w:val="false"/>
+                <w:b w:val="false"/>
+                <w:u w:val="none"/>
+                <w:sz w:val="22"/>
+                <w:szCs w:val="22"/>
+                <w:color w:val="000000"/>
+              </w:rPr>
+            </w:pPr>
+            <w:r>
+              <w:rPr>
+                <w:rFonts w:ascii="Helvetica" w:hAnsi="Helvetica" w:eastAsia="Helvetica" w:cs="Helvetica"/>
+                <w:i w:val="false"/>
+                <w:b w:val="false"/>
+                <w:u w:val="none"/>
+                <w:sz w:val="22"/>
+                <w:szCs w:val="22"/>
+                <w:color w:val="000000"/>
+              </w:rPr>
+              <w:t xml:space="preserve">1.79, 123</w:t>
+            </w:r>
+          </w:p>
+        </w:tc>
+        <w:tc>
+          <w:tcPr>
+            <w:tcBorders>
+              <w:bottom w:val="none" w:sz="0" w:space="0" w:color="000000"/>
+              <w:top w:val="none" w:sz="0" w:space="0" w:color="000000"/>
+              <w:left w:val="none" w:sz="0" w:space="0" w:color="000000"/>
+              <w:right w:val="none" w:sz="0" w:space="0" w:color="000000"/>
+            </w:tcBorders>
+            <w:shd w:val="clear" w:color="auto" w:fill="FFFFFF"/>
+            <w:tcMar>
+              <w:top w:w="0" w:type="dxa"/>
+              <w:bottom w:w="0" w:type="dxa"/>
+              <w:left w:w="0" w:type="dxa"/>
+              <w:right w:w="0" w:type="dxa"/>
+            </w:tcMar>
+            <w:vAlign w:val="top"/>
+          </w:tcPr>
+          <w:p>
+            <w:pPr>
+              <w:pStyle w:val="Normal"/>
+              <w:jc w:val="center"/>
+              <w:pBdr>
+                <w:bottom w:val="none" w:sz="0" w:space="0" w:color="000000"/>
+                <w:top w:val="none" w:sz="0" w:space="0" w:color="000000"/>
+                <w:left w:val="none" w:sz="0" w:space="0" w:color="000000"/>
+                <w:right w:val="none" w:sz="0" w:space="0" w:color="000000"/>
+              </w:pBdr>
+              <w:spacing w:after="100" w:before="100" w:line="240"/>
+              <w:ind w:left="100" w:right="100" w:firstLine="0" w:firstLineChars="0"/>
+              <w:rPr>
+                <w:rFonts w:ascii="Helvetica" w:hAnsi="Helvetica" w:eastAsia="Helvetica" w:cs="Helvetica"/>
+                <w:i w:val="false"/>
+                <w:b w:val="false"/>
+                <w:u w:val="none"/>
+                <w:sz w:val="22"/>
+                <w:szCs w:val="22"/>
+                <w:color w:val="000000"/>
+              </w:rPr>
+            </w:pPr>
+            <w:r>
+              <w:rPr>
+                <w:rFonts w:ascii="Helvetica" w:hAnsi="Helvetica" w:eastAsia="Helvetica" w:cs="Helvetica"/>
+                <w:i w:val="false"/>
+                <w:b w:val="false"/>
+                <w:u w:val="none"/>
+                <w:sz w:val="22"/>
+                <w:szCs w:val="22"/>
+                <w:color w:val="000000"/>
+              </w:rPr>
+              <w:t xml:space="preserve">0.012</w:t>
             </w:r>
           </w:p>
         </w:tc>
@@ -4484,113 +4484,113 @@
                 <w:szCs w:val="22"/>
                 <w:color w:val="000000"/>
               </w:rPr>
-              <w:t xml:space="preserve">0.93</w:t>
-            </w:r>
-          </w:p>
-        </w:tc>
-        <w:tc>
-          <w:tcPr>
-            <w:tcBorders>
-              <w:bottom w:val="none" w:sz="0" w:space="0" w:color="000000"/>
-              <w:top w:val="none" w:sz="0" w:space="0" w:color="000000"/>
-              <w:left w:val="none" w:sz="0" w:space="0" w:color="000000"/>
-              <w:right w:val="none" w:sz="0" w:space="0" w:color="000000"/>
-            </w:tcBorders>
-            <w:shd w:val="clear" w:color="auto" w:fill="FFFFFF"/>
-            <w:tcMar>
-              <w:top w:w="0" w:type="dxa"/>
-              <w:bottom w:w="0" w:type="dxa"/>
-              <w:left w:w="0" w:type="dxa"/>
-              <w:right w:w="0" w:type="dxa"/>
-            </w:tcMar>
-            <w:vAlign w:val="top"/>
-          </w:tcPr>
-          <w:p>
-            <w:pPr>
-              <w:pStyle w:val="Normal"/>
-              <w:jc w:val="center"/>
-              <w:pBdr>
-                <w:bottom w:val="none" w:sz="0" w:space="0" w:color="000000"/>
-                <w:top w:val="none" w:sz="0" w:space="0" w:color="000000"/>
-                <w:left w:val="none" w:sz="0" w:space="0" w:color="000000"/>
-                <w:right w:val="none" w:sz="0" w:space="0" w:color="000000"/>
-              </w:pBdr>
-              <w:spacing w:after="100" w:before="100" w:line="240"/>
-              <w:ind w:left="100" w:right="100" w:firstLine="0" w:firstLineChars="0"/>
-              <w:rPr>
-                <w:rFonts w:ascii="Helvetica" w:hAnsi="Helvetica" w:eastAsia="Helvetica" w:cs="Helvetica"/>
-                <w:i w:val="false"/>
-                <w:b w:val="false"/>
-                <w:u w:val="none"/>
-                <w:sz w:val="22"/>
-                <w:szCs w:val="22"/>
-                <w:color w:val="000000"/>
-              </w:rPr>
-            </w:pPr>
-            <w:r>
-              <w:rPr>
-                <w:rFonts w:ascii="Helvetica" w:hAnsi="Helvetica" w:eastAsia="Helvetica" w:cs="Helvetica"/>
-                <w:i w:val="false"/>
-                <w:b w:val="false"/>
-                <w:u w:val="none"/>
-                <w:sz w:val="22"/>
-                <w:szCs w:val="22"/>
-                <w:color w:val="000000"/>
-              </w:rPr>
-              <w:t xml:space="preserve">0.67, 1.29</w:t>
-            </w:r>
-          </w:p>
-        </w:tc>
-        <w:tc>
-          <w:tcPr>
-            <w:tcBorders>
-              <w:bottom w:val="none" w:sz="0" w:space="0" w:color="000000"/>
-              <w:top w:val="none" w:sz="0" w:space="0" w:color="000000"/>
-              <w:left w:val="none" w:sz="0" w:space="0" w:color="000000"/>
-              <w:right w:val="none" w:sz="0" w:space="0" w:color="000000"/>
-            </w:tcBorders>
-            <w:shd w:val="clear" w:color="auto" w:fill="FFFFFF"/>
-            <w:tcMar>
-              <w:top w:w="0" w:type="dxa"/>
-              <w:bottom w:w="0" w:type="dxa"/>
-              <w:left w:w="0" w:type="dxa"/>
-              <w:right w:w="0" w:type="dxa"/>
-            </w:tcMar>
-            <w:vAlign w:val="top"/>
-          </w:tcPr>
-          <w:p>
-            <w:pPr>
-              <w:pStyle w:val="Normal"/>
-              <w:jc w:val="center"/>
-              <w:pBdr>
-                <w:bottom w:val="none" w:sz="0" w:space="0" w:color="000000"/>
-                <w:top w:val="none" w:sz="0" w:space="0" w:color="000000"/>
-                <w:left w:val="none" w:sz="0" w:space="0" w:color="000000"/>
-                <w:right w:val="none" w:sz="0" w:space="0" w:color="000000"/>
-              </w:pBdr>
-              <w:spacing w:after="100" w:before="100" w:line="240"/>
-              <w:ind w:left="100" w:right="100" w:firstLine="0" w:firstLineChars="0"/>
-              <w:rPr>
-                <w:rFonts w:ascii="Helvetica" w:hAnsi="Helvetica" w:eastAsia="Helvetica" w:cs="Helvetica"/>
-                <w:i w:val="false"/>
-                <w:b w:val="false"/>
-                <w:u w:val="none"/>
-                <w:sz w:val="22"/>
-                <w:szCs w:val="22"/>
-                <w:color w:val="000000"/>
-              </w:rPr>
-            </w:pPr>
-            <w:r>
-              <w:rPr>
-                <w:rFonts w:ascii="Helvetica" w:hAnsi="Helvetica" w:eastAsia="Helvetica" w:cs="Helvetica"/>
-                <w:i w:val="false"/>
-                <w:b w:val="false"/>
-                <w:u w:val="none"/>
-                <w:sz w:val="22"/>
-                <w:szCs w:val="22"/>
-                <w:color w:val="000000"/>
-              </w:rPr>
-              <w:t xml:space="preserve">0.670</w:t>
+              <w:t xml:space="preserve">0.92</w:t>
+            </w:r>
+          </w:p>
+        </w:tc>
+        <w:tc>
+          <w:tcPr>
+            <w:tcBorders>
+              <w:bottom w:val="none" w:sz="0" w:space="0" w:color="000000"/>
+              <w:top w:val="none" w:sz="0" w:space="0" w:color="000000"/>
+              <w:left w:val="none" w:sz="0" w:space="0" w:color="000000"/>
+              <w:right w:val="none" w:sz="0" w:space="0" w:color="000000"/>
+            </w:tcBorders>
+            <w:shd w:val="clear" w:color="auto" w:fill="FFFFFF"/>
+            <w:tcMar>
+              <w:top w:w="0" w:type="dxa"/>
+              <w:bottom w:w="0" w:type="dxa"/>
+              <w:left w:w="0" w:type="dxa"/>
+              <w:right w:w="0" w:type="dxa"/>
+            </w:tcMar>
+            <w:vAlign w:val="top"/>
+          </w:tcPr>
+          <w:p>
+            <w:pPr>
+              <w:pStyle w:val="Normal"/>
+              <w:jc w:val="center"/>
+              <w:pBdr>
+                <w:bottom w:val="none" w:sz="0" w:space="0" w:color="000000"/>
+                <w:top w:val="none" w:sz="0" w:space="0" w:color="000000"/>
+                <w:left w:val="none" w:sz="0" w:space="0" w:color="000000"/>
+                <w:right w:val="none" w:sz="0" w:space="0" w:color="000000"/>
+              </w:pBdr>
+              <w:spacing w:after="100" w:before="100" w:line="240"/>
+              <w:ind w:left="100" w:right="100" w:firstLine="0" w:firstLineChars="0"/>
+              <w:rPr>
+                <w:rFonts w:ascii="Helvetica" w:hAnsi="Helvetica" w:eastAsia="Helvetica" w:cs="Helvetica"/>
+                <w:i w:val="false"/>
+                <w:b w:val="false"/>
+                <w:u w:val="none"/>
+                <w:sz w:val="22"/>
+                <w:szCs w:val="22"/>
+                <w:color w:val="000000"/>
+              </w:rPr>
+            </w:pPr>
+            <w:r>
+              <w:rPr>
+                <w:rFonts w:ascii="Helvetica" w:hAnsi="Helvetica" w:eastAsia="Helvetica" w:cs="Helvetica"/>
+                <w:i w:val="false"/>
+                <w:b w:val="false"/>
+                <w:u w:val="none"/>
+                <w:sz w:val="22"/>
+                <w:szCs w:val="22"/>
+                <w:color w:val="000000"/>
+              </w:rPr>
+              <w:t xml:space="preserve">0.66, 1.28</w:t>
+            </w:r>
+          </w:p>
+        </w:tc>
+        <w:tc>
+          <w:tcPr>
+            <w:tcBorders>
+              <w:bottom w:val="none" w:sz="0" w:space="0" w:color="000000"/>
+              <w:top w:val="none" w:sz="0" w:space="0" w:color="000000"/>
+              <w:left w:val="none" w:sz="0" w:space="0" w:color="000000"/>
+              <w:right w:val="none" w:sz="0" w:space="0" w:color="000000"/>
+            </w:tcBorders>
+            <w:shd w:val="clear" w:color="auto" w:fill="FFFFFF"/>
+            <w:tcMar>
+              <w:top w:w="0" w:type="dxa"/>
+              <w:bottom w:w="0" w:type="dxa"/>
+              <w:left w:w="0" w:type="dxa"/>
+              <w:right w:w="0" w:type="dxa"/>
+            </w:tcMar>
+            <w:vAlign w:val="top"/>
+          </w:tcPr>
+          <w:p>
+            <w:pPr>
+              <w:pStyle w:val="Normal"/>
+              <w:jc w:val="center"/>
+              <w:pBdr>
+                <w:bottom w:val="none" w:sz="0" w:space="0" w:color="000000"/>
+                <w:top w:val="none" w:sz="0" w:space="0" w:color="000000"/>
+                <w:left w:val="none" w:sz="0" w:space="0" w:color="000000"/>
+                <w:right w:val="none" w:sz="0" w:space="0" w:color="000000"/>
+              </w:pBdr>
+              <w:spacing w:after="100" w:before="100" w:line="240"/>
+              <w:ind w:left="100" w:right="100" w:firstLine="0" w:firstLineChars="0"/>
+              <w:rPr>
+                <w:rFonts w:ascii="Helvetica" w:hAnsi="Helvetica" w:eastAsia="Helvetica" w:cs="Helvetica"/>
+                <w:i w:val="false"/>
+                <w:b w:val="false"/>
+                <w:u w:val="none"/>
+                <w:sz w:val="22"/>
+                <w:szCs w:val="22"/>
+                <w:color w:val="000000"/>
+              </w:rPr>
+            </w:pPr>
+            <w:r>
+              <w:rPr>
+                <w:rFonts w:ascii="Helvetica" w:hAnsi="Helvetica" w:eastAsia="Helvetica" w:cs="Helvetica"/>
+                <w:i w:val="false"/>
+                <w:b w:val="false"/>
+                <w:u w:val="none"/>
+                <w:sz w:val="22"/>
+                <w:szCs w:val="22"/>
+                <w:color w:val="000000"/>
+              </w:rPr>
+              <w:t xml:space="preserve">0.610</w:t>
             </w:r>
           </w:p>
         </w:tc>
@@ -5933,113 +5933,113 @@
                 <w:szCs w:val="22"/>
                 <w:color w:val="000000"/>
               </w:rPr>
-              <w:t xml:space="preserve">0.46</w:t>
-            </w:r>
-          </w:p>
-        </w:tc>
-        <w:tc>
-          <w:tcPr>
-            <w:tcBorders>
-              <w:bottom w:val="none" w:sz="0" w:space="0" w:color="000000"/>
-              <w:top w:val="none" w:sz="0" w:space="0" w:color="000000"/>
-              <w:left w:val="none" w:sz="0" w:space="0" w:color="000000"/>
-              <w:right w:val="none" w:sz="0" w:space="0" w:color="000000"/>
-            </w:tcBorders>
-            <w:shd w:val="clear" w:color="auto" w:fill="FFFFFF"/>
-            <w:tcMar>
-              <w:top w:w="0" w:type="dxa"/>
-              <w:bottom w:w="0" w:type="dxa"/>
-              <w:left w:w="0" w:type="dxa"/>
-              <w:right w:w="0" w:type="dxa"/>
-            </w:tcMar>
-            <w:vAlign w:val="top"/>
-          </w:tcPr>
-          <w:p>
-            <w:pPr>
-              <w:pStyle w:val="Normal"/>
-              <w:jc w:val="center"/>
-              <w:pBdr>
-                <w:bottom w:val="none" w:sz="0" w:space="0" w:color="000000"/>
-                <w:top w:val="none" w:sz="0" w:space="0" w:color="000000"/>
-                <w:left w:val="none" w:sz="0" w:space="0" w:color="000000"/>
-                <w:right w:val="none" w:sz="0" w:space="0" w:color="000000"/>
-              </w:pBdr>
-              <w:spacing w:after="100" w:before="100" w:line="240"/>
-              <w:ind w:left="100" w:right="100" w:firstLine="0" w:firstLineChars="0"/>
-              <w:rPr>
-                <w:rFonts w:ascii="Helvetica" w:hAnsi="Helvetica" w:eastAsia="Helvetica" w:cs="Helvetica"/>
-                <w:i w:val="false"/>
-                <w:b w:val="false"/>
-                <w:u w:val="none"/>
-                <w:sz w:val="22"/>
-                <w:szCs w:val="22"/>
-                <w:color w:val="000000"/>
-              </w:rPr>
-            </w:pPr>
-            <w:r>
-              <w:rPr>
-                <w:rFonts w:ascii="Helvetica" w:hAnsi="Helvetica" w:eastAsia="Helvetica" w:cs="Helvetica"/>
-                <w:i w:val="false"/>
-                <w:b w:val="false"/>
-                <w:u w:val="none"/>
-                <w:sz w:val="22"/>
-                <w:szCs w:val="22"/>
-                <w:color w:val="000000"/>
-              </w:rPr>
-              <w:t xml:space="preserve">0.09, 2.33</w:t>
-            </w:r>
-          </w:p>
-        </w:tc>
-        <w:tc>
-          <w:tcPr>
-            <w:tcBorders>
-              <w:bottom w:val="none" w:sz="0" w:space="0" w:color="000000"/>
-              <w:top w:val="none" w:sz="0" w:space="0" w:color="000000"/>
-              <w:left w:val="none" w:sz="0" w:space="0" w:color="000000"/>
-              <w:right w:val="none" w:sz="0" w:space="0" w:color="000000"/>
-            </w:tcBorders>
-            <w:shd w:val="clear" w:color="auto" w:fill="FFFFFF"/>
-            <w:tcMar>
-              <w:top w:w="0" w:type="dxa"/>
-              <w:bottom w:w="0" w:type="dxa"/>
-              <w:left w:w="0" w:type="dxa"/>
-              <w:right w:w="0" w:type="dxa"/>
-            </w:tcMar>
-            <w:vAlign w:val="top"/>
-          </w:tcPr>
-          <w:p>
-            <w:pPr>
-              <w:pStyle w:val="Normal"/>
-              <w:jc w:val="center"/>
-              <w:pBdr>
-                <w:bottom w:val="none" w:sz="0" w:space="0" w:color="000000"/>
-                <w:top w:val="none" w:sz="0" w:space="0" w:color="000000"/>
-                <w:left w:val="none" w:sz="0" w:space="0" w:color="000000"/>
-                <w:right w:val="none" w:sz="0" w:space="0" w:color="000000"/>
-              </w:pBdr>
-              <w:spacing w:after="100" w:before="100" w:line="240"/>
-              <w:ind w:left="100" w:right="100" w:firstLine="0" w:firstLineChars="0"/>
-              <w:rPr>
-                <w:rFonts w:ascii="Helvetica" w:hAnsi="Helvetica" w:eastAsia="Helvetica" w:cs="Helvetica"/>
-                <w:i w:val="false"/>
-                <w:b w:val="false"/>
-                <w:u w:val="none"/>
-                <w:sz w:val="22"/>
-                <w:szCs w:val="22"/>
-                <w:color w:val="000000"/>
-              </w:rPr>
-            </w:pPr>
-            <w:r>
-              <w:rPr>
-                <w:rFonts w:ascii="Helvetica" w:hAnsi="Helvetica" w:eastAsia="Helvetica" w:cs="Helvetica"/>
-                <w:i w:val="false"/>
-                <w:b w:val="false"/>
-                <w:u w:val="none"/>
-                <w:sz w:val="22"/>
-                <w:szCs w:val="22"/>
-                <w:color w:val="000000"/>
-              </w:rPr>
-              <w:t xml:space="preserve">0.350</w:t>
+              <w:t xml:space="preserve">0.73</w:t>
+            </w:r>
+          </w:p>
+        </w:tc>
+        <w:tc>
+          <w:tcPr>
+            <w:tcBorders>
+              <w:bottom w:val="none" w:sz="0" w:space="0" w:color="000000"/>
+              <w:top w:val="none" w:sz="0" w:space="0" w:color="000000"/>
+              <w:left w:val="none" w:sz="0" w:space="0" w:color="000000"/>
+              <w:right w:val="none" w:sz="0" w:space="0" w:color="000000"/>
+            </w:tcBorders>
+            <w:shd w:val="clear" w:color="auto" w:fill="FFFFFF"/>
+            <w:tcMar>
+              <w:top w:w="0" w:type="dxa"/>
+              <w:bottom w:w="0" w:type="dxa"/>
+              <w:left w:w="0" w:type="dxa"/>
+              <w:right w:w="0" w:type="dxa"/>
+            </w:tcMar>
+            <w:vAlign w:val="top"/>
+          </w:tcPr>
+          <w:p>
+            <w:pPr>
+              <w:pStyle w:val="Normal"/>
+              <w:jc w:val="center"/>
+              <w:pBdr>
+                <w:bottom w:val="none" w:sz="0" w:space="0" w:color="000000"/>
+                <w:top w:val="none" w:sz="0" w:space="0" w:color="000000"/>
+                <w:left w:val="none" w:sz="0" w:space="0" w:color="000000"/>
+                <w:right w:val="none" w:sz="0" w:space="0" w:color="000000"/>
+              </w:pBdr>
+              <w:spacing w:after="100" w:before="100" w:line="240"/>
+              <w:ind w:left="100" w:right="100" w:firstLine="0" w:firstLineChars="0"/>
+              <w:rPr>
+                <w:rFonts w:ascii="Helvetica" w:hAnsi="Helvetica" w:eastAsia="Helvetica" w:cs="Helvetica"/>
+                <w:i w:val="false"/>
+                <w:b w:val="false"/>
+                <w:u w:val="none"/>
+                <w:sz w:val="22"/>
+                <w:szCs w:val="22"/>
+                <w:color w:val="000000"/>
+              </w:rPr>
+            </w:pPr>
+            <w:r>
+              <w:rPr>
+                <w:rFonts w:ascii="Helvetica" w:hAnsi="Helvetica" w:eastAsia="Helvetica" w:cs="Helvetica"/>
+                <w:i w:val="false"/>
+                <w:b w:val="false"/>
+                <w:u w:val="none"/>
+                <w:sz w:val="22"/>
+                <w:szCs w:val="22"/>
+                <w:color w:val="000000"/>
+              </w:rPr>
+              <w:t xml:space="preserve">0.17, 3.20</w:t>
+            </w:r>
+          </w:p>
+        </w:tc>
+        <w:tc>
+          <w:tcPr>
+            <w:tcBorders>
+              <w:bottom w:val="none" w:sz="0" w:space="0" w:color="000000"/>
+              <w:top w:val="none" w:sz="0" w:space="0" w:color="000000"/>
+              <w:left w:val="none" w:sz="0" w:space="0" w:color="000000"/>
+              <w:right w:val="none" w:sz="0" w:space="0" w:color="000000"/>
+            </w:tcBorders>
+            <w:shd w:val="clear" w:color="auto" w:fill="FFFFFF"/>
+            <w:tcMar>
+              <w:top w:w="0" w:type="dxa"/>
+              <w:bottom w:w="0" w:type="dxa"/>
+              <w:left w:w="0" w:type="dxa"/>
+              <w:right w:w="0" w:type="dxa"/>
+            </w:tcMar>
+            <w:vAlign w:val="top"/>
+          </w:tcPr>
+          <w:p>
+            <w:pPr>
+              <w:pStyle w:val="Normal"/>
+              <w:jc w:val="center"/>
+              <w:pBdr>
+                <w:bottom w:val="none" w:sz="0" w:space="0" w:color="000000"/>
+                <w:top w:val="none" w:sz="0" w:space="0" w:color="000000"/>
+                <w:left w:val="none" w:sz="0" w:space="0" w:color="000000"/>
+                <w:right w:val="none" w:sz="0" w:space="0" w:color="000000"/>
+              </w:pBdr>
+              <w:spacing w:after="100" w:before="100" w:line="240"/>
+              <w:ind w:left="100" w:right="100" w:firstLine="0" w:firstLineChars="0"/>
+              <w:rPr>
+                <w:rFonts w:ascii="Helvetica" w:hAnsi="Helvetica" w:eastAsia="Helvetica" w:cs="Helvetica"/>
+                <w:i w:val="false"/>
+                <w:b w:val="false"/>
+                <w:u w:val="none"/>
+                <w:sz w:val="22"/>
+                <w:szCs w:val="22"/>
+                <w:color w:val="000000"/>
+              </w:rPr>
+            </w:pPr>
+            <w:r>
+              <w:rPr>
+                <w:rFonts w:ascii="Helvetica" w:hAnsi="Helvetica" w:eastAsia="Helvetica" w:cs="Helvetica"/>
+                <w:i w:val="false"/>
+                <w:b w:val="false"/>
+                <w:u w:val="none"/>
+                <w:sz w:val="22"/>
+                <w:szCs w:val="22"/>
+                <w:color w:val="000000"/>
+              </w:rPr>
+              <w:t xml:space="preserve">0.680</w:t>
             </w:r>
           </w:p>
         </w:tc>
@@ -7435,60 +7435,60 @@
                 <w:szCs w:val="22"/>
                 <w:color w:val="000000"/>
               </w:rPr>
-              <w:t xml:space="preserve">0.00, 0.18</w:t>
-            </w:r>
-          </w:p>
-        </w:tc>
-        <w:tc>
-          <w:tcPr>
-            <w:tcBorders>
-              <w:bottom w:val="none" w:sz="0" w:space="0" w:color="000000"/>
-              <w:top w:val="none" w:sz="0" w:space="0" w:color="000000"/>
-              <w:left w:val="none" w:sz="0" w:space="0" w:color="000000"/>
-              <w:right w:val="none" w:sz="0" w:space="0" w:color="000000"/>
-            </w:tcBorders>
-            <w:shd w:val="clear" w:color="auto" w:fill="FFFFFF"/>
-            <w:tcMar>
-              <w:top w:w="0" w:type="dxa"/>
-              <w:bottom w:w="0" w:type="dxa"/>
-              <w:left w:w="0" w:type="dxa"/>
-              <w:right w:w="0" w:type="dxa"/>
-            </w:tcMar>
-            <w:vAlign w:val="top"/>
-          </w:tcPr>
-          <w:p>
-            <w:pPr>
-              <w:pStyle w:val="Normal"/>
-              <w:jc w:val="center"/>
-              <w:pBdr>
-                <w:bottom w:val="none" w:sz="0" w:space="0" w:color="000000"/>
-                <w:top w:val="none" w:sz="0" w:space="0" w:color="000000"/>
-                <w:left w:val="none" w:sz="0" w:space="0" w:color="000000"/>
-                <w:right w:val="none" w:sz="0" w:space="0" w:color="000000"/>
-              </w:pBdr>
-              <w:spacing w:after="100" w:before="100" w:line="240"/>
-              <w:ind w:left="100" w:right="100" w:firstLine="0" w:firstLineChars="0"/>
-              <w:rPr>
-                <w:rFonts w:ascii="Helvetica" w:hAnsi="Helvetica" w:eastAsia="Helvetica" w:cs="Helvetica"/>
-                <w:i w:val="false"/>
-                <w:b w:val="false"/>
-                <w:u w:val="none"/>
-                <w:sz w:val="22"/>
-                <w:szCs w:val="22"/>
-                <w:color w:val="000000"/>
-              </w:rPr>
-            </w:pPr>
-            <w:r>
-              <w:rPr>
-                <w:rFonts w:ascii="Helvetica" w:hAnsi="Helvetica" w:eastAsia="Helvetica" w:cs="Helvetica"/>
-                <w:i w:val="false"/>
-                <w:b w:val="false"/>
-                <w:u w:val="none"/>
-                <w:sz w:val="22"/>
-                <w:szCs w:val="22"/>
-                <w:color w:val="000000"/>
-              </w:rPr>
-              <w:t xml:space="preserve">0.008</w:t>
+              <w:t xml:space="preserve">0.00, 0.22</w:t>
+            </w:r>
+          </w:p>
+        </w:tc>
+        <w:tc>
+          <w:tcPr>
+            <w:tcBorders>
+              <w:bottom w:val="none" w:sz="0" w:space="0" w:color="000000"/>
+              <w:top w:val="none" w:sz="0" w:space="0" w:color="000000"/>
+              <w:left w:val="none" w:sz="0" w:space="0" w:color="000000"/>
+              <w:right w:val="none" w:sz="0" w:space="0" w:color="000000"/>
+            </w:tcBorders>
+            <w:shd w:val="clear" w:color="auto" w:fill="FFFFFF"/>
+            <w:tcMar>
+              <w:top w:w="0" w:type="dxa"/>
+              <w:bottom w:w="0" w:type="dxa"/>
+              <w:left w:w="0" w:type="dxa"/>
+              <w:right w:w="0" w:type="dxa"/>
+            </w:tcMar>
+            <w:vAlign w:val="top"/>
+          </w:tcPr>
+          <w:p>
+            <w:pPr>
+              <w:pStyle w:val="Normal"/>
+              <w:jc w:val="center"/>
+              <w:pBdr>
+                <w:bottom w:val="none" w:sz="0" w:space="0" w:color="000000"/>
+                <w:top w:val="none" w:sz="0" w:space="0" w:color="000000"/>
+                <w:left w:val="none" w:sz="0" w:space="0" w:color="000000"/>
+                <w:right w:val="none" w:sz="0" w:space="0" w:color="000000"/>
+              </w:pBdr>
+              <w:spacing w:after="100" w:before="100" w:line="240"/>
+              <w:ind w:left="100" w:right="100" w:firstLine="0" w:firstLineChars="0"/>
+              <w:rPr>
+                <w:rFonts w:ascii="Helvetica" w:hAnsi="Helvetica" w:eastAsia="Helvetica" w:cs="Helvetica"/>
+                <w:i w:val="false"/>
+                <w:b w:val="false"/>
+                <w:u w:val="none"/>
+                <w:sz w:val="22"/>
+                <w:szCs w:val="22"/>
+                <w:color w:val="000000"/>
+              </w:rPr>
+            </w:pPr>
+            <w:r>
+              <w:rPr>
+                <w:rFonts w:ascii="Helvetica" w:hAnsi="Helvetica" w:eastAsia="Helvetica" w:cs="Helvetica"/>
+                <w:i w:val="false"/>
+                <w:b w:val="false"/>
+                <w:u w:val="none"/>
+                <w:sz w:val="22"/>
+                <w:szCs w:val="22"/>
+                <w:color w:val="000000"/>
+              </w:rPr>
+              <w:t xml:space="preserve">0.011</w:t>
             </w:r>
           </w:p>
         </w:tc>
@@ -7918,60 +7918,60 @@
                 <w:szCs w:val="22"/>
                 <w:color w:val="000000"/>
               </w:rPr>
-              <w:t xml:space="preserve">0.00, 1.10</w:t>
-            </w:r>
-          </w:p>
-        </w:tc>
-        <w:tc>
-          <w:tcPr>
-            <w:tcBorders>
-              <w:bottom w:val="none" w:sz="0" w:space="0" w:color="000000"/>
-              <w:top w:val="none" w:sz="0" w:space="0" w:color="000000"/>
-              <w:left w:val="none" w:sz="0" w:space="0" w:color="000000"/>
-              <w:right w:val="none" w:sz="0" w:space="0" w:color="000000"/>
-            </w:tcBorders>
-            <w:shd w:val="clear" w:color="auto" w:fill="FFFFFF"/>
-            <w:tcMar>
-              <w:top w:w="0" w:type="dxa"/>
-              <w:bottom w:w="0" w:type="dxa"/>
-              <w:left w:w="0" w:type="dxa"/>
-              <w:right w:w="0" w:type="dxa"/>
-            </w:tcMar>
-            <w:vAlign w:val="top"/>
-          </w:tcPr>
-          <w:p>
-            <w:pPr>
-              <w:pStyle w:val="Normal"/>
-              <w:jc w:val="center"/>
-              <w:pBdr>
-                <w:bottom w:val="none" w:sz="0" w:space="0" w:color="000000"/>
-                <w:top w:val="none" w:sz="0" w:space="0" w:color="000000"/>
-                <w:left w:val="none" w:sz="0" w:space="0" w:color="000000"/>
-                <w:right w:val="none" w:sz="0" w:space="0" w:color="000000"/>
-              </w:pBdr>
-              <w:spacing w:after="100" w:before="100" w:line="240"/>
-              <w:ind w:left="100" w:right="100" w:firstLine="0" w:firstLineChars="0"/>
-              <w:rPr>
-                <w:rFonts w:ascii="Helvetica" w:hAnsi="Helvetica" w:eastAsia="Helvetica" w:cs="Helvetica"/>
-                <w:i w:val="false"/>
-                <w:b w:val="false"/>
-                <w:u w:val="none"/>
-                <w:sz w:val="22"/>
-                <w:szCs w:val="22"/>
-                <w:color w:val="000000"/>
-              </w:rPr>
-            </w:pPr>
-            <w:r>
-              <w:rPr>
-                <w:rFonts w:ascii="Helvetica" w:hAnsi="Helvetica" w:eastAsia="Helvetica" w:cs="Helvetica"/>
-                <w:i w:val="false"/>
-                <w:b w:val="false"/>
-                <w:u w:val="none"/>
-                <w:sz w:val="22"/>
-                <w:szCs w:val="22"/>
-                <w:color w:val="000000"/>
-              </w:rPr>
-              <w:t xml:space="preserve">0.056</w:t>
+              <w:t xml:space="preserve">0.00, 1.04</w:t>
+            </w:r>
+          </w:p>
+        </w:tc>
+        <w:tc>
+          <w:tcPr>
+            <w:tcBorders>
+              <w:bottom w:val="none" w:sz="0" w:space="0" w:color="000000"/>
+              <w:top w:val="none" w:sz="0" w:space="0" w:color="000000"/>
+              <w:left w:val="none" w:sz="0" w:space="0" w:color="000000"/>
+              <w:right w:val="none" w:sz="0" w:space="0" w:color="000000"/>
+            </w:tcBorders>
+            <w:shd w:val="clear" w:color="auto" w:fill="FFFFFF"/>
+            <w:tcMar>
+              <w:top w:w="0" w:type="dxa"/>
+              <w:bottom w:w="0" w:type="dxa"/>
+              <w:left w:w="0" w:type="dxa"/>
+              <w:right w:w="0" w:type="dxa"/>
+            </w:tcMar>
+            <w:vAlign w:val="top"/>
+          </w:tcPr>
+          <w:p>
+            <w:pPr>
+              <w:pStyle w:val="Normal"/>
+              <w:jc w:val="center"/>
+              <w:pBdr>
+                <w:bottom w:val="none" w:sz="0" w:space="0" w:color="000000"/>
+                <w:top w:val="none" w:sz="0" w:space="0" w:color="000000"/>
+                <w:left w:val="none" w:sz="0" w:space="0" w:color="000000"/>
+                <w:right w:val="none" w:sz="0" w:space="0" w:color="000000"/>
+              </w:pBdr>
+              <w:spacing w:after="100" w:before="100" w:line="240"/>
+              <w:ind w:left="100" w:right="100" w:firstLine="0" w:firstLineChars="0"/>
+              <w:rPr>
+                <w:rFonts w:ascii="Helvetica" w:hAnsi="Helvetica" w:eastAsia="Helvetica" w:cs="Helvetica"/>
+                <w:i w:val="false"/>
+                <w:b w:val="false"/>
+                <w:u w:val="none"/>
+                <w:sz w:val="22"/>
+                <w:szCs w:val="22"/>
+                <w:color w:val="000000"/>
+              </w:rPr>
+            </w:pPr>
+            <w:r>
+              <w:rPr>
+                <w:rFonts w:ascii="Helvetica" w:hAnsi="Helvetica" w:eastAsia="Helvetica" w:cs="Helvetica"/>
+                <w:i w:val="false"/>
+                <w:b w:val="false"/>
+                <w:u w:val="none"/>
+                <w:sz w:val="22"/>
+                <w:szCs w:val="22"/>
+                <w:color w:val="000000"/>
+              </w:rPr>
+              <w:t xml:space="preserve">0.052</w:t>
             </w:r>
           </w:p>
         </w:tc>
@@ -8401,60 +8401,60 @@
                 <w:szCs w:val="22"/>
                 <w:color w:val="000000"/>
               </w:rPr>
-              <w:t xml:space="preserve">0.00, 0.28</w:t>
-            </w:r>
-          </w:p>
-        </w:tc>
-        <w:tc>
-          <w:tcPr>
-            <w:tcBorders>
-              <w:bottom w:val="none" w:sz="0" w:space="0" w:color="000000"/>
-              <w:top w:val="none" w:sz="0" w:space="0" w:color="000000"/>
-              <w:left w:val="none" w:sz="0" w:space="0" w:color="000000"/>
-              <w:right w:val="none" w:sz="0" w:space="0" w:color="000000"/>
-            </w:tcBorders>
-            <w:shd w:val="clear" w:color="auto" w:fill="FFFFFF"/>
-            <w:tcMar>
-              <w:top w:w="0" w:type="dxa"/>
-              <w:bottom w:w="0" w:type="dxa"/>
-              <w:left w:w="0" w:type="dxa"/>
-              <w:right w:w="0" w:type="dxa"/>
-            </w:tcMar>
-            <w:vAlign w:val="top"/>
-          </w:tcPr>
-          <w:p>
-            <w:pPr>
-              <w:pStyle w:val="Normal"/>
-              <w:jc w:val="center"/>
-              <w:pBdr>
-                <w:bottom w:val="none" w:sz="0" w:space="0" w:color="000000"/>
-                <w:top w:val="none" w:sz="0" w:space="0" w:color="000000"/>
-                <w:left w:val="none" w:sz="0" w:space="0" w:color="000000"/>
-                <w:right w:val="none" w:sz="0" w:space="0" w:color="000000"/>
-              </w:pBdr>
-              <w:spacing w:after="100" w:before="100" w:line="240"/>
-              <w:ind w:left="100" w:right="100" w:firstLine="0" w:firstLineChars="0"/>
-              <w:rPr>
-                <w:rFonts w:ascii="Helvetica" w:hAnsi="Helvetica" w:eastAsia="Helvetica" w:cs="Helvetica"/>
-                <w:i w:val="false"/>
-                <w:b w:val="false"/>
-                <w:u w:val="none"/>
-                <w:sz w:val="22"/>
-                <w:szCs w:val="22"/>
-                <w:color w:val="000000"/>
-              </w:rPr>
-            </w:pPr>
-            <w:r>
-              <w:rPr>
-                <w:rFonts w:ascii="Helvetica" w:hAnsi="Helvetica" w:eastAsia="Helvetica" w:cs="Helvetica"/>
-                <w:i w:val="false"/>
-                <w:b w:val="false"/>
-                <w:u w:val="none"/>
-                <w:sz w:val="22"/>
-                <w:szCs w:val="22"/>
-                <w:color w:val="000000"/>
-              </w:rPr>
-              <w:t xml:space="preserve">0.012</w:t>
+              <w:t xml:space="preserve">0.00, 0.30</w:t>
+            </w:r>
+          </w:p>
+        </w:tc>
+        <w:tc>
+          <w:tcPr>
+            <w:tcBorders>
+              <w:bottom w:val="none" w:sz="0" w:space="0" w:color="000000"/>
+              <w:top w:val="none" w:sz="0" w:space="0" w:color="000000"/>
+              <w:left w:val="none" w:sz="0" w:space="0" w:color="000000"/>
+              <w:right w:val="none" w:sz="0" w:space="0" w:color="000000"/>
+            </w:tcBorders>
+            <w:shd w:val="clear" w:color="auto" w:fill="FFFFFF"/>
+            <w:tcMar>
+              <w:top w:w="0" w:type="dxa"/>
+              <w:bottom w:w="0" w:type="dxa"/>
+              <w:left w:w="0" w:type="dxa"/>
+              <w:right w:w="0" w:type="dxa"/>
+            </w:tcMar>
+            <w:vAlign w:val="top"/>
+          </w:tcPr>
+          <w:p>
+            <w:pPr>
+              <w:pStyle w:val="Normal"/>
+              <w:jc w:val="center"/>
+              <w:pBdr>
+                <w:bottom w:val="none" w:sz="0" w:space="0" w:color="000000"/>
+                <w:top w:val="none" w:sz="0" w:space="0" w:color="000000"/>
+                <w:left w:val="none" w:sz="0" w:space="0" w:color="000000"/>
+                <w:right w:val="none" w:sz="0" w:space="0" w:color="000000"/>
+              </w:pBdr>
+              <w:spacing w:after="100" w:before="100" w:line="240"/>
+              <w:ind w:left="100" w:right="100" w:firstLine="0" w:firstLineChars="0"/>
+              <w:rPr>
+                <w:rFonts w:ascii="Helvetica" w:hAnsi="Helvetica" w:eastAsia="Helvetica" w:cs="Helvetica"/>
+                <w:i w:val="false"/>
+                <w:b w:val="false"/>
+                <w:u w:val="none"/>
+                <w:sz w:val="22"/>
+                <w:szCs w:val="22"/>
+                <w:color w:val="000000"/>
+              </w:rPr>
+            </w:pPr>
+            <w:r>
+              <w:rPr>
+                <w:rFonts w:ascii="Helvetica" w:hAnsi="Helvetica" w:eastAsia="Helvetica" w:cs="Helvetica"/>
+                <w:i w:val="false"/>
+                <w:b w:val="false"/>
+                <w:u w:val="none"/>
+                <w:sz w:val="22"/>
+                <w:szCs w:val="22"/>
+                <w:color w:val="000000"/>
+              </w:rPr>
+              <w:t xml:space="preserve">0.013</w:t>
             </w:r>
           </w:p>
         </w:tc>
@@ -8831,113 +8831,113 @@
                 <w:szCs w:val="22"/>
                 <w:color w:val="000000"/>
               </w:rPr>
-              <w:t xml:space="preserve">0.01</w:t>
-            </w:r>
-          </w:p>
-        </w:tc>
-        <w:tc>
-          <w:tcPr>
-            <w:tcBorders>
-              <w:bottom w:val="none" w:sz="0" w:space="0" w:color="000000"/>
-              <w:top w:val="none" w:sz="0" w:space="0" w:color="000000"/>
-              <w:left w:val="none" w:sz="0" w:space="0" w:color="000000"/>
-              <w:right w:val="none" w:sz="0" w:space="0" w:color="000000"/>
-            </w:tcBorders>
-            <w:shd w:val="clear" w:color="auto" w:fill="FFFFFF"/>
-            <w:tcMar>
-              <w:top w:w="0" w:type="dxa"/>
-              <w:bottom w:w="0" w:type="dxa"/>
-              <w:left w:w="0" w:type="dxa"/>
-              <w:right w:w="0" w:type="dxa"/>
-            </w:tcMar>
-            <w:vAlign w:val="top"/>
-          </w:tcPr>
-          <w:p>
-            <w:pPr>
-              <w:pStyle w:val="Normal"/>
-              <w:jc w:val="center"/>
-              <w:pBdr>
-                <w:bottom w:val="none" w:sz="0" w:space="0" w:color="000000"/>
-                <w:top w:val="none" w:sz="0" w:space="0" w:color="000000"/>
-                <w:left w:val="none" w:sz="0" w:space="0" w:color="000000"/>
-                <w:right w:val="none" w:sz="0" w:space="0" w:color="000000"/>
-              </w:pBdr>
-              <w:spacing w:after="100" w:before="100" w:line="240"/>
-              <w:ind w:left="100" w:right="100" w:firstLine="0" w:firstLineChars="0"/>
-              <w:rPr>
-                <w:rFonts w:ascii="Helvetica" w:hAnsi="Helvetica" w:eastAsia="Helvetica" w:cs="Helvetica"/>
-                <w:i w:val="false"/>
-                <w:b w:val="false"/>
-                <w:u w:val="none"/>
-                <w:sz w:val="22"/>
-                <w:szCs w:val="22"/>
-                <w:color w:val="000000"/>
-              </w:rPr>
-            </w:pPr>
-            <w:r>
-              <w:rPr>
-                <w:rFonts w:ascii="Helvetica" w:hAnsi="Helvetica" w:eastAsia="Helvetica" w:cs="Helvetica"/>
-                <w:i w:val="false"/>
-                <w:b w:val="false"/>
-                <w:u w:val="none"/>
-                <w:sz w:val="22"/>
-                <w:szCs w:val="22"/>
-                <w:color w:val="000000"/>
-              </w:rPr>
-              <w:t xml:space="preserve">0.00, 0.56</w:t>
-            </w:r>
-          </w:p>
-        </w:tc>
-        <w:tc>
-          <w:tcPr>
-            <w:tcBorders>
-              <w:bottom w:val="none" w:sz="0" w:space="0" w:color="000000"/>
-              <w:top w:val="none" w:sz="0" w:space="0" w:color="000000"/>
-              <w:left w:val="none" w:sz="0" w:space="0" w:color="000000"/>
-              <w:right w:val="none" w:sz="0" w:space="0" w:color="000000"/>
-            </w:tcBorders>
-            <w:shd w:val="clear" w:color="auto" w:fill="FFFFFF"/>
-            <w:tcMar>
-              <w:top w:w="0" w:type="dxa"/>
-              <w:bottom w:w="0" w:type="dxa"/>
-              <w:left w:w="0" w:type="dxa"/>
-              <w:right w:w="0" w:type="dxa"/>
-            </w:tcMar>
-            <w:vAlign w:val="top"/>
-          </w:tcPr>
-          <w:p>
-            <w:pPr>
-              <w:pStyle w:val="Normal"/>
-              <w:jc w:val="center"/>
-              <w:pBdr>
-                <w:bottom w:val="none" w:sz="0" w:space="0" w:color="000000"/>
-                <w:top w:val="none" w:sz="0" w:space="0" w:color="000000"/>
-                <w:left w:val="none" w:sz="0" w:space="0" w:color="000000"/>
-                <w:right w:val="none" w:sz="0" w:space="0" w:color="000000"/>
-              </w:pBdr>
-              <w:spacing w:after="100" w:before="100" w:line="240"/>
-              <w:ind w:left="100" w:right="100" w:firstLine="0" w:firstLineChars="0"/>
-              <w:rPr>
-                <w:rFonts w:ascii="Helvetica" w:hAnsi="Helvetica" w:eastAsia="Helvetica" w:cs="Helvetica"/>
-                <w:i w:val="false"/>
-                <w:b w:val="false"/>
-                <w:u w:val="none"/>
-                <w:sz w:val="22"/>
-                <w:szCs w:val="22"/>
-                <w:color w:val="000000"/>
-              </w:rPr>
-            </w:pPr>
-            <w:r>
-              <w:rPr>
-                <w:rFonts w:ascii="Helvetica" w:hAnsi="Helvetica" w:eastAsia="Helvetica" w:cs="Helvetica"/>
-                <w:i w:val="false"/>
-                <w:b w:val="false"/>
-                <w:u w:val="none"/>
-                <w:sz w:val="22"/>
-                <w:szCs w:val="22"/>
-                <w:color w:val="000000"/>
-              </w:rPr>
-              <w:t xml:space="preserve">0.025</w:t>
+              <w:t xml:space="preserve">0.00</w:t>
+            </w:r>
+          </w:p>
+        </w:tc>
+        <w:tc>
+          <w:tcPr>
+            <w:tcBorders>
+              <w:bottom w:val="none" w:sz="0" w:space="0" w:color="000000"/>
+              <w:top w:val="none" w:sz="0" w:space="0" w:color="000000"/>
+              <w:left w:val="none" w:sz="0" w:space="0" w:color="000000"/>
+              <w:right w:val="none" w:sz="0" w:space="0" w:color="000000"/>
+            </w:tcBorders>
+            <w:shd w:val="clear" w:color="auto" w:fill="FFFFFF"/>
+            <w:tcMar>
+              <w:top w:w="0" w:type="dxa"/>
+              <w:bottom w:w="0" w:type="dxa"/>
+              <w:left w:w="0" w:type="dxa"/>
+              <w:right w:w="0" w:type="dxa"/>
+            </w:tcMar>
+            <w:vAlign w:val="top"/>
+          </w:tcPr>
+          <w:p>
+            <w:pPr>
+              <w:pStyle w:val="Normal"/>
+              <w:jc w:val="center"/>
+              <w:pBdr>
+                <w:bottom w:val="none" w:sz="0" w:space="0" w:color="000000"/>
+                <w:top w:val="none" w:sz="0" w:space="0" w:color="000000"/>
+                <w:left w:val="none" w:sz="0" w:space="0" w:color="000000"/>
+                <w:right w:val="none" w:sz="0" w:space="0" w:color="000000"/>
+              </w:pBdr>
+              <w:spacing w:after="100" w:before="100" w:line="240"/>
+              <w:ind w:left="100" w:right="100" w:firstLine="0" w:firstLineChars="0"/>
+              <w:rPr>
+                <w:rFonts w:ascii="Helvetica" w:hAnsi="Helvetica" w:eastAsia="Helvetica" w:cs="Helvetica"/>
+                <w:i w:val="false"/>
+                <w:b w:val="false"/>
+                <w:u w:val="none"/>
+                <w:sz w:val="22"/>
+                <w:szCs w:val="22"/>
+                <w:color w:val="000000"/>
+              </w:rPr>
+            </w:pPr>
+            <w:r>
+              <w:rPr>
+                <w:rFonts w:ascii="Helvetica" w:hAnsi="Helvetica" w:eastAsia="Helvetica" w:cs="Helvetica"/>
+                <w:i w:val="false"/>
+                <w:b w:val="false"/>
+                <w:u w:val="none"/>
+                <w:sz w:val="22"/>
+                <w:szCs w:val="22"/>
+                <w:color w:val="000000"/>
+              </w:rPr>
+              <w:t xml:space="preserve">0.00, 0.26</w:t>
+            </w:r>
+          </w:p>
+        </w:tc>
+        <w:tc>
+          <w:tcPr>
+            <w:tcBorders>
+              <w:bottom w:val="none" w:sz="0" w:space="0" w:color="000000"/>
+              <w:top w:val="none" w:sz="0" w:space="0" w:color="000000"/>
+              <w:left w:val="none" w:sz="0" w:space="0" w:color="000000"/>
+              <w:right w:val="none" w:sz="0" w:space="0" w:color="000000"/>
+            </w:tcBorders>
+            <w:shd w:val="clear" w:color="auto" w:fill="FFFFFF"/>
+            <w:tcMar>
+              <w:top w:w="0" w:type="dxa"/>
+              <w:bottom w:w="0" w:type="dxa"/>
+              <w:left w:w="0" w:type="dxa"/>
+              <w:right w:w="0" w:type="dxa"/>
+            </w:tcMar>
+            <w:vAlign w:val="top"/>
+          </w:tcPr>
+          <w:p>
+            <w:pPr>
+              <w:pStyle w:val="Normal"/>
+              <w:jc w:val="center"/>
+              <w:pBdr>
+                <w:bottom w:val="none" w:sz="0" w:space="0" w:color="000000"/>
+                <w:top w:val="none" w:sz="0" w:space="0" w:color="000000"/>
+                <w:left w:val="none" w:sz="0" w:space="0" w:color="000000"/>
+                <w:right w:val="none" w:sz="0" w:space="0" w:color="000000"/>
+              </w:pBdr>
+              <w:spacing w:after="100" w:before="100" w:line="240"/>
+              <w:ind w:left="100" w:right="100" w:firstLine="0" w:firstLineChars="0"/>
+              <w:rPr>
+                <w:rFonts w:ascii="Helvetica" w:hAnsi="Helvetica" w:eastAsia="Helvetica" w:cs="Helvetica"/>
+                <w:i w:val="false"/>
+                <w:b w:val="false"/>
+                <w:u w:val="none"/>
+                <w:sz w:val="22"/>
+                <w:szCs w:val="22"/>
+                <w:color w:val="000000"/>
+              </w:rPr>
+            </w:pPr>
+            <w:r>
+              <w:rPr>
+                <w:rFonts w:ascii="Helvetica" w:hAnsi="Helvetica" w:eastAsia="Helvetica" w:cs="Helvetica"/>
+                <w:i w:val="false"/>
+                <w:b w:val="false"/>
+                <w:u w:val="none"/>
+                <w:sz w:val="22"/>
+                <w:szCs w:val="22"/>
+                <w:color w:val="000000"/>
+              </w:rPr>
+              <w:t xml:space="preserve">0.010</w:t>
             </w:r>
           </w:p>
         </w:tc>
@@ -11246,113 +11246,113 @@
                 <w:szCs w:val="22"/>
                 <w:color w:val="000000"/>
               </w:rPr>
-              <w:t xml:space="preserve">46.8</w:t>
-            </w:r>
-          </w:p>
-        </w:tc>
-        <w:tc>
-          <w:tcPr>
-            <w:tcBorders>
-              <w:bottom w:val="none" w:sz="0" w:space="0" w:color="000000"/>
-              <w:top w:val="none" w:sz="0" w:space="0" w:color="000000"/>
-              <w:left w:val="none" w:sz="0" w:space="0" w:color="000000"/>
-              <w:right w:val="none" w:sz="0" w:space="0" w:color="000000"/>
-            </w:tcBorders>
-            <w:shd w:val="clear" w:color="auto" w:fill="FFFFFF"/>
-            <w:tcMar>
-              <w:top w:w="0" w:type="dxa"/>
-              <w:bottom w:w="0" w:type="dxa"/>
-              <w:left w:w="0" w:type="dxa"/>
-              <w:right w:w="0" w:type="dxa"/>
-            </w:tcMar>
-            <w:vAlign w:val="top"/>
-          </w:tcPr>
-          <w:p>
-            <w:pPr>
-              <w:pStyle w:val="Normal"/>
-              <w:jc w:val="center"/>
-              <w:pBdr>
-                <w:bottom w:val="none" w:sz="0" w:space="0" w:color="000000"/>
-                <w:top w:val="none" w:sz="0" w:space="0" w:color="000000"/>
-                <w:left w:val="none" w:sz="0" w:space="0" w:color="000000"/>
-                <w:right w:val="none" w:sz="0" w:space="0" w:color="000000"/>
-              </w:pBdr>
-              <w:spacing w:after="100" w:before="100" w:line="240"/>
-              <w:ind w:left="100" w:right="100" w:firstLine="0" w:firstLineChars="0"/>
-              <w:rPr>
-                <w:rFonts w:ascii="Helvetica" w:hAnsi="Helvetica" w:eastAsia="Helvetica" w:cs="Helvetica"/>
-                <w:i w:val="false"/>
-                <w:b w:val="false"/>
-                <w:u w:val="none"/>
-                <w:sz w:val="22"/>
-                <w:szCs w:val="22"/>
-                <w:color w:val="000000"/>
-              </w:rPr>
-            </w:pPr>
-            <w:r>
-              <w:rPr>
-                <w:rFonts w:ascii="Helvetica" w:hAnsi="Helvetica" w:eastAsia="Helvetica" w:cs="Helvetica"/>
-                <w:i w:val="false"/>
-                <w:b w:val="false"/>
-                <w:u w:val="none"/>
-                <w:sz w:val="22"/>
-                <w:szCs w:val="22"/>
-                <w:color w:val="000000"/>
-              </w:rPr>
-              <w:t xml:space="preserve">3.46, 633</w:t>
-            </w:r>
-          </w:p>
-        </w:tc>
-        <w:tc>
-          <w:tcPr>
-            <w:tcBorders>
-              <w:bottom w:val="none" w:sz="0" w:space="0" w:color="000000"/>
-              <w:top w:val="none" w:sz="0" w:space="0" w:color="000000"/>
-              <w:left w:val="none" w:sz="0" w:space="0" w:color="000000"/>
-              <w:right w:val="none" w:sz="0" w:space="0" w:color="000000"/>
-            </w:tcBorders>
-            <w:shd w:val="clear" w:color="auto" w:fill="FFFFFF"/>
-            <w:tcMar>
-              <w:top w:w="0" w:type="dxa"/>
-              <w:bottom w:w="0" w:type="dxa"/>
-              <w:left w:w="0" w:type="dxa"/>
-              <w:right w:w="0" w:type="dxa"/>
-            </w:tcMar>
-            <w:vAlign w:val="top"/>
-          </w:tcPr>
-          <w:p>
-            <w:pPr>
-              <w:pStyle w:val="Normal"/>
-              <w:jc w:val="center"/>
-              <w:pBdr>
-                <w:bottom w:val="none" w:sz="0" w:space="0" w:color="000000"/>
-                <w:top w:val="none" w:sz="0" w:space="0" w:color="000000"/>
-                <w:left w:val="none" w:sz="0" w:space="0" w:color="000000"/>
-                <w:right w:val="none" w:sz="0" w:space="0" w:color="000000"/>
-              </w:pBdr>
-              <w:spacing w:after="100" w:before="100" w:line="240"/>
-              <w:ind w:left="100" w:right="100" w:firstLine="0" w:firstLineChars="0"/>
-              <w:rPr>
-                <w:rFonts w:ascii="Helvetica" w:hAnsi="Helvetica" w:eastAsia="Helvetica" w:cs="Helvetica"/>
-                <w:i w:val="false"/>
-                <w:b w:val="false"/>
-                <w:u w:val="none"/>
-                <w:sz w:val="22"/>
-                <w:szCs w:val="22"/>
-                <w:color w:val="000000"/>
-              </w:rPr>
-            </w:pPr>
-            <w:r>
-              <w:rPr>
-                <w:rFonts w:ascii="Helvetica" w:hAnsi="Helvetica" w:eastAsia="Helvetica" w:cs="Helvetica"/>
-                <w:i w:val="false"/>
-                <w:b w:val="false"/>
-                <w:u w:val="none"/>
-                <w:sz w:val="22"/>
-                <w:szCs w:val="22"/>
-                <w:color w:val="000000"/>
-              </w:rPr>
-              <w:t xml:space="preserve">0.004</w:t>
+              <w:t xml:space="preserve">141</w:t>
+            </w:r>
+          </w:p>
+        </w:tc>
+        <w:tc>
+          <w:tcPr>
+            <w:tcBorders>
+              <w:bottom w:val="none" w:sz="0" w:space="0" w:color="000000"/>
+              <w:top w:val="none" w:sz="0" w:space="0" w:color="000000"/>
+              <w:left w:val="none" w:sz="0" w:space="0" w:color="000000"/>
+              <w:right w:val="none" w:sz="0" w:space="0" w:color="000000"/>
+            </w:tcBorders>
+            <w:shd w:val="clear" w:color="auto" w:fill="FFFFFF"/>
+            <w:tcMar>
+              <w:top w:w="0" w:type="dxa"/>
+              <w:bottom w:w="0" w:type="dxa"/>
+              <w:left w:w="0" w:type="dxa"/>
+              <w:right w:w="0" w:type="dxa"/>
+            </w:tcMar>
+            <w:vAlign w:val="top"/>
+          </w:tcPr>
+          <w:p>
+            <w:pPr>
+              <w:pStyle w:val="Normal"/>
+              <w:jc w:val="center"/>
+              <w:pBdr>
+                <w:bottom w:val="none" w:sz="0" w:space="0" w:color="000000"/>
+                <w:top w:val="none" w:sz="0" w:space="0" w:color="000000"/>
+                <w:left w:val="none" w:sz="0" w:space="0" w:color="000000"/>
+                <w:right w:val="none" w:sz="0" w:space="0" w:color="000000"/>
+              </w:pBdr>
+              <w:spacing w:after="100" w:before="100" w:line="240"/>
+              <w:ind w:left="100" w:right="100" w:firstLine="0" w:firstLineChars="0"/>
+              <w:rPr>
+                <w:rFonts w:ascii="Helvetica" w:hAnsi="Helvetica" w:eastAsia="Helvetica" w:cs="Helvetica"/>
+                <w:i w:val="false"/>
+                <w:b w:val="false"/>
+                <w:u w:val="none"/>
+                <w:sz w:val="22"/>
+                <w:szCs w:val="22"/>
+                <w:color w:val="000000"/>
+              </w:rPr>
+            </w:pPr>
+            <w:r>
+              <w:rPr>
+                <w:rFonts w:ascii="Helvetica" w:hAnsi="Helvetica" w:eastAsia="Helvetica" w:cs="Helvetica"/>
+                <w:i w:val="false"/>
+                <w:b w:val="false"/>
+                <w:u w:val="none"/>
+                <w:sz w:val="22"/>
+                <w:szCs w:val="22"/>
+                <w:color w:val="000000"/>
+              </w:rPr>
+              <w:t xml:space="preserve">10.1, 1,966</w:t>
+            </w:r>
+          </w:p>
+        </w:tc>
+        <w:tc>
+          <w:tcPr>
+            <w:tcBorders>
+              <w:bottom w:val="none" w:sz="0" w:space="0" w:color="000000"/>
+              <w:top w:val="none" w:sz="0" w:space="0" w:color="000000"/>
+              <w:left w:val="none" w:sz="0" w:space="0" w:color="000000"/>
+              <w:right w:val="none" w:sz="0" w:space="0" w:color="000000"/>
+            </w:tcBorders>
+            <w:shd w:val="clear" w:color="auto" w:fill="FFFFFF"/>
+            <w:tcMar>
+              <w:top w:w="0" w:type="dxa"/>
+              <w:bottom w:w="0" w:type="dxa"/>
+              <w:left w:w="0" w:type="dxa"/>
+              <w:right w:w="0" w:type="dxa"/>
+            </w:tcMar>
+            <w:vAlign w:val="top"/>
+          </w:tcPr>
+          <w:p>
+            <w:pPr>
+              <w:pStyle w:val="Normal"/>
+              <w:jc w:val="center"/>
+              <w:pBdr>
+                <w:bottom w:val="none" w:sz="0" w:space="0" w:color="000000"/>
+                <w:top w:val="none" w:sz="0" w:space="0" w:color="000000"/>
+                <w:left w:val="none" w:sz="0" w:space="0" w:color="000000"/>
+                <w:right w:val="none" w:sz="0" w:space="0" w:color="000000"/>
+              </w:pBdr>
+              <w:spacing w:after="100" w:before="100" w:line="240"/>
+              <w:ind w:left="100" w:right="100" w:firstLine="0" w:firstLineChars="0"/>
+              <w:rPr>
+                <w:rFonts w:ascii="Helvetica" w:hAnsi="Helvetica" w:eastAsia="Helvetica" w:cs="Helvetica"/>
+                <w:i w:val="false"/>
+                <w:b w:val="false"/>
+                <w:u w:val="none"/>
+                <w:sz w:val="22"/>
+                <w:szCs w:val="22"/>
+                <w:color w:val="000000"/>
+              </w:rPr>
+            </w:pPr>
+            <w:r>
+              <w:rPr>
+                <w:rFonts w:ascii="Helvetica" w:hAnsi="Helvetica" w:eastAsia="Helvetica" w:cs="Helvetica"/>
+                <w:i w:val="false"/>
+                <w:b w:val="false"/>
+                <w:u w:val="none"/>
+                <w:sz w:val="22"/>
+                <w:szCs w:val="22"/>
+                <w:color w:val="000000"/>
+              </w:rPr>
+              <w:t xml:space="preserve">&lt;0.001</w:t>
             </w:r>
           </w:p>
         </w:tc>
@@ -11729,113 +11729,113 @@
                 <w:szCs w:val="22"/>
                 <w:color w:val="000000"/>
               </w:rPr>
-              <w:t xml:space="preserve">2.92</w:t>
-            </w:r>
-          </w:p>
-        </w:tc>
-        <w:tc>
-          <w:tcPr>
-            <w:tcBorders>
-              <w:bottom w:val="none" w:sz="0" w:space="0" w:color="000000"/>
-              <w:top w:val="none" w:sz="0" w:space="0" w:color="000000"/>
-              <w:left w:val="none" w:sz="0" w:space="0" w:color="000000"/>
-              <w:right w:val="none" w:sz="0" w:space="0" w:color="000000"/>
-            </w:tcBorders>
-            <w:shd w:val="clear" w:color="auto" w:fill="FFFFFF"/>
-            <w:tcMar>
-              <w:top w:w="0" w:type="dxa"/>
-              <w:bottom w:w="0" w:type="dxa"/>
-              <w:left w:w="0" w:type="dxa"/>
-              <w:right w:w="0" w:type="dxa"/>
-            </w:tcMar>
-            <w:vAlign w:val="top"/>
-          </w:tcPr>
-          <w:p>
-            <w:pPr>
-              <w:pStyle w:val="Normal"/>
-              <w:jc w:val="center"/>
-              <w:pBdr>
-                <w:bottom w:val="none" w:sz="0" w:space="0" w:color="000000"/>
-                <w:top w:val="none" w:sz="0" w:space="0" w:color="000000"/>
-                <w:left w:val="none" w:sz="0" w:space="0" w:color="000000"/>
-                <w:right w:val="none" w:sz="0" w:space="0" w:color="000000"/>
-              </w:pBdr>
-              <w:spacing w:after="100" w:before="100" w:line="240"/>
-              <w:ind w:left="100" w:right="100" w:firstLine="0" w:firstLineChars="0"/>
-              <w:rPr>
-                <w:rFonts w:ascii="Helvetica" w:hAnsi="Helvetica" w:eastAsia="Helvetica" w:cs="Helvetica"/>
-                <w:i w:val="false"/>
-                <w:b w:val="false"/>
-                <w:u w:val="none"/>
-                <w:sz w:val="22"/>
-                <w:szCs w:val="22"/>
-                <w:color w:val="000000"/>
-              </w:rPr>
-            </w:pPr>
-            <w:r>
-              <w:rPr>
-                <w:rFonts w:ascii="Helvetica" w:hAnsi="Helvetica" w:eastAsia="Helvetica" w:cs="Helvetica"/>
-                <w:i w:val="false"/>
-                <w:b w:val="false"/>
-                <w:u w:val="none"/>
-                <w:sz w:val="22"/>
-                <w:szCs w:val="22"/>
-                <w:color w:val="000000"/>
-              </w:rPr>
-              <w:t xml:space="preserve">0.37, 22.8</w:t>
-            </w:r>
-          </w:p>
-        </w:tc>
-        <w:tc>
-          <w:tcPr>
-            <w:tcBorders>
-              <w:bottom w:val="none" w:sz="0" w:space="0" w:color="000000"/>
-              <w:top w:val="none" w:sz="0" w:space="0" w:color="000000"/>
-              <w:left w:val="none" w:sz="0" w:space="0" w:color="000000"/>
-              <w:right w:val="none" w:sz="0" w:space="0" w:color="000000"/>
-            </w:tcBorders>
-            <w:shd w:val="clear" w:color="auto" w:fill="FFFFFF"/>
-            <w:tcMar>
-              <w:top w:w="0" w:type="dxa"/>
-              <w:bottom w:w="0" w:type="dxa"/>
-              <w:left w:w="0" w:type="dxa"/>
-              <w:right w:w="0" w:type="dxa"/>
-            </w:tcMar>
-            <w:vAlign w:val="top"/>
-          </w:tcPr>
-          <w:p>
-            <w:pPr>
-              <w:pStyle w:val="Normal"/>
-              <w:jc w:val="center"/>
-              <w:pBdr>
-                <w:bottom w:val="none" w:sz="0" w:space="0" w:color="000000"/>
-                <w:top w:val="none" w:sz="0" w:space="0" w:color="000000"/>
-                <w:left w:val="none" w:sz="0" w:space="0" w:color="000000"/>
-                <w:right w:val="none" w:sz="0" w:space="0" w:color="000000"/>
-              </w:pBdr>
-              <w:spacing w:after="100" w:before="100" w:line="240"/>
-              <w:ind w:left="100" w:right="100" w:firstLine="0" w:firstLineChars="0"/>
-              <w:rPr>
-                <w:rFonts w:ascii="Helvetica" w:hAnsi="Helvetica" w:eastAsia="Helvetica" w:cs="Helvetica"/>
-                <w:i w:val="false"/>
-                <w:b w:val="false"/>
-                <w:u w:val="none"/>
-                <w:sz w:val="22"/>
-                <w:szCs w:val="22"/>
-                <w:color w:val="000000"/>
-              </w:rPr>
-            </w:pPr>
-            <w:r>
-              <w:rPr>
-                <w:rFonts w:ascii="Helvetica" w:hAnsi="Helvetica" w:eastAsia="Helvetica" w:cs="Helvetica"/>
-                <w:i w:val="false"/>
-                <w:b w:val="false"/>
-                <w:u w:val="none"/>
-                <w:sz w:val="22"/>
-                <w:szCs w:val="22"/>
-                <w:color w:val="000000"/>
-              </w:rPr>
-              <w:t xml:space="preserve">0.310</w:t>
+              <w:t xml:space="preserve">5.37</w:t>
+            </w:r>
+          </w:p>
+        </w:tc>
+        <w:tc>
+          <w:tcPr>
+            <w:tcBorders>
+              <w:bottom w:val="none" w:sz="0" w:space="0" w:color="000000"/>
+              <w:top w:val="none" w:sz="0" w:space="0" w:color="000000"/>
+              <w:left w:val="none" w:sz="0" w:space="0" w:color="000000"/>
+              <w:right w:val="none" w:sz="0" w:space="0" w:color="000000"/>
+            </w:tcBorders>
+            <w:shd w:val="clear" w:color="auto" w:fill="FFFFFF"/>
+            <w:tcMar>
+              <w:top w:w="0" w:type="dxa"/>
+              <w:bottom w:w="0" w:type="dxa"/>
+              <w:left w:w="0" w:type="dxa"/>
+              <w:right w:w="0" w:type="dxa"/>
+            </w:tcMar>
+            <w:vAlign w:val="top"/>
+          </w:tcPr>
+          <w:p>
+            <w:pPr>
+              <w:pStyle w:val="Normal"/>
+              <w:jc w:val="center"/>
+              <w:pBdr>
+                <w:bottom w:val="none" w:sz="0" w:space="0" w:color="000000"/>
+                <w:top w:val="none" w:sz="0" w:space="0" w:color="000000"/>
+                <w:left w:val="none" w:sz="0" w:space="0" w:color="000000"/>
+                <w:right w:val="none" w:sz="0" w:space="0" w:color="000000"/>
+              </w:pBdr>
+              <w:spacing w:after="100" w:before="100" w:line="240"/>
+              <w:ind w:left="100" w:right="100" w:firstLine="0" w:firstLineChars="0"/>
+              <w:rPr>
+                <w:rFonts w:ascii="Helvetica" w:hAnsi="Helvetica" w:eastAsia="Helvetica" w:cs="Helvetica"/>
+                <w:i w:val="false"/>
+                <w:b w:val="false"/>
+                <w:u w:val="none"/>
+                <w:sz w:val="22"/>
+                <w:szCs w:val="22"/>
+                <w:color w:val="000000"/>
+              </w:rPr>
+            </w:pPr>
+            <w:r>
+              <w:rPr>
+                <w:rFonts w:ascii="Helvetica" w:hAnsi="Helvetica" w:eastAsia="Helvetica" w:cs="Helvetica"/>
+                <w:i w:val="false"/>
+                <w:b w:val="false"/>
+                <w:u w:val="none"/>
+                <w:sz w:val="22"/>
+                <w:szCs w:val="22"/>
+                <w:color w:val="000000"/>
+              </w:rPr>
+              <w:t xml:space="preserve">0.58, 49.4</w:t>
+            </w:r>
+          </w:p>
+        </w:tc>
+        <w:tc>
+          <w:tcPr>
+            <w:tcBorders>
+              <w:bottom w:val="none" w:sz="0" w:space="0" w:color="000000"/>
+              <w:top w:val="none" w:sz="0" w:space="0" w:color="000000"/>
+              <w:left w:val="none" w:sz="0" w:space="0" w:color="000000"/>
+              <w:right w:val="none" w:sz="0" w:space="0" w:color="000000"/>
+            </w:tcBorders>
+            <w:shd w:val="clear" w:color="auto" w:fill="FFFFFF"/>
+            <w:tcMar>
+              <w:top w:w="0" w:type="dxa"/>
+              <w:bottom w:w="0" w:type="dxa"/>
+              <w:left w:w="0" w:type="dxa"/>
+              <w:right w:w="0" w:type="dxa"/>
+            </w:tcMar>
+            <w:vAlign w:val="top"/>
+          </w:tcPr>
+          <w:p>
+            <w:pPr>
+              <w:pStyle w:val="Normal"/>
+              <w:jc w:val="center"/>
+              <w:pBdr>
+                <w:bottom w:val="none" w:sz="0" w:space="0" w:color="000000"/>
+                <w:top w:val="none" w:sz="0" w:space="0" w:color="000000"/>
+                <w:left w:val="none" w:sz="0" w:space="0" w:color="000000"/>
+                <w:right w:val="none" w:sz="0" w:space="0" w:color="000000"/>
+              </w:pBdr>
+              <w:spacing w:after="100" w:before="100" w:line="240"/>
+              <w:ind w:left="100" w:right="100" w:firstLine="0" w:firstLineChars="0"/>
+              <w:rPr>
+                <w:rFonts w:ascii="Helvetica" w:hAnsi="Helvetica" w:eastAsia="Helvetica" w:cs="Helvetica"/>
+                <w:i w:val="false"/>
+                <w:b w:val="false"/>
+                <w:u w:val="none"/>
+                <w:sz w:val="22"/>
+                <w:szCs w:val="22"/>
+                <w:color w:val="000000"/>
+              </w:rPr>
+            </w:pPr>
+            <w:r>
+              <w:rPr>
+                <w:rFonts w:ascii="Helvetica" w:hAnsi="Helvetica" w:eastAsia="Helvetica" w:cs="Helvetica"/>
+                <w:i w:val="false"/>
+                <w:b w:val="false"/>
+                <w:u w:val="none"/>
+                <w:sz w:val="22"/>
+                <w:szCs w:val="22"/>
+                <w:color w:val="000000"/>
+              </w:rPr>
+              <w:t xml:space="preserve">0.140</w:t>
             </w:r>
           </w:p>
         </w:tc>
@@ -12212,113 +12212,113 @@
                 <w:szCs w:val="22"/>
                 <w:color w:val="000000"/>
               </w:rPr>
-              <w:t xml:space="preserve">0.07</w:t>
-            </w:r>
-          </w:p>
-        </w:tc>
-        <w:tc>
-          <w:tcPr>
-            <w:tcBorders>
-              <w:bottom w:val="none" w:sz="0" w:space="0" w:color="000000"/>
-              <w:top w:val="none" w:sz="0" w:space="0" w:color="000000"/>
-              <w:left w:val="none" w:sz="0" w:space="0" w:color="000000"/>
-              <w:right w:val="none" w:sz="0" w:space="0" w:color="000000"/>
-            </w:tcBorders>
-            <w:shd w:val="clear" w:color="auto" w:fill="FFFFFF"/>
-            <w:tcMar>
-              <w:top w:w="0" w:type="dxa"/>
-              <w:bottom w:w="0" w:type="dxa"/>
-              <w:left w:w="0" w:type="dxa"/>
-              <w:right w:w="0" w:type="dxa"/>
-            </w:tcMar>
-            <w:vAlign w:val="top"/>
-          </w:tcPr>
-          <w:p>
-            <w:pPr>
-              <w:pStyle w:val="Normal"/>
-              <w:jc w:val="center"/>
-              <w:pBdr>
-                <w:bottom w:val="none" w:sz="0" w:space="0" w:color="000000"/>
-                <w:top w:val="none" w:sz="0" w:space="0" w:color="000000"/>
-                <w:left w:val="none" w:sz="0" w:space="0" w:color="000000"/>
-                <w:right w:val="none" w:sz="0" w:space="0" w:color="000000"/>
-              </w:pBdr>
-              <w:spacing w:after="100" w:before="100" w:line="240"/>
-              <w:ind w:left="100" w:right="100" w:firstLine="0" w:firstLineChars="0"/>
-              <w:rPr>
-                <w:rFonts w:ascii="Helvetica" w:hAnsi="Helvetica" w:eastAsia="Helvetica" w:cs="Helvetica"/>
-                <w:i w:val="false"/>
-                <w:b w:val="false"/>
-                <w:u w:val="none"/>
-                <w:sz w:val="22"/>
-                <w:szCs w:val="22"/>
-                <w:color w:val="000000"/>
-              </w:rPr>
-            </w:pPr>
-            <w:r>
-              <w:rPr>
-                <w:rFonts w:ascii="Helvetica" w:hAnsi="Helvetica" w:eastAsia="Helvetica" w:cs="Helvetica"/>
-                <w:i w:val="false"/>
-                <w:b w:val="false"/>
-                <w:u w:val="none"/>
-                <w:sz w:val="22"/>
-                <w:szCs w:val="22"/>
-                <w:color w:val="000000"/>
-              </w:rPr>
-              <w:t xml:space="preserve">0.01, 0.58</w:t>
-            </w:r>
-          </w:p>
-        </w:tc>
-        <w:tc>
-          <w:tcPr>
-            <w:tcBorders>
-              <w:bottom w:val="none" w:sz="0" w:space="0" w:color="000000"/>
-              <w:top w:val="none" w:sz="0" w:space="0" w:color="000000"/>
-              <w:left w:val="none" w:sz="0" w:space="0" w:color="000000"/>
-              <w:right w:val="none" w:sz="0" w:space="0" w:color="000000"/>
-            </w:tcBorders>
-            <w:shd w:val="clear" w:color="auto" w:fill="FFFFFF"/>
-            <w:tcMar>
-              <w:top w:w="0" w:type="dxa"/>
-              <w:bottom w:w="0" w:type="dxa"/>
-              <w:left w:w="0" w:type="dxa"/>
-              <w:right w:w="0" w:type="dxa"/>
-            </w:tcMar>
-            <w:vAlign w:val="top"/>
-          </w:tcPr>
-          <w:p>
-            <w:pPr>
-              <w:pStyle w:val="Normal"/>
-              <w:jc w:val="center"/>
-              <w:pBdr>
-                <w:bottom w:val="none" w:sz="0" w:space="0" w:color="000000"/>
-                <w:top w:val="none" w:sz="0" w:space="0" w:color="000000"/>
-                <w:left w:val="none" w:sz="0" w:space="0" w:color="000000"/>
-                <w:right w:val="none" w:sz="0" w:space="0" w:color="000000"/>
-              </w:pBdr>
-              <w:spacing w:after="100" w:before="100" w:line="240"/>
-              <w:ind w:left="100" w:right="100" w:firstLine="0" w:firstLineChars="0"/>
-              <w:rPr>
-                <w:rFonts w:ascii="Helvetica" w:hAnsi="Helvetica" w:eastAsia="Helvetica" w:cs="Helvetica"/>
-                <w:i w:val="false"/>
-                <w:b w:val="false"/>
-                <w:u w:val="none"/>
-                <w:sz w:val="22"/>
-                <w:szCs w:val="22"/>
-                <w:color w:val="000000"/>
-              </w:rPr>
-            </w:pPr>
-            <w:r>
-              <w:rPr>
-                <w:rFonts w:ascii="Helvetica" w:hAnsi="Helvetica" w:eastAsia="Helvetica" w:cs="Helvetica"/>
-                <w:i w:val="false"/>
-                <w:b w:val="false"/>
-                <w:u w:val="none"/>
-                <w:sz w:val="22"/>
-                <w:szCs w:val="22"/>
-                <w:color w:val="000000"/>
-              </w:rPr>
-              <w:t xml:space="preserve">0.013</w:t>
+              <w:t xml:space="preserve">0.06</w:t>
+            </w:r>
+          </w:p>
+        </w:tc>
+        <w:tc>
+          <w:tcPr>
+            <w:tcBorders>
+              <w:bottom w:val="none" w:sz="0" w:space="0" w:color="000000"/>
+              <w:top w:val="none" w:sz="0" w:space="0" w:color="000000"/>
+              <w:left w:val="none" w:sz="0" w:space="0" w:color="000000"/>
+              <w:right w:val="none" w:sz="0" w:space="0" w:color="000000"/>
+            </w:tcBorders>
+            <w:shd w:val="clear" w:color="auto" w:fill="FFFFFF"/>
+            <w:tcMar>
+              <w:top w:w="0" w:type="dxa"/>
+              <w:bottom w:w="0" w:type="dxa"/>
+              <w:left w:w="0" w:type="dxa"/>
+              <w:right w:w="0" w:type="dxa"/>
+            </w:tcMar>
+            <w:vAlign w:val="top"/>
+          </w:tcPr>
+          <w:p>
+            <w:pPr>
+              <w:pStyle w:val="Normal"/>
+              <w:jc w:val="center"/>
+              <w:pBdr>
+                <w:bottom w:val="none" w:sz="0" w:space="0" w:color="000000"/>
+                <w:top w:val="none" w:sz="0" w:space="0" w:color="000000"/>
+                <w:left w:val="none" w:sz="0" w:space="0" w:color="000000"/>
+                <w:right w:val="none" w:sz="0" w:space="0" w:color="000000"/>
+              </w:pBdr>
+              <w:spacing w:after="100" w:before="100" w:line="240"/>
+              <w:ind w:left="100" w:right="100" w:firstLine="0" w:firstLineChars="0"/>
+              <w:rPr>
+                <w:rFonts w:ascii="Helvetica" w:hAnsi="Helvetica" w:eastAsia="Helvetica" w:cs="Helvetica"/>
+                <w:i w:val="false"/>
+                <w:b w:val="false"/>
+                <w:u w:val="none"/>
+                <w:sz w:val="22"/>
+                <w:szCs w:val="22"/>
+                <w:color w:val="000000"/>
+              </w:rPr>
+            </w:pPr>
+            <w:r>
+              <w:rPr>
+                <w:rFonts w:ascii="Helvetica" w:hAnsi="Helvetica" w:eastAsia="Helvetica" w:cs="Helvetica"/>
+                <w:i w:val="false"/>
+                <w:b w:val="false"/>
+                <w:u w:val="none"/>
+                <w:sz w:val="22"/>
+                <w:szCs w:val="22"/>
+                <w:color w:val="000000"/>
+              </w:rPr>
+              <w:t xml:space="preserve">0.01, 0.44</w:t>
+            </w:r>
+          </w:p>
+        </w:tc>
+        <w:tc>
+          <w:tcPr>
+            <w:tcBorders>
+              <w:bottom w:val="none" w:sz="0" w:space="0" w:color="000000"/>
+              <w:top w:val="none" w:sz="0" w:space="0" w:color="000000"/>
+              <w:left w:val="none" w:sz="0" w:space="0" w:color="000000"/>
+              <w:right w:val="none" w:sz="0" w:space="0" w:color="000000"/>
+            </w:tcBorders>
+            <w:shd w:val="clear" w:color="auto" w:fill="FFFFFF"/>
+            <w:tcMar>
+              <w:top w:w="0" w:type="dxa"/>
+              <w:bottom w:w="0" w:type="dxa"/>
+              <w:left w:w="0" w:type="dxa"/>
+              <w:right w:w="0" w:type="dxa"/>
+            </w:tcMar>
+            <w:vAlign w:val="top"/>
+          </w:tcPr>
+          <w:p>
+            <w:pPr>
+              <w:pStyle w:val="Normal"/>
+              <w:jc w:val="center"/>
+              <w:pBdr>
+                <w:bottom w:val="none" w:sz="0" w:space="0" w:color="000000"/>
+                <w:top w:val="none" w:sz="0" w:space="0" w:color="000000"/>
+                <w:left w:val="none" w:sz="0" w:space="0" w:color="000000"/>
+                <w:right w:val="none" w:sz="0" w:space="0" w:color="000000"/>
+              </w:pBdr>
+              <w:spacing w:after="100" w:before="100" w:line="240"/>
+              <w:ind w:left="100" w:right="100" w:firstLine="0" w:firstLineChars="0"/>
+              <w:rPr>
+                <w:rFonts w:ascii="Helvetica" w:hAnsi="Helvetica" w:eastAsia="Helvetica" w:cs="Helvetica"/>
+                <w:i w:val="false"/>
+                <w:b w:val="false"/>
+                <w:u w:val="none"/>
+                <w:sz w:val="22"/>
+                <w:szCs w:val="22"/>
+                <w:color w:val="000000"/>
+              </w:rPr>
+            </w:pPr>
+            <w:r>
+              <w:rPr>
+                <w:rFonts w:ascii="Helvetica" w:hAnsi="Helvetica" w:eastAsia="Helvetica" w:cs="Helvetica"/>
+                <w:i w:val="false"/>
+                <w:b w:val="false"/>
+                <w:u w:val="none"/>
+                <w:sz w:val="22"/>
+                <w:szCs w:val="22"/>
+                <w:color w:val="000000"/>
+              </w:rPr>
+              <w:t xml:space="preserve">0.006</w:t>
             </w:r>
           </w:p>
         </w:tc>
@@ -12695,113 +12695,113 @@
                 <w:szCs w:val="22"/>
                 <w:color w:val="000000"/>
               </w:rPr>
-              <w:t xml:space="preserve">4.60</w:t>
-            </w:r>
-          </w:p>
-        </w:tc>
-        <w:tc>
-          <w:tcPr>
-            <w:tcBorders>
-              <w:bottom w:val="none" w:sz="0" w:space="0" w:color="000000"/>
-              <w:top w:val="none" w:sz="0" w:space="0" w:color="000000"/>
-              <w:left w:val="none" w:sz="0" w:space="0" w:color="000000"/>
-              <w:right w:val="none" w:sz="0" w:space="0" w:color="000000"/>
-            </w:tcBorders>
-            <w:shd w:val="clear" w:color="auto" w:fill="FFFFFF"/>
-            <w:tcMar>
-              <w:top w:w="0" w:type="dxa"/>
-              <w:bottom w:w="0" w:type="dxa"/>
-              <w:left w:w="0" w:type="dxa"/>
-              <w:right w:w="0" w:type="dxa"/>
-            </w:tcMar>
-            <w:vAlign w:val="top"/>
-          </w:tcPr>
-          <w:p>
-            <w:pPr>
-              <w:pStyle w:val="Normal"/>
-              <w:jc w:val="center"/>
-              <w:pBdr>
-                <w:bottom w:val="none" w:sz="0" w:space="0" w:color="000000"/>
-                <w:top w:val="none" w:sz="0" w:space="0" w:color="000000"/>
-                <w:left w:val="none" w:sz="0" w:space="0" w:color="000000"/>
-                <w:right w:val="none" w:sz="0" w:space="0" w:color="000000"/>
-              </w:pBdr>
-              <w:spacing w:after="100" w:before="100" w:line="240"/>
-              <w:ind w:left="100" w:right="100" w:firstLine="0" w:firstLineChars="0"/>
-              <w:rPr>
-                <w:rFonts w:ascii="Helvetica" w:hAnsi="Helvetica" w:eastAsia="Helvetica" w:cs="Helvetica"/>
-                <w:i w:val="false"/>
-                <w:b w:val="false"/>
-                <w:u w:val="none"/>
-                <w:sz w:val="22"/>
-                <w:szCs w:val="22"/>
-                <w:color w:val="000000"/>
-              </w:rPr>
-            </w:pPr>
-            <w:r>
-              <w:rPr>
-                <w:rFonts w:ascii="Helvetica" w:hAnsi="Helvetica" w:eastAsia="Helvetica" w:cs="Helvetica"/>
-                <w:i w:val="false"/>
-                <w:b w:val="false"/>
-                <w:u w:val="none"/>
-                <w:sz w:val="22"/>
-                <w:szCs w:val="22"/>
-                <w:color w:val="000000"/>
-              </w:rPr>
-              <w:t xml:space="preserve">0.08, 260</w:t>
-            </w:r>
-          </w:p>
-        </w:tc>
-        <w:tc>
-          <w:tcPr>
-            <w:tcBorders>
-              <w:bottom w:val="none" w:sz="0" w:space="0" w:color="000000"/>
-              <w:top w:val="none" w:sz="0" w:space="0" w:color="000000"/>
-              <w:left w:val="none" w:sz="0" w:space="0" w:color="000000"/>
-              <w:right w:val="none" w:sz="0" w:space="0" w:color="000000"/>
-            </w:tcBorders>
-            <w:shd w:val="clear" w:color="auto" w:fill="FFFFFF"/>
-            <w:tcMar>
-              <w:top w:w="0" w:type="dxa"/>
-              <w:bottom w:w="0" w:type="dxa"/>
-              <w:left w:w="0" w:type="dxa"/>
-              <w:right w:w="0" w:type="dxa"/>
-            </w:tcMar>
-            <w:vAlign w:val="top"/>
-          </w:tcPr>
-          <w:p>
-            <w:pPr>
-              <w:pStyle w:val="Normal"/>
-              <w:jc w:val="center"/>
-              <w:pBdr>
-                <w:bottom w:val="none" w:sz="0" w:space="0" w:color="000000"/>
-                <w:top w:val="none" w:sz="0" w:space="0" w:color="000000"/>
-                <w:left w:val="none" w:sz="0" w:space="0" w:color="000000"/>
-                <w:right w:val="none" w:sz="0" w:space="0" w:color="000000"/>
-              </w:pBdr>
-              <w:spacing w:after="100" w:before="100" w:line="240"/>
-              <w:ind w:left="100" w:right="100" w:firstLine="0" w:firstLineChars="0"/>
-              <w:rPr>
-                <w:rFonts w:ascii="Helvetica" w:hAnsi="Helvetica" w:eastAsia="Helvetica" w:cs="Helvetica"/>
-                <w:i w:val="false"/>
-                <w:b w:val="false"/>
-                <w:u w:val="none"/>
-                <w:sz w:val="22"/>
-                <w:szCs w:val="22"/>
-                <w:color w:val="000000"/>
-              </w:rPr>
-            </w:pPr>
-            <w:r>
-              <w:rPr>
-                <w:rFonts w:ascii="Helvetica" w:hAnsi="Helvetica" w:eastAsia="Helvetica" w:cs="Helvetica"/>
-                <w:i w:val="false"/>
-                <w:b w:val="false"/>
-                <w:u w:val="none"/>
-                <w:sz w:val="22"/>
-                <w:szCs w:val="22"/>
-                <w:color w:val="000000"/>
-              </w:rPr>
-              <w:t xml:space="preserve">0.460</w:t>
+              <w:t xml:space="preserve">5.20</w:t>
+            </w:r>
+          </w:p>
+        </w:tc>
+        <w:tc>
+          <w:tcPr>
+            <w:tcBorders>
+              <w:bottom w:val="none" w:sz="0" w:space="0" w:color="000000"/>
+              <w:top w:val="none" w:sz="0" w:space="0" w:color="000000"/>
+              <w:left w:val="none" w:sz="0" w:space="0" w:color="000000"/>
+              <w:right w:val="none" w:sz="0" w:space="0" w:color="000000"/>
+            </w:tcBorders>
+            <w:shd w:val="clear" w:color="auto" w:fill="FFFFFF"/>
+            <w:tcMar>
+              <w:top w:w="0" w:type="dxa"/>
+              <w:bottom w:w="0" w:type="dxa"/>
+              <w:left w:w="0" w:type="dxa"/>
+              <w:right w:w="0" w:type="dxa"/>
+            </w:tcMar>
+            <w:vAlign w:val="top"/>
+          </w:tcPr>
+          <w:p>
+            <w:pPr>
+              <w:pStyle w:val="Normal"/>
+              <w:jc w:val="center"/>
+              <w:pBdr>
+                <w:bottom w:val="none" w:sz="0" w:space="0" w:color="000000"/>
+                <w:top w:val="none" w:sz="0" w:space="0" w:color="000000"/>
+                <w:left w:val="none" w:sz="0" w:space="0" w:color="000000"/>
+                <w:right w:val="none" w:sz="0" w:space="0" w:color="000000"/>
+              </w:pBdr>
+              <w:spacing w:after="100" w:before="100" w:line="240"/>
+              <w:ind w:left="100" w:right="100" w:firstLine="0" w:firstLineChars="0"/>
+              <w:rPr>
+                <w:rFonts w:ascii="Helvetica" w:hAnsi="Helvetica" w:eastAsia="Helvetica" w:cs="Helvetica"/>
+                <w:i w:val="false"/>
+                <w:b w:val="false"/>
+                <w:u w:val="none"/>
+                <w:sz w:val="22"/>
+                <w:szCs w:val="22"/>
+                <w:color w:val="000000"/>
+              </w:rPr>
+            </w:pPr>
+            <w:r>
+              <w:rPr>
+                <w:rFonts w:ascii="Helvetica" w:hAnsi="Helvetica" w:eastAsia="Helvetica" w:cs="Helvetica"/>
+                <w:i w:val="false"/>
+                <w:b w:val="false"/>
+                <w:u w:val="none"/>
+                <w:sz w:val="22"/>
+                <w:szCs w:val="22"/>
+                <w:color w:val="000000"/>
+              </w:rPr>
+              <w:t xml:space="preserve">0.10, 277</w:t>
+            </w:r>
+          </w:p>
+        </w:tc>
+        <w:tc>
+          <w:tcPr>
+            <w:tcBorders>
+              <w:bottom w:val="none" w:sz="0" w:space="0" w:color="000000"/>
+              <w:top w:val="none" w:sz="0" w:space="0" w:color="000000"/>
+              <w:left w:val="none" w:sz="0" w:space="0" w:color="000000"/>
+              <w:right w:val="none" w:sz="0" w:space="0" w:color="000000"/>
+            </w:tcBorders>
+            <w:shd w:val="clear" w:color="auto" w:fill="FFFFFF"/>
+            <w:tcMar>
+              <w:top w:w="0" w:type="dxa"/>
+              <w:bottom w:w="0" w:type="dxa"/>
+              <w:left w:w="0" w:type="dxa"/>
+              <w:right w:w="0" w:type="dxa"/>
+            </w:tcMar>
+            <w:vAlign w:val="top"/>
+          </w:tcPr>
+          <w:p>
+            <w:pPr>
+              <w:pStyle w:val="Normal"/>
+              <w:jc w:val="center"/>
+              <w:pBdr>
+                <w:bottom w:val="none" w:sz="0" w:space="0" w:color="000000"/>
+                <w:top w:val="none" w:sz="0" w:space="0" w:color="000000"/>
+                <w:left w:val="none" w:sz="0" w:space="0" w:color="000000"/>
+                <w:right w:val="none" w:sz="0" w:space="0" w:color="000000"/>
+              </w:pBdr>
+              <w:spacing w:after="100" w:before="100" w:line="240"/>
+              <w:ind w:left="100" w:right="100" w:firstLine="0" w:firstLineChars="0"/>
+              <w:rPr>
+                <w:rFonts w:ascii="Helvetica" w:hAnsi="Helvetica" w:eastAsia="Helvetica" w:cs="Helvetica"/>
+                <w:i w:val="false"/>
+                <w:b w:val="false"/>
+                <w:u w:val="none"/>
+                <w:sz w:val="22"/>
+                <w:szCs w:val="22"/>
+                <w:color w:val="000000"/>
+              </w:rPr>
+            </w:pPr>
+            <w:r>
+              <w:rPr>
+                <w:rFonts w:ascii="Helvetica" w:hAnsi="Helvetica" w:eastAsia="Helvetica" w:cs="Helvetica"/>
+                <w:i w:val="false"/>
+                <w:b w:val="false"/>
+                <w:u w:val="none"/>
+                <w:sz w:val="22"/>
+                <w:szCs w:val="22"/>
+                <w:color w:val="000000"/>
+              </w:rPr>
+              <w:t xml:space="preserve">0.420</w:t>
             </w:r>
           </w:p>
         </w:tc>
@@ -13714,60 +13714,60 @@
                 <w:szCs w:val="22"/>
                 <w:color w:val="000000"/>
               </w:rPr>
-              <w:t xml:space="preserve">0.81, 1.04</w:t>
-            </w:r>
-          </w:p>
-        </w:tc>
-        <w:tc>
-          <w:tcPr>
-            <w:tcBorders>
-              <w:bottom w:val="none" w:sz="0" w:space="0" w:color="000000"/>
-              <w:top w:val="none" w:sz="0" w:space="0" w:color="000000"/>
-              <w:left w:val="none" w:sz="0" w:space="0" w:color="000000"/>
-              <w:right w:val="none" w:sz="0" w:space="0" w:color="000000"/>
-            </w:tcBorders>
-            <w:shd w:val="clear" w:color="auto" w:fill="FFFFFF"/>
-            <w:tcMar>
-              <w:top w:w="0" w:type="dxa"/>
-              <w:bottom w:w="0" w:type="dxa"/>
-              <w:left w:w="0" w:type="dxa"/>
-              <w:right w:w="0" w:type="dxa"/>
-            </w:tcMar>
-            <w:vAlign w:val="top"/>
-          </w:tcPr>
-          <w:p>
-            <w:pPr>
-              <w:pStyle w:val="Normal"/>
-              <w:jc w:val="center"/>
-              <w:pBdr>
-                <w:bottom w:val="none" w:sz="0" w:space="0" w:color="000000"/>
-                <w:top w:val="none" w:sz="0" w:space="0" w:color="000000"/>
-                <w:left w:val="none" w:sz="0" w:space="0" w:color="000000"/>
-                <w:right w:val="none" w:sz="0" w:space="0" w:color="000000"/>
-              </w:pBdr>
-              <w:spacing w:after="100" w:before="100" w:line="240"/>
-              <w:ind w:left="100" w:right="100" w:firstLine="0" w:firstLineChars="0"/>
-              <w:rPr>
-                <w:rFonts w:ascii="Helvetica" w:hAnsi="Helvetica" w:eastAsia="Helvetica" w:cs="Helvetica"/>
-                <w:i w:val="false"/>
-                <w:b w:val="false"/>
-                <w:u w:val="none"/>
-                <w:sz w:val="22"/>
-                <w:szCs w:val="22"/>
-                <w:color w:val="000000"/>
-              </w:rPr>
-            </w:pPr>
-            <w:r>
-              <w:rPr>
-                <w:rFonts w:ascii="Helvetica" w:hAnsi="Helvetica" w:eastAsia="Helvetica" w:cs="Helvetica"/>
-                <w:i w:val="false"/>
-                <w:b w:val="false"/>
-                <w:u w:val="none"/>
-                <w:sz w:val="22"/>
-                <w:szCs w:val="22"/>
-                <w:color w:val="000000"/>
-              </w:rPr>
-              <w:t xml:space="preserve">0.170</w:t>
+              <w:t xml:space="preserve">0.82, 1.04</w:t>
+            </w:r>
+          </w:p>
+        </w:tc>
+        <w:tc>
+          <w:tcPr>
+            <w:tcBorders>
+              <w:bottom w:val="none" w:sz="0" w:space="0" w:color="000000"/>
+              <w:top w:val="none" w:sz="0" w:space="0" w:color="000000"/>
+              <w:left w:val="none" w:sz="0" w:space="0" w:color="000000"/>
+              <w:right w:val="none" w:sz="0" w:space="0" w:color="000000"/>
+            </w:tcBorders>
+            <w:shd w:val="clear" w:color="auto" w:fill="FFFFFF"/>
+            <w:tcMar>
+              <w:top w:w="0" w:type="dxa"/>
+              <w:bottom w:w="0" w:type="dxa"/>
+              <w:left w:w="0" w:type="dxa"/>
+              <w:right w:w="0" w:type="dxa"/>
+            </w:tcMar>
+            <w:vAlign w:val="top"/>
+          </w:tcPr>
+          <w:p>
+            <w:pPr>
+              <w:pStyle w:val="Normal"/>
+              <w:jc w:val="center"/>
+              <w:pBdr>
+                <w:bottom w:val="none" w:sz="0" w:space="0" w:color="000000"/>
+                <w:top w:val="none" w:sz="0" w:space="0" w:color="000000"/>
+                <w:left w:val="none" w:sz="0" w:space="0" w:color="000000"/>
+                <w:right w:val="none" w:sz="0" w:space="0" w:color="000000"/>
+              </w:pBdr>
+              <w:spacing w:after="100" w:before="100" w:line="240"/>
+              <w:ind w:left="100" w:right="100" w:firstLine="0" w:firstLineChars="0"/>
+              <w:rPr>
+                <w:rFonts w:ascii="Helvetica" w:hAnsi="Helvetica" w:eastAsia="Helvetica" w:cs="Helvetica"/>
+                <w:i w:val="false"/>
+                <w:b w:val="false"/>
+                <w:u w:val="none"/>
+                <w:sz w:val="22"/>
+                <w:szCs w:val="22"/>
+                <w:color w:val="000000"/>
+              </w:rPr>
+            </w:pPr>
+            <w:r>
+              <w:rPr>
+                <w:rFonts w:ascii="Helvetica" w:hAnsi="Helvetica" w:eastAsia="Helvetica" w:cs="Helvetica"/>
+                <w:i w:val="false"/>
+                <w:b w:val="false"/>
+                <w:u w:val="none"/>
+                <w:sz w:val="22"/>
+                <w:szCs w:val="22"/>
+                <w:color w:val="000000"/>
+              </w:rPr>
+              <w:t xml:space="preserve">0.200</w:t>
             </w:r>
           </w:p>
         </w:tc>
@@ -14144,113 +14144,113 @@
                 <w:szCs w:val="22"/>
                 <w:color w:val="000000"/>
               </w:rPr>
-              <w:t xml:space="preserve">0.07</w:t>
-            </w:r>
-          </w:p>
-        </w:tc>
-        <w:tc>
-          <w:tcPr>
-            <w:tcBorders>
-              <w:bottom w:val="none" w:sz="0" w:space="0" w:color="000000"/>
-              <w:top w:val="none" w:sz="0" w:space="0" w:color="000000"/>
-              <w:left w:val="none" w:sz="0" w:space="0" w:color="000000"/>
-              <w:right w:val="none" w:sz="0" w:space="0" w:color="000000"/>
-            </w:tcBorders>
-            <w:shd w:val="clear" w:color="auto" w:fill="FFFFFF"/>
-            <w:tcMar>
-              <w:top w:w="0" w:type="dxa"/>
-              <w:bottom w:w="0" w:type="dxa"/>
-              <w:left w:w="0" w:type="dxa"/>
-              <w:right w:w="0" w:type="dxa"/>
-            </w:tcMar>
-            <w:vAlign w:val="top"/>
-          </w:tcPr>
-          <w:p>
-            <w:pPr>
-              <w:pStyle w:val="Normal"/>
-              <w:jc w:val="center"/>
-              <w:pBdr>
-                <w:bottom w:val="none" w:sz="0" w:space="0" w:color="000000"/>
-                <w:top w:val="none" w:sz="0" w:space="0" w:color="000000"/>
-                <w:left w:val="none" w:sz="0" w:space="0" w:color="000000"/>
-                <w:right w:val="none" w:sz="0" w:space="0" w:color="000000"/>
-              </w:pBdr>
-              <w:spacing w:after="100" w:before="100" w:line="240"/>
-              <w:ind w:left="100" w:right="100" w:firstLine="0" w:firstLineChars="0"/>
-              <w:rPr>
-                <w:rFonts w:ascii="Helvetica" w:hAnsi="Helvetica" w:eastAsia="Helvetica" w:cs="Helvetica"/>
-                <w:i w:val="false"/>
-                <w:b w:val="false"/>
-                <w:u w:val="none"/>
-                <w:sz w:val="22"/>
-                <w:szCs w:val="22"/>
-                <w:color w:val="000000"/>
-              </w:rPr>
-            </w:pPr>
-            <w:r>
-              <w:rPr>
-                <w:rFonts w:ascii="Helvetica" w:hAnsi="Helvetica" w:eastAsia="Helvetica" w:cs="Helvetica"/>
-                <w:i w:val="false"/>
-                <w:b w:val="false"/>
-                <w:u w:val="none"/>
-                <w:sz w:val="22"/>
-                <w:szCs w:val="22"/>
-                <w:color w:val="000000"/>
-              </w:rPr>
-              <w:t xml:space="preserve">0.01, 0.76</w:t>
-            </w:r>
-          </w:p>
-        </w:tc>
-        <w:tc>
-          <w:tcPr>
-            <w:tcBorders>
-              <w:bottom w:val="none" w:sz="0" w:space="0" w:color="000000"/>
-              <w:top w:val="none" w:sz="0" w:space="0" w:color="000000"/>
-              <w:left w:val="none" w:sz="0" w:space="0" w:color="000000"/>
-              <w:right w:val="none" w:sz="0" w:space="0" w:color="000000"/>
-            </w:tcBorders>
-            <w:shd w:val="clear" w:color="auto" w:fill="FFFFFF"/>
-            <w:tcMar>
-              <w:top w:w="0" w:type="dxa"/>
-              <w:bottom w:w="0" w:type="dxa"/>
-              <w:left w:w="0" w:type="dxa"/>
-              <w:right w:w="0" w:type="dxa"/>
-            </w:tcMar>
-            <w:vAlign w:val="top"/>
-          </w:tcPr>
-          <w:p>
-            <w:pPr>
-              <w:pStyle w:val="Normal"/>
-              <w:jc w:val="center"/>
-              <w:pBdr>
-                <w:bottom w:val="none" w:sz="0" w:space="0" w:color="000000"/>
-                <w:top w:val="none" w:sz="0" w:space="0" w:color="000000"/>
-                <w:left w:val="none" w:sz="0" w:space="0" w:color="000000"/>
-                <w:right w:val="none" w:sz="0" w:space="0" w:color="000000"/>
-              </w:pBdr>
-              <w:spacing w:after="100" w:before="100" w:line="240"/>
-              <w:ind w:left="100" w:right="100" w:firstLine="0" w:firstLineChars="0"/>
-              <w:rPr>
-                <w:rFonts w:ascii="Helvetica" w:hAnsi="Helvetica" w:eastAsia="Helvetica" w:cs="Helvetica"/>
-                <w:i w:val="false"/>
-                <w:b w:val="false"/>
-                <w:u w:val="none"/>
-                <w:sz w:val="22"/>
-                <w:szCs w:val="22"/>
-                <w:color w:val="000000"/>
-              </w:rPr>
-            </w:pPr>
-            <w:r>
-              <w:rPr>
-                <w:rFonts w:ascii="Helvetica" w:hAnsi="Helvetica" w:eastAsia="Helvetica" w:cs="Helvetica"/>
-                <w:i w:val="false"/>
-                <w:b w:val="false"/>
-                <w:u w:val="none"/>
-                <w:sz w:val="22"/>
-                <w:szCs w:val="22"/>
-                <w:color w:val="000000"/>
-              </w:rPr>
-              <w:t xml:space="preserve">0.029</w:t>
+              <w:t xml:space="preserve">0.06</w:t>
+            </w:r>
+          </w:p>
+        </w:tc>
+        <w:tc>
+          <w:tcPr>
+            <w:tcBorders>
+              <w:bottom w:val="none" w:sz="0" w:space="0" w:color="000000"/>
+              <w:top w:val="none" w:sz="0" w:space="0" w:color="000000"/>
+              <w:left w:val="none" w:sz="0" w:space="0" w:color="000000"/>
+              <w:right w:val="none" w:sz="0" w:space="0" w:color="000000"/>
+            </w:tcBorders>
+            <w:shd w:val="clear" w:color="auto" w:fill="FFFFFF"/>
+            <w:tcMar>
+              <w:top w:w="0" w:type="dxa"/>
+              <w:bottom w:w="0" w:type="dxa"/>
+              <w:left w:w="0" w:type="dxa"/>
+              <w:right w:w="0" w:type="dxa"/>
+            </w:tcMar>
+            <w:vAlign w:val="top"/>
+          </w:tcPr>
+          <w:p>
+            <w:pPr>
+              <w:pStyle w:val="Normal"/>
+              <w:jc w:val="center"/>
+              <w:pBdr>
+                <w:bottom w:val="none" w:sz="0" w:space="0" w:color="000000"/>
+                <w:top w:val="none" w:sz="0" w:space="0" w:color="000000"/>
+                <w:left w:val="none" w:sz="0" w:space="0" w:color="000000"/>
+                <w:right w:val="none" w:sz="0" w:space="0" w:color="000000"/>
+              </w:pBdr>
+              <w:spacing w:after="100" w:before="100" w:line="240"/>
+              <w:ind w:left="100" w:right="100" w:firstLine="0" w:firstLineChars="0"/>
+              <w:rPr>
+                <w:rFonts w:ascii="Helvetica" w:hAnsi="Helvetica" w:eastAsia="Helvetica" w:cs="Helvetica"/>
+                <w:i w:val="false"/>
+                <w:b w:val="false"/>
+                <w:u w:val="none"/>
+                <w:sz w:val="22"/>
+                <w:szCs w:val="22"/>
+                <w:color w:val="000000"/>
+              </w:rPr>
+            </w:pPr>
+            <w:r>
+              <w:rPr>
+                <w:rFonts w:ascii="Helvetica" w:hAnsi="Helvetica" w:eastAsia="Helvetica" w:cs="Helvetica"/>
+                <w:i w:val="false"/>
+                <w:b w:val="false"/>
+                <w:u w:val="none"/>
+                <w:sz w:val="22"/>
+                <w:szCs w:val="22"/>
+                <w:color w:val="000000"/>
+              </w:rPr>
+              <w:t xml:space="preserve">0.01, 0.56</w:t>
+            </w:r>
+          </w:p>
+        </w:tc>
+        <w:tc>
+          <w:tcPr>
+            <w:tcBorders>
+              <w:bottom w:val="none" w:sz="0" w:space="0" w:color="000000"/>
+              <w:top w:val="none" w:sz="0" w:space="0" w:color="000000"/>
+              <w:left w:val="none" w:sz="0" w:space="0" w:color="000000"/>
+              <w:right w:val="none" w:sz="0" w:space="0" w:color="000000"/>
+            </w:tcBorders>
+            <w:shd w:val="clear" w:color="auto" w:fill="FFFFFF"/>
+            <w:tcMar>
+              <w:top w:w="0" w:type="dxa"/>
+              <w:bottom w:w="0" w:type="dxa"/>
+              <w:left w:w="0" w:type="dxa"/>
+              <w:right w:w="0" w:type="dxa"/>
+            </w:tcMar>
+            <w:vAlign w:val="top"/>
+          </w:tcPr>
+          <w:p>
+            <w:pPr>
+              <w:pStyle w:val="Normal"/>
+              <w:jc w:val="center"/>
+              <w:pBdr>
+                <w:bottom w:val="none" w:sz="0" w:space="0" w:color="000000"/>
+                <w:top w:val="none" w:sz="0" w:space="0" w:color="000000"/>
+                <w:left w:val="none" w:sz="0" w:space="0" w:color="000000"/>
+                <w:right w:val="none" w:sz="0" w:space="0" w:color="000000"/>
+              </w:pBdr>
+              <w:spacing w:after="100" w:before="100" w:line="240"/>
+              <w:ind w:left="100" w:right="100" w:firstLine="0" w:firstLineChars="0"/>
+              <w:rPr>
+                <w:rFonts w:ascii="Helvetica" w:hAnsi="Helvetica" w:eastAsia="Helvetica" w:cs="Helvetica"/>
+                <w:i w:val="false"/>
+                <w:b w:val="false"/>
+                <w:u w:val="none"/>
+                <w:sz w:val="22"/>
+                <w:szCs w:val="22"/>
+                <w:color w:val="000000"/>
+              </w:rPr>
+            </w:pPr>
+            <w:r>
+              <w:rPr>
+                <w:rFonts w:ascii="Helvetica" w:hAnsi="Helvetica" w:eastAsia="Helvetica" w:cs="Helvetica"/>
+                <w:i w:val="false"/>
+                <w:b w:val="false"/>
+                <w:u w:val="none"/>
+                <w:sz w:val="22"/>
+                <w:szCs w:val="22"/>
+                <w:color w:val="000000"/>
+              </w:rPr>
+              <w:t xml:space="preserve">0.014</w:t>
             </w:r>
           </w:p>
         </w:tc>
@@ -14627,113 +14627,113 @@
                 <w:szCs w:val="22"/>
                 <w:color w:val="000000"/>
               </w:rPr>
-              <w:t xml:space="preserve">2.77</w:t>
-            </w:r>
-          </w:p>
-        </w:tc>
-        <w:tc>
-          <w:tcPr>
-            <w:tcBorders>
-              <w:bottom w:val="none" w:sz="0" w:space="0" w:color="000000"/>
-              <w:top w:val="none" w:sz="0" w:space="0" w:color="000000"/>
-              <w:left w:val="none" w:sz="0" w:space="0" w:color="000000"/>
-              <w:right w:val="none" w:sz="0" w:space="0" w:color="000000"/>
-            </w:tcBorders>
-            <w:shd w:val="clear" w:color="auto" w:fill="FFFFFF"/>
-            <w:tcMar>
-              <w:top w:w="0" w:type="dxa"/>
-              <w:bottom w:w="0" w:type="dxa"/>
-              <w:left w:w="0" w:type="dxa"/>
-              <w:right w:w="0" w:type="dxa"/>
-            </w:tcMar>
-            <w:vAlign w:val="top"/>
-          </w:tcPr>
-          <w:p>
-            <w:pPr>
-              <w:pStyle w:val="Normal"/>
-              <w:jc w:val="center"/>
-              <w:pBdr>
-                <w:bottom w:val="none" w:sz="0" w:space="0" w:color="000000"/>
-                <w:top w:val="none" w:sz="0" w:space="0" w:color="000000"/>
-                <w:left w:val="none" w:sz="0" w:space="0" w:color="000000"/>
-                <w:right w:val="none" w:sz="0" w:space="0" w:color="000000"/>
-              </w:pBdr>
-              <w:spacing w:after="100" w:before="100" w:line="240"/>
-              <w:ind w:left="100" w:right="100" w:firstLine="0" w:firstLineChars="0"/>
-              <w:rPr>
-                <w:rFonts w:ascii="Helvetica" w:hAnsi="Helvetica" w:eastAsia="Helvetica" w:cs="Helvetica"/>
-                <w:i w:val="false"/>
-                <w:b w:val="false"/>
-                <w:u w:val="none"/>
-                <w:sz w:val="22"/>
-                <w:szCs w:val="22"/>
-                <w:color w:val="000000"/>
-              </w:rPr>
-            </w:pPr>
-            <w:r>
-              <w:rPr>
-                <w:rFonts w:ascii="Helvetica" w:hAnsi="Helvetica" w:eastAsia="Helvetica" w:cs="Helvetica"/>
-                <w:i w:val="false"/>
-                <w:b w:val="false"/>
-                <w:u w:val="none"/>
-                <w:sz w:val="22"/>
-                <w:szCs w:val="22"/>
-                <w:color w:val="000000"/>
-              </w:rPr>
-              <w:t xml:space="preserve">0.62, 12.4</w:t>
-            </w:r>
-          </w:p>
-        </w:tc>
-        <w:tc>
-          <w:tcPr>
-            <w:tcBorders>
-              <w:bottom w:val="none" w:sz="0" w:space="0" w:color="000000"/>
-              <w:top w:val="none" w:sz="0" w:space="0" w:color="000000"/>
-              <w:left w:val="none" w:sz="0" w:space="0" w:color="000000"/>
-              <w:right w:val="none" w:sz="0" w:space="0" w:color="000000"/>
-            </w:tcBorders>
-            <w:shd w:val="clear" w:color="auto" w:fill="FFFFFF"/>
-            <w:tcMar>
-              <w:top w:w="0" w:type="dxa"/>
-              <w:bottom w:w="0" w:type="dxa"/>
-              <w:left w:w="0" w:type="dxa"/>
-              <w:right w:w="0" w:type="dxa"/>
-            </w:tcMar>
-            <w:vAlign w:val="top"/>
-          </w:tcPr>
-          <w:p>
-            <w:pPr>
-              <w:pStyle w:val="Normal"/>
-              <w:jc w:val="center"/>
-              <w:pBdr>
-                <w:bottom w:val="none" w:sz="0" w:space="0" w:color="000000"/>
-                <w:top w:val="none" w:sz="0" w:space="0" w:color="000000"/>
-                <w:left w:val="none" w:sz="0" w:space="0" w:color="000000"/>
-                <w:right w:val="none" w:sz="0" w:space="0" w:color="000000"/>
-              </w:pBdr>
-              <w:spacing w:after="100" w:before="100" w:line="240"/>
-              <w:ind w:left="100" w:right="100" w:firstLine="0" w:firstLineChars="0"/>
-              <w:rPr>
-                <w:rFonts w:ascii="Helvetica" w:hAnsi="Helvetica" w:eastAsia="Helvetica" w:cs="Helvetica"/>
-                <w:i w:val="false"/>
-                <w:b w:val="false"/>
-                <w:u w:val="none"/>
-                <w:sz w:val="22"/>
-                <w:szCs w:val="22"/>
-                <w:color w:val="000000"/>
-              </w:rPr>
-            </w:pPr>
-            <w:r>
-              <w:rPr>
-                <w:rFonts w:ascii="Helvetica" w:hAnsi="Helvetica" w:eastAsia="Helvetica" w:cs="Helvetica"/>
-                <w:i w:val="false"/>
-                <w:b w:val="false"/>
-                <w:u w:val="none"/>
-                <w:sz w:val="22"/>
-                <w:szCs w:val="22"/>
-                <w:color w:val="000000"/>
-              </w:rPr>
-              <w:t xml:space="preserve">0.180</w:t>
+              <w:t xml:space="preserve">2.96</w:t>
+            </w:r>
+          </w:p>
+        </w:tc>
+        <w:tc>
+          <w:tcPr>
+            <w:tcBorders>
+              <w:bottom w:val="none" w:sz="0" w:space="0" w:color="000000"/>
+              <w:top w:val="none" w:sz="0" w:space="0" w:color="000000"/>
+              <w:left w:val="none" w:sz="0" w:space="0" w:color="000000"/>
+              <w:right w:val="none" w:sz="0" w:space="0" w:color="000000"/>
+            </w:tcBorders>
+            <w:shd w:val="clear" w:color="auto" w:fill="FFFFFF"/>
+            <w:tcMar>
+              <w:top w:w="0" w:type="dxa"/>
+              <w:bottom w:w="0" w:type="dxa"/>
+              <w:left w:w="0" w:type="dxa"/>
+              <w:right w:w="0" w:type="dxa"/>
+            </w:tcMar>
+            <w:vAlign w:val="top"/>
+          </w:tcPr>
+          <w:p>
+            <w:pPr>
+              <w:pStyle w:val="Normal"/>
+              <w:jc w:val="center"/>
+              <w:pBdr>
+                <w:bottom w:val="none" w:sz="0" w:space="0" w:color="000000"/>
+                <w:top w:val="none" w:sz="0" w:space="0" w:color="000000"/>
+                <w:left w:val="none" w:sz="0" w:space="0" w:color="000000"/>
+                <w:right w:val="none" w:sz="0" w:space="0" w:color="000000"/>
+              </w:pBdr>
+              <w:spacing w:after="100" w:before="100" w:line="240"/>
+              <w:ind w:left="100" w:right="100" w:firstLine="0" w:firstLineChars="0"/>
+              <w:rPr>
+                <w:rFonts w:ascii="Helvetica" w:hAnsi="Helvetica" w:eastAsia="Helvetica" w:cs="Helvetica"/>
+                <w:i w:val="false"/>
+                <w:b w:val="false"/>
+                <w:u w:val="none"/>
+                <w:sz w:val="22"/>
+                <w:szCs w:val="22"/>
+                <w:color w:val="000000"/>
+              </w:rPr>
+            </w:pPr>
+            <w:r>
+              <w:rPr>
+                <w:rFonts w:ascii="Helvetica" w:hAnsi="Helvetica" w:eastAsia="Helvetica" w:cs="Helvetica"/>
+                <w:i w:val="false"/>
+                <w:b w:val="false"/>
+                <w:u w:val="none"/>
+                <w:sz w:val="22"/>
+                <w:szCs w:val="22"/>
+                <w:color w:val="000000"/>
+              </w:rPr>
+              <w:t xml:space="preserve">0.73, 12.1</w:t>
+            </w:r>
+          </w:p>
+        </w:tc>
+        <w:tc>
+          <w:tcPr>
+            <w:tcBorders>
+              <w:bottom w:val="none" w:sz="0" w:space="0" w:color="000000"/>
+              <w:top w:val="none" w:sz="0" w:space="0" w:color="000000"/>
+              <w:left w:val="none" w:sz="0" w:space="0" w:color="000000"/>
+              <w:right w:val="none" w:sz="0" w:space="0" w:color="000000"/>
+            </w:tcBorders>
+            <w:shd w:val="clear" w:color="auto" w:fill="FFFFFF"/>
+            <w:tcMar>
+              <w:top w:w="0" w:type="dxa"/>
+              <w:bottom w:w="0" w:type="dxa"/>
+              <w:left w:w="0" w:type="dxa"/>
+              <w:right w:w="0" w:type="dxa"/>
+            </w:tcMar>
+            <w:vAlign w:val="top"/>
+          </w:tcPr>
+          <w:p>
+            <w:pPr>
+              <w:pStyle w:val="Normal"/>
+              <w:jc w:val="center"/>
+              <w:pBdr>
+                <w:bottom w:val="none" w:sz="0" w:space="0" w:color="000000"/>
+                <w:top w:val="none" w:sz="0" w:space="0" w:color="000000"/>
+                <w:left w:val="none" w:sz="0" w:space="0" w:color="000000"/>
+                <w:right w:val="none" w:sz="0" w:space="0" w:color="000000"/>
+              </w:pBdr>
+              <w:spacing w:after="100" w:before="100" w:line="240"/>
+              <w:ind w:left="100" w:right="100" w:firstLine="0" w:firstLineChars="0"/>
+              <w:rPr>
+                <w:rFonts w:ascii="Helvetica" w:hAnsi="Helvetica" w:eastAsia="Helvetica" w:cs="Helvetica"/>
+                <w:i w:val="false"/>
+                <w:b w:val="false"/>
+                <w:u w:val="none"/>
+                <w:sz w:val="22"/>
+                <w:szCs w:val="22"/>
+                <w:color w:val="000000"/>
+              </w:rPr>
+            </w:pPr>
+            <w:r>
+              <w:rPr>
+                <w:rFonts w:ascii="Helvetica" w:hAnsi="Helvetica" w:eastAsia="Helvetica" w:cs="Helvetica"/>
+                <w:i w:val="false"/>
+                <w:b w:val="false"/>
+                <w:u w:val="none"/>
+                <w:sz w:val="22"/>
+                <w:szCs w:val="22"/>
+                <w:color w:val="000000"/>
+              </w:rPr>
+              <w:t xml:space="preserve">0.130</w:t>
             </w:r>
           </w:p>
         </w:tc>
@@ -14792,7 +14792,7 @@
                 <w:szCs w:val="22"/>
                 <w:color w:val="000000"/>
               </w:rPr>
-              <w:t xml:space="preserve">ckd_epi_gfr_cre_cys</w:t>
+              <w:t xml:space="preserve">baseline_cre_egfr</w:t>
             </w:r>
           </w:p>
         </w:tc>
@@ -14898,7 +14898,7 @@
                 <w:szCs w:val="22"/>
                 <w:color w:val="000000"/>
               </w:rPr>
-              <w:t xml:space="preserve">0.95</w:t>
+              <w:t xml:space="preserve">0.96</w:t>
             </w:r>
           </w:p>
         </w:tc>
@@ -15110,7 +15110,7 @@
                 <w:szCs w:val="22"/>
                 <w:color w:val="000000"/>
               </w:rPr>
-              <w:t xml:space="preserve">0.92</w:t>
+              <w:t xml:space="preserve">0.93</w:t>
             </w:r>
           </w:p>
         </w:tc>
@@ -15163,7 +15163,7 @@
                 <w:szCs w:val="22"/>
                 <w:color w:val="000000"/>
               </w:rPr>
-              <w:t xml:space="preserve">0.88, 0.97</w:t>
+              <w:t xml:space="preserve">0.89, 0.98</w:t>
             </w:r>
           </w:p>
         </w:tc>
@@ -15216,7 +15216,7 @@
                 <w:szCs w:val="22"/>
                 <w:color w:val="000000"/>
               </w:rPr>
-              <w:t xml:space="preserve">0.002</w:t>
+              <w:t xml:space="preserve">0.004</w:t>
             </w:r>
           </w:p>
         </w:tc>
